--- a/SubQuery_Correlated_SubQ.docx
+++ b/SubQuery_Correlated_SubQ.docx
@@ -260,14 +260,16 @@
           <w:rFonts w:eastAsia="Times New Roman" w:cstheme="minorHAnsi"/>
           <w:b/>
           <w:bCs/>
-          <w:lang w:eastAsia="en-IN"/>
-        </w:rPr>
-      </w:pPr>
-      <w:r>
-        <w:rPr>
-          <w:rFonts w:eastAsia="Times New Roman" w:cstheme="minorHAnsi"/>
-          <w:b/>
-          <w:bCs/>
+          <w:noProof/>
+          <w:lang w:eastAsia="en-IN"/>
+        </w:rPr>
+      </w:pPr>
+      <w:r>
+        <w:rPr>
+          <w:rFonts w:eastAsia="Times New Roman" w:cstheme="minorHAnsi"/>
+          <w:b/>
+          <w:bCs/>
+          <w:noProof/>
           <w:lang w:eastAsia="en-IN"/>
         </w:rPr>
         <w:t>Basic Example Table</w:t>
@@ -278,12 +280,14 @@
         <w:spacing w:after="0" w:line="240" w:lineRule="auto"/>
         <w:rPr>
           <w:rFonts w:eastAsia="Times New Roman" w:cstheme="minorHAnsi"/>
-          <w:lang w:eastAsia="en-IN"/>
-        </w:rPr>
-      </w:pPr>
-      <w:r>
-        <w:rPr>
-          <w:rFonts w:eastAsia="Times New Roman" w:cstheme="minorHAnsi"/>
+          <w:noProof/>
+          <w:lang w:eastAsia="en-IN"/>
+        </w:rPr>
+      </w:pPr>
+      <w:r>
+        <w:rPr>
+          <w:rFonts w:eastAsia="Times New Roman" w:cstheme="minorHAnsi"/>
+          <w:noProof/>
           <w:lang w:eastAsia="en-IN"/>
         </w:rPr>
         <w:t>Assume this table:</w:t>
@@ -312,18 +316,18 @@
         <w:spacing w:after="0" w:line="240" w:lineRule="auto"/>
         <w:rPr>
           <w:rFonts w:eastAsia="Times New Roman" w:cstheme="minorHAnsi"/>
-          <w:lang w:eastAsia="en-IN"/>
-        </w:rPr>
-      </w:pPr>
-      <w:proofErr w:type="gramStart"/>
-      <w:r>
-        <w:rPr>
-          <w:rFonts w:eastAsia="Times New Roman" w:cstheme="minorHAnsi"/>
+          <w:noProof/>
+          <w:lang w:eastAsia="en-IN"/>
+        </w:rPr>
+      </w:pPr>
+      <w:r>
+        <w:rPr>
+          <w:rFonts w:eastAsia="Times New Roman" w:cstheme="minorHAnsi"/>
+          <w:noProof/>
           <w:lang w:eastAsia="en-IN"/>
         </w:rPr>
         <w:t>employees</w:t>
       </w:r>
-      <w:proofErr w:type="gramEnd"/>
     </w:p>
     <w:p>
       <w:pPr>
@@ -348,12 +352,14 @@
         <w:spacing w:after="0" w:line="240" w:lineRule="auto"/>
         <w:rPr>
           <w:rFonts w:eastAsia="Times New Roman" w:cstheme="minorHAnsi"/>
-          <w:lang w:eastAsia="en-IN"/>
-        </w:rPr>
-      </w:pPr>
-      <w:r>
-        <w:rPr>
-          <w:rFonts w:eastAsia="Times New Roman" w:cstheme="minorHAnsi"/>
+          <w:noProof/>
+          <w:lang w:eastAsia="en-IN"/>
+        </w:rPr>
+      </w:pPr>
+      <w:r>
+        <w:rPr>
+          <w:rFonts w:eastAsia="Times New Roman" w:cstheme="minorHAnsi"/>
+          <w:noProof/>
           <w:lang w:eastAsia="en-IN"/>
         </w:rPr>
         <w:t>--------------------------</w:t>
@@ -382,37 +388,32 @@
         <w:spacing w:after="0" w:line="240" w:lineRule="auto"/>
         <w:rPr>
           <w:rFonts w:eastAsia="Times New Roman" w:cstheme="minorHAnsi"/>
-          <w:lang w:eastAsia="en-IN"/>
-        </w:rPr>
-      </w:pPr>
-      <w:proofErr w:type="spellStart"/>
-      <w:r>
-        <w:rPr>
-          <w:rFonts w:eastAsia="Times New Roman" w:cstheme="minorHAnsi"/>
-          <w:lang w:eastAsia="en-IN"/>
-        </w:rPr>
-        <w:t>emp_id</w:t>
-      </w:r>
-      <w:proofErr w:type="spellEnd"/>
-      <w:r>
-        <w:rPr>
-          <w:rFonts w:eastAsia="Times New Roman" w:cstheme="minorHAnsi"/>
-          <w:lang w:eastAsia="en-IN"/>
-        </w:rPr>
-        <w:t xml:space="preserve"> | name | department | salary</w:t>
-      </w:r>
-    </w:p>
-    <w:p>
-      <w:pPr>
-        <w:spacing w:after="0" w:line="240" w:lineRule="auto"/>
-        <w:rPr>
-          <w:rFonts w:eastAsia="Times New Roman" w:cstheme="minorHAnsi"/>
-          <w:lang w:eastAsia="en-IN"/>
-        </w:rPr>
-      </w:pPr>
-      <w:r>
-        <w:rPr>
-          <w:rFonts w:eastAsia="Times New Roman" w:cstheme="minorHAnsi"/>
+          <w:noProof/>
+          <w:lang w:eastAsia="en-IN"/>
+        </w:rPr>
+      </w:pPr>
+      <w:r>
+        <w:rPr>
+          <w:rFonts w:eastAsia="Times New Roman" w:cstheme="minorHAnsi"/>
+          <w:noProof/>
+          <w:lang w:eastAsia="en-IN"/>
+        </w:rPr>
+        <w:t>emp_id | name | department | salary</w:t>
+      </w:r>
+    </w:p>
+    <w:p>
+      <w:pPr>
+        <w:spacing w:after="0" w:line="240" w:lineRule="auto"/>
+        <w:rPr>
+          <w:rFonts w:eastAsia="Times New Roman" w:cstheme="minorHAnsi"/>
+          <w:noProof/>
+          <w:lang w:eastAsia="en-IN"/>
+        </w:rPr>
+      </w:pPr>
+      <w:r>
+        <w:rPr>
+          <w:rFonts w:eastAsia="Times New Roman" w:cstheme="minorHAnsi"/>
+          <w:noProof/>
           <w:lang w:eastAsia="en-IN"/>
         </w:rPr>
         <w:pict>
@@ -428,69 +429,37 @@
           <w:rFonts w:eastAsia="Times New Roman" w:cstheme="minorHAnsi"/>
           <w:b/>
           <w:bCs/>
-          <w:lang w:eastAsia="en-IN"/>
-        </w:rPr>
-      </w:pPr>
-      <w:r>
-        <w:rPr>
-          <w:rFonts w:eastAsia="Times New Roman" w:cstheme="minorHAnsi"/>
-          <w:b/>
-          <w:bCs/>
-          <w:lang w:eastAsia="en-IN"/>
-        </w:rPr>
-        <w:t xml:space="preserve">Why Do We Need </w:t>
-      </w:r>
-      <w:proofErr w:type="spellStart"/>
-      <w:r>
-        <w:rPr>
-          <w:rFonts w:eastAsia="Times New Roman" w:cstheme="minorHAnsi"/>
-          <w:b/>
-          <w:bCs/>
-          <w:lang w:eastAsia="en-IN"/>
-        </w:rPr>
-        <w:t>Subqueries</w:t>
-      </w:r>
-      <w:proofErr w:type="spellEnd"/>
-      <w:r>
-        <w:rPr>
-          <w:rFonts w:eastAsia="Times New Roman" w:cstheme="minorHAnsi"/>
-          <w:b/>
-          <w:bCs/>
-          <w:lang w:eastAsia="en-IN"/>
-        </w:rPr>
-        <w:t>?</w:t>
-      </w:r>
-    </w:p>
-    <w:p>
-      <w:pPr>
-        <w:spacing w:after="0" w:line="240" w:lineRule="auto"/>
-        <w:rPr>
-          <w:rFonts w:eastAsia="Times New Roman" w:cstheme="minorHAnsi"/>
-          <w:lang w:eastAsia="en-IN"/>
-        </w:rPr>
-      </w:pPr>
-      <w:r>
-        <w:rPr>
-          <w:rFonts w:eastAsia="Times New Roman" w:cstheme="minorHAnsi"/>
-          <w:lang w:eastAsia="en-IN"/>
-        </w:rPr>
-        <w:t xml:space="preserve">We use </w:t>
-      </w:r>
-      <w:proofErr w:type="spellStart"/>
-      <w:r>
-        <w:rPr>
-          <w:rFonts w:eastAsia="Times New Roman" w:cstheme="minorHAnsi"/>
-          <w:lang w:eastAsia="en-IN"/>
-        </w:rPr>
-        <w:t>subqueries</w:t>
-      </w:r>
-      <w:proofErr w:type="spellEnd"/>
-      <w:r>
-        <w:rPr>
-          <w:rFonts w:eastAsia="Times New Roman" w:cstheme="minorHAnsi"/>
-          <w:lang w:eastAsia="en-IN"/>
-        </w:rPr>
-        <w:t xml:space="preserve"> when:</w:t>
+          <w:noProof/>
+          <w:lang w:eastAsia="en-IN"/>
+        </w:rPr>
+      </w:pPr>
+      <w:r>
+        <w:rPr>
+          <w:rFonts w:eastAsia="Times New Roman" w:cstheme="minorHAnsi"/>
+          <w:b/>
+          <w:bCs/>
+          <w:noProof/>
+          <w:lang w:eastAsia="en-IN"/>
+        </w:rPr>
+        <w:t>Why Do We Need Subqueries?</w:t>
+      </w:r>
+    </w:p>
+    <w:p>
+      <w:pPr>
+        <w:spacing w:after="0" w:line="240" w:lineRule="auto"/>
+        <w:rPr>
+          <w:rFonts w:eastAsia="Times New Roman" w:cstheme="minorHAnsi"/>
+          <w:noProof/>
+          <w:lang w:eastAsia="en-IN"/>
+        </w:rPr>
+      </w:pPr>
+      <w:r>
+        <w:rPr>
+          <w:rFonts w:eastAsia="Times New Roman" w:cstheme="minorHAnsi"/>
+          <w:noProof/>
+          <w:lang w:eastAsia="en-IN"/>
+        </w:rPr>
+        <w:t>We use subqueries when:</w:t>
       </w:r>
     </w:p>
     <w:p>
@@ -502,12 +471,14 @@
         <w:spacing w:after="0" w:line="240" w:lineRule="auto"/>
         <w:rPr>
           <w:rFonts w:eastAsia="Times New Roman" w:cstheme="minorHAnsi"/>
-          <w:lang w:eastAsia="en-IN"/>
-        </w:rPr>
-      </w:pPr>
-      <w:r>
-        <w:rPr>
-          <w:rFonts w:eastAsia="Times New Roman" w:cstheme="minorHAnsi"/>
+          <w:noProof/>
+          <w:lang w:eastAsia="en-IN"/>
+        </w:rPr>
+      </w:pPr>
+      <w:r>
+        <w:rPr>
+          <w:rFonts w:eastAsia="Times New Roman" w:cstheme="minorHAnsi"/>
+          <w:noProof/>
           <w:lang w:eastAsia="en-IN"/>
         </w:rPr>
         <w:t xml:space="preserve">We need </w:t>
@@ -517,6 +488,7 @@
           <w:rFonts w:eastAsia="Times New Roman" w:cstheme="minorHAnsi"/>
           <w:b/>
           <w:bCs/>
+          <w:noProof/>
           <w:lang w:eastAsia="en-IN"/>
         </w:rPr>
         <w:t>data first</w:t>
@@ -524,6 +496,7 @@
       <w:r>
         <w:rPr>
           <w:rFonts w:eastAsia="Times New Roman" w:cstheme="minorHAnsi"/>
+          <w:noProof/>
           <w:lang w:eastAsia="en-IN"/>
         </w:rPr>
         <w:t>, then apply logic on it</w:t>
@@ -721,31 +694,17 @@
         <w:spacing w:after="0" w:line="240" w:lineRule="auto"/>
         <w:rPr>
           <w:rFonts w:eastAsia="Times New Roman" w:cstheme="minorHAnsi"/>
-          <w:lang w:eastAsia="en-IN"/>
-        </w:rPr>
-      </w:pPr>
-      <w:r>
-        <w:rPr>
-          <w:rFonts w:eastAsia="Times New Roman" w:cstheme="minorHAnsi"/>
-          <w:lang w:eastAsia="en-IN"/>
-        </w:rPr>
-        <w:t xml:space="preserve">SELECT </w:t>
-      </w:r>
-      <w:proofErr w:type="gramStart"/>
-      <w:r>
-        <w:rPr>
-          <w:rFonts w:eastAsia="Times New Roman" w:cstheme="minorHAnsi"/>
-          <w:lang w:eastAsia="en-IN"/>
-        </w:rPr>
-        <w:t>AVG(</w:t>
-      </w:r>
-      <w:proofErr w:type="gramEnd"/>
-      <w:r>
-        <w:rPr>
-          <w:rFonts w:eastAsia="Times New Roman" w:cstheme="minorHAnsi"/>
-          <w:lang w:eastAsia="en-IN"/>
-        </w:rPr>
-        <w:t>salary)</w:t>
+          <w:noProof/>
+          <w:lang w:eastAsia="en-IN"/>
+        </w:rPr>
+      </w:pPr>
+      <w:r>
+        <w:rPr>
+          <w:rFonts w:eastAsia="Times New Roman" w:cstheme="minorHAnsi"/>
+          <w:noProof/>
+          <w:lang w:eastAsia="en-IN"/>
+        </w:rPr>
+        <w:t>SELECT AVG(salary)</w:t>
       </w:r>
     </w:p>
     <w:p>
@@ -771,12 +730,14 @@
         <w:spacing w:after="0" w:line="240" w:lineRule="auto"/>
         <w:rPr>
           <w:rFonts w:eastAsia="Times New Roman" w:cstheme="minorHAnsi"/>
-          <w:lang w:eastAsia="en-IN"/>
-        </w:rPr>
-      </w:pPr>
-      <w:r>
-        <w:rPr>
-          <w:rFonts w:eastAsia="Times New Roman" w:cstheme="minorHAnsi"/>
+          <w:noProof/>
+          <w:lang w:eastAsia="en-IN"/>
+        </w:rPr>
+      </w:pPr>
+      <w:r>
+        <w:rPr>
+          <w:rFonts w:eastAsia="Times New Roman" w:cstheme="minorHAnsi"/>
+          <w:noProof/>
           <w:lang w:eastAsia="en-IN"/>
         </w:rPr>
         <w:t>FROM employees;</w:t>
@@ -787,12 +748,14 @@
         <w:spacing w:after="0" w:line="240" w:lineRule="auto"/>
         <w:rPr>
           <w:rFonts w:eastAsia="Times New Roman" w:cstheme="minorHAnsi"/>
-          <w:lang w:eastAsia="en-IN"/>
-        </w:rPr>
-      </w:pPr>
-      <w:r>
-        <w:rPr>
-          <w:rFonts w:eastAsia="Times New Roman" w:cstheme="minorHAnsi"/>
+          <w:noProof/>
+          <w:lang w:eastAsia="en-IN"/>
+        </w:rPr>
+      </w:pPr>
+      <w:r>
+        <w:rPr>
+          <w:rFonts w:eastAsia="Times New Roman" w:cstheme="minorHAnsi"/>
+          <w:noProof/>
           <w:lang w:eastAsia="en-IN"/>
         </w:rPr>
         <w:t>Assume result is:</w:t>
@@ -821,12 +784,14 @@
         <w:spacing w:after="0" w:line="240" w:lineRule="auto"/>
         <w:rPr>
           <w:rFonts w:eastAsia="Times New Roman" w:cstheme="minorHAnsi"/>
-          <w:lang w:eastAsia="en-IN"/>
-        </w:rPr>
-      </w:pPr>
-      <w:r>
-        <w:rPr>
-          <w:rFonts w:eastAsia="Times New Roman" w:cstheme="minorHAnsi"/>
+          <w:noProof/>
+          <w:lang w:eastAsia="en-IN"/>
+        </w:rPr>
+      </w:pPr>
+      <w:r>
+        <w:rPr>
+          <w:rFonts w:eastAsia="Times New Roman" w:cstheme="minorHAnsi"/>
+          <w:noProof/>
           <w:lang w:eastAsia="en-IN"/>
         </w:rPr>
         <w:t>60000</w:t>
@@ -837,12 +802,14 @@
         <w:spacing w:after="0" w:line="240" w:lineRule="auto"/>
         <w:rPr>
           <w:rFonts w:eastAsia="Times New Roman" w:cstheme="minorHAnsi"/>
-          <w:lang w:eastAsia="en-IN"/>
-        </w:rPr>
-      </w:pPr>
-      <w:r>
-        <w:rPr>
-          <w:rFonts w:eastAsia="Times New Roman" w:cstheme="minorHAnsi"/>
+          <w:noProof/>
+          <w:lang w:eastAsia="en-IN"/>
+        </w:rPr>
+      </w:pPr>
+      <w:r>
+        <w:rPr>
+          <w:rFonts w:eastAsia="Times New Roman" w:cstheme="minorHAnsi"/>
+          <w:noProof/>
           <w:lang w:eastAsia="en-IN"/>
         </w:rPr>
         <w:pict>
@@ -858,14 +825,16 @@
           <w:rFonts w:eastAsia="Times New Roman" w:cstheme="minorHAnsi"/>
           <w:b/>
           <w:bCs/>
-          <w:lang w:eastAsia="en-IN"/>
-        </w:rPr>
-      </w:pPr>
-      <w:r>
-        <w:rPr>
-          <w:rFonts w:eastAsia="Times New Roman" w:cstheme="minorHAnsi"/>
-          <w:b/>
-          <w:bCs/>
+          <w:noProof/>
+          <w:lang w:eastAsia="en-IN"/>
+        </w:rPr>
+      </w:pPr>
+      <w:r>
+        <w:rPr>
+          <w:rFonts w:eastAsia="Times New Roman" w:cstheme="minorHAnsi"/>
+          <w:b/>
+          <w:bCs/>
+          <w:noProof/>
           <w:lang w:eastAsia="en-IN"/>
         </w:rPr>
         <w:t>Step 2: Use it inside another query</w:t>
@@ -894,12 +863,14 @@
         <w:spacing w:after="0" w:line="240" w:lineRule="auto"/>
         <w:rPr>
           <w:rFonts w:eastAsia="Times New Roman" w:cstheme="minorHAnsi"/>
-          <w:lang w:eastAsia="en-IN"/>
-        </w:rPr>
-      </w:pPr>
-      <w:r>
-        <w:rPr>
-          <w:rFonts w:eastAsia="Times New Roman" w:cstheme="minorHAnsi"/>
+          <w:noProof/>
+          <w:lang w:eastAsia="en-IN"/>
+        </w:rPr>
+      </w:pPr>
+      <w:r>
+        <w:rPr>
+          <w:rFonts w:eastAsia="Times New Roman" w:cstheme="minorHAnsi"/>
+          <w:noProof/>
           <w:lang w:eastAsia="en-IN"/>
         </w:rPr>
         <w:t>SELECT *</w:t>
@@ -928,12 +899,14 @@
         <w:spacing w:after="0" w:line="240" w:lineRule="auto"/>
         <w:rPr>
           <w:rFonts w:eastAsia="Times New Roman" w:cstheme="minorHAnsi"/>
-          <w:lang w:eastAsia="en-IN"/>
-        </w:rPr>
-      </w:pPr>
-      <w:r>
-        <w:rPr>
-          <w:rFonts w:eastAsia="Times New Roman" w:cstheme="minorHAnsi"/>
+          <w:noProof/>
+          <w:lang w:eastAsia="en-IN"/>
+        </w:rPr>
+      </w:pPr>
+      <w:r>
+        <w:rPr>
+          <w:rFonts w:eastAsia="Times New Roman" w:cstheme="minorHAnsi"/>
+          <w:noProof/>
           <w:lang w:eastAsia="en-IN"/>
         </w:rPr>
         <w:t>FROM employees</w:t>
@@ -962,12 +935,14 @@
         <w:spacing w:after="0" w:line="240" w:lineRule="auto"/>
         <w:rPr>
           <w:rFonts w:eastAsia="Times New Roman" w:cstheme="minorHAnsi"/>
-          <w:lang w:eastAsia="en-IN"/>
-        </w:rPr>
-      </w:pPr>
-      <w:r>
-        <w:rPr>
-          <w:rFonts w:eastAsia="Times New Roman" w:cstheme="minorHAnsi"/>
+          <w:noProof/>
+          <w:lang w:eastAsia="en-IN"/>
+        </w:rPr>
+      </w:pPr>
+      <w:r>
+        <w:rPr>
+          <w:rFonts w:eastAsia="Times New Roman" w:cstheme="minorHAnsi"/>
+          <w:noProof/>
           <w:lang w:eastAsia="en-IN"/>
         </w:rPr>
         <w:t>WHERE salary &gt; (</w:t>
@@ -996,31 +971,17 @@
         <w:spacing w:after="0" w:line="240" w:lineRule="auto"/>
         <w:rPr>
           <w:rFonts w:eastAsia="Times New Roman" w:cstheme="minorHAnsi"/>
-          <w:lang w:eastAsia="en-IN"/>
-        </w:rPr>
-      </w:pPr>
-      <w:r>
-        <w:rPr>
-          <w:rFonts w:eastAsia="Times New Roman" w:cstheme="minorHAnsi"/>
-          <w:lang w:eastAsia="en-IN"/>
-        </w:rPr>
-        <w:t xml:space="preserve">    SELECT </w:t>
-      </w:r>
-      <w:proofErr w:type="gramStart"/>
-      <w:r>
-        <w:rPr>
-          <w:rFonts w:eastAsia="Times New Roman" w:cstheme="minorHAnsi"/>
-          <w:lang w:eastAsia="en-IN"/>
-        </w:rPr>
-        <w:t>AVG(</w:t>
-      </w:r>
-      <w:proofErr w:type="gramEnd"/>
-      <w:r>
-        <w:rPr>
-          <w:rFonts w:eastAsia="Times New Roman" w:cstheme="minorHAnsi"/>
-          <w:lang w:eastAsia="en-IN"/>
-        </w:rPr>
-        <w:t>salary)</w:t>
+          <w:noProof/>
+          <w:lang w:eastAsia="en-IN"/>
+        </w:rPr>
+      </w:pPr>
+      <w:r>
+        <w:rPr>
+          <w:rFonts w:eastAsia="Times New Roman" w:cstheme="minorHAnsi"/>
+          <w:noProof/>
+          <w:lang w:eastAsia="en-IN"/>
+        </w:rPr>
+        <w:t xml:space="preserve">    SELECT AVG(salary)</w:t>
       </w:r>
     </w:p>
     <w:p>
@@ -1046,12 +1007,14 @@
         <w:spacing w:after="0" w:line="240" w:lineRule="auto"/>
         <w:rPr>
           <w:rFonts w:eastAsia="Times New Roman" w:cstheme="minorHAnsi"/>
-          <w:lang w:eastAsia="en-IN"/>
-        </w:rPr>
-      </w:pPr>
-      <w:r>
-        <w:rPr>
-          <w:rFonts w:eastAsia="Times New Roman" w:cstheme="minorHAnsi"/>
+          <w:noProof/>
+          <w:lang w:eastAsia="en-IN"/>
+        </w:rPr>
+      </w:pPr>
+      <w:r>
+        <w:rPr>
+          <w:rFonts w:eastAsia="Times New Roman" w:cstheme="minorHAnsi"/>
+          <w:noProof/>
           <w:lang w:eastAsia="en-IN"/>
         </w:rPr>
         <w:t xml:space="preserve">    FROM employees</w:t>
@@ -1080,12 +1043,14 @@
         <w:spacing w:after="0" w:line="240" w:lineRule="auto"/>
         <w:rPr>
           <w:rFonts w:eastAsia="Times New Roman" w:cstheme="minorHAnsi"/>
-          <w:lang w:eastAsia="en-IN"/>
-        </w:rPr>
-      </w:pPr>
-      <w:r>
-        <w:rPr>
-          <w:rFonts w:eastAsia="Times New Roman" w:cstheme="minorHAnsi"/>
+          <w:noProof/>
+          <w:lang w:eastAsia="en-IN"/>
+        </w:rPr>
+      </w:pPr>
+      <w:r>
+        <w:rPr>
+          <w:rFonts w:eastAsia="Times New Roman" w:cstheme="minorHAnsi"/>
+          <w:noProof/>
           <w:lang w:eastAsia="en-IN"/>
         </w:rPr>
         <w:t>);</w:t>
@@ -1099,14 +1064,16 @@
           <w:rFonts w:eastAsia="Times New Roman" w:cstheme="minorHAnsi"/>
           <w:b/>
           <w:bCs/>
-          <w:lang w:eastAsia="en-IN"/>
-        </w:rPr>
-      </w:pPr>
-      <w:r>
-        <w:rPr>
-          <w:rFonts w:eastAsia="Times New Roman" w:cstheme="minorHAnsi"/>
-          <w:b/>
-          <w:bCs/>
+          <w:noProof/>
+          <w:lang w:eastAsia="en-IN"/>
+        </w:rPr>
+      </w:pPr>
+      <w:r>
+        <w:rPr>
+          <w:rFonts w:eastAsia="Times New Roman" w:cstheme="minorHAnsi"/>
+          <w:b/>
+          <w:bCs/>
+          <w:noProof/>
           <w:lang w:eastAsia="en-IN"/>
         </w:rPr>
         <w:t>Explanation</w:t>
@@ -1121,12 +1088,14 @@
         <w:spacing w:after="0" w:line="240" w:lineRule="auto"/>
         <w:rPr>
           <w:rFonts w:eastAsia="Times New Roman" w:cstheme="minorHAnsi"/>
-          <w:lang w:eastAsia="en-IN"/>
-        </w:rPr>
-      </w:pPr>
-      <w:r>
-        <w:rPr>
-          <w:rFonts w:eastAsia="Times New Roman" w:cstheme="minorHAnsi"/>
+          <w:noProof/>
+          <w:lang w:eastAsia="en-IN"/>
+        </w:rPr>
+      </w:pPr>
+      <w:r>
+        <w:rPr>
+          <w:rFonts w:eastAsia="Times New Roman" w:cstheme="minorHAnsi"/>
+          <w:noProof/>
           <w:lang w:eastAsia="en-IN"/>
         </w:rPr>
         <w:t>Inner query runs first</w:t>
@@ -1141,12 +1110,14 @@
         <w:spacing w:after="0" w:line="240" w:lineRule="auto"/>
         <w:rPr>
           <w:rFonts w:eastAsia="Times New Roman" w:cstheme="minorHAnsi"/>
-          <w:lang w:eastAsia="en-IN"/>
-        </w:rPr>
-      </w:pPr>
-      <w:r>
-        <w:rPr>
-          <w:rFonts w:eastAsia="Times New Roman" w:cstheme="minorHAnsi"/>
+          <w:noProof/>
+          <w:lang w:eastAsia="en-IN"/>
+        </w:rPr>
+      </w:pPr>
+      <w:r>
+        <w:rPr>
+          <w:rFonts w:eastAsia="Times New Roman" w:cstheme="minorHAnsi"/>
+          <w:noProof/>
           <w:lang w:eastAsia="en-IN"/>
         </w:rPr>
         <w:t>It returns a single value (average salary)</w:t>
@@ -1161,12 +1132,14 @@
         <w:spacing w:after="0" w:line="240" w:lineRule="auto"/>
         <w:rPr>
           <w:rFonts w:eastAsia="Times New Roman" w:cstheme="minorHAnsi"/>
-          <w:lang w:eastAsia="en-IN"/>
-        </w:rPr>
-      </w:pPr>
-      <w:r>
-        <w:rPr>
-          <w:rFonts w:eastAsia="Times New Roman" w:cstheme="minorHAnsi"/>
+          <w:noProof/>
+          <w:lang w:eastAsia="en-IN"/>
+        </w:rPr>
+      </w:pPr>
+      <w:r>
+        <w:rPr>
+          <w:rFonts w:eastAsia="Times New Roman" w:cstheme="minorHAnsi"/>
+          <w:noProof/>
           <w:lang w:eastAsia="en-IN"/>
         </w:rPr>
         <w:t>Outer query uses that value to filter rows</w:t>
@@ -1177,12 +1150,14 @@
         <w:spacing w:after="0" w:line="240" w:lineRule="auto"/>
         <w:rPr>
           <w:rFonts w:eastAsia="Times New Roman" w:cstheme="minorHAnsi"/>
-          <w:lang w:eastAsia="en-IN"/>
-        </w:rPr>
-      </w:pPr>
-      <w:r>
-        <w:rPr>
-          <w:rFonts w:eastAsia="Times New Roman" w:cstheme="minorHAnsi"/>
+          <w:noProof/>
+          <w:lang w:eastAsia="en-IN"/>
+        </w:rPr>
+      </w:pPr>
+      <w:r>
+        <w:rPr>
+          <w:rFonts w:eastAsia="Times New Roman" w:cstheme="minorHAnsi"/>
+          <w:noProof/>
           <w:lang w:eastAsia="en-IN"/>
         </w:rPr>
         <w:pict>
@@ -1198,37 +1173,19 @@
           <w:rFonts w:eastAsia="Times New Roman" w:cstheme="minorHAnsi"/>
           <w:b/>
           <w:bCs/>
-          <w:lang w:eastAsia="en-IN"/>
-        </w:rPr>
-      </w:pPr>
-      <w:r>
-        <w:rPr>
-          <w:rFonts w:eastAsia="Times New Roman" w:cstheme="minorHAnsi"/>
-          <w:b/>
-          <w:bCs/>
-          <w:lang w:eastAsia="en-IN"/>
-        </w:rPr>
-        <w:t xml:space="preserve">Types of </w:t>
-      </w:r>
-      <w:proofErr w:type="spellStart"/>
-      <w:r>
-        <w:rPr>
-          <w:rFonts w:eastAsia="Times New Roman" w:cstheme="minorHAnsi"/>
-          <w:b/>
-          <w:bCs/>
-          <w:lang w:eastAsia="en-IN"/>
-        </w:rPr>
-        <w:t>Subqueries</w:t>
-      </w:r>
-      <w:proofErr w:type="spellEnd"/>
-      <w:r>
-        <w:rPr>
-          <w:rFonts w:eastAsia="Times New Roman" w:cstheme="minorHAnsi"/>
-          <w:b/>
-          <w:bCs/>
-          <w:lang w:eastAsia="en-IN"/>
-        </w:rPr>
-        <w:t xml:space="preserve"> (Beginner View)</w:t>
+          <w:noProof/>
+          <w:lang w:eastAsia="en-IN"/>
+        </w:rPr>
+      </w:pPr>
+      <w:r>
+        <w:rPr>
+          <w:rFonts w:eastAsia="Times New Roman" w:cstheme="minorHAnsi"/>
+          <w:b/>
+          <w:bCs/>
+          <w:noProof/>
+          <w:lang w:eastAsia="en-IN"/>
+        </w:rPr>
+        <w:t>Types of Subqueries (Beginner View)</w:t>
       </w:r>
     </w:p>
     <w:p>
@@ -1427,23 +1384,7 @@
           <w:lang w:eastAsia="en-IN"/>
         </w:rPr>
         <w:lastRenderedPageBreak/>
-        <w:t xml:space="preserve">    SELECT </w:t>
-      </w:r>
-      <w:proofErr w:type="gramStart"/>
-      <w:r>
-        <w:rPr>
-          <w:rFonts w:eastAsia="Times New Roman" w:cstheme="minorHAnsi"/>
-          <w:lang w:eastAsia="en-IN"/>
-        </w:rPr>
-        <w:t>MAX(</w:t>
-      </w:r>
-      <w:proofErr w:type="gramEnd"/>
-      <w:r>
-        <w:rPr>
-          <w:rFonts w:eastAsia="Times New Roman" w:cstheme="minorHAnsi"/>
-          <w:lang w:eastAsia="en-IN"/>
-        </w:rPr>
-        <w:t>salary)</w:t>
+        <w:t xml:space="preserve">    SELECT MAX(salary)</w:t>
       </w:r>
     </w:p>
     <w:p>
@@ -1999,31 +1940,17 @@
         <w:spacing w:after="0" w:line="240" w:lineRule="auto"/>
         <w:rPr>
           <w:rFonts w:eastAsia="Times New Roman" w:cstheme="minorHAnsi"/>
-          <w:lang w:eastAsia="en-IN"/>
-        </w:rPr>
-      </w:pPr>
-      <w:r>
-        <w:rPr>
-          <w:rFonts w:eastAsia="Times New Roman" w:cstheme="minorHAnsi"/>
-          <w:lang w:eastAsia="en-IN"/>
-        </w:rPr>
-        <w:t xml:space="preserve">WHERE </w:t>
-      </w:r>
-      <w:proofErr w:type="spellStart"/>
-      <w:r>
-        <w:rPr>
-          <w:rFonts w:eastAsia="Times New Roman" w:cstheme="minorHAnsi"/>
-          <w:lang w:eastAsia="en-IN"/>
-        </w:rPr>
-        <w:t>department_id</w:t>
-      </w:r>
-      <w:proofErr w:type="spellEnd"/>
-      <w:r>
-        <w:rPr>
-          <w:rFonts w:eastAsia="Times New Roman" w:cstheme="minorHAnsi"/>
-          <w:lang w:eastAsia="en-IN"/>
-        </w:rPr>
-        <w:t xml:space="preserve"> IN (</w:t>
+          <w:noProof/>
+          <w:lang w:eastAsia="en-IN"/>
+        </w:rPr>
+      </w:pPr>
+      <w:r>
+        <w:rPr>
+          <w:rFonts w:eastAsia="Times New Roman" w:cstheme="minorHAnsi"/>
+          <w:noProof/>
+          <w:lang w:eastAsia="en-IN"/>
+        </w:rPr>
+        <w:t>WHERE department_id IN (</w:t>
       </w:r>
     </w:p>
     <w:p>
@@ -2049,25 +1976,18 @@
         <w:spacing w:after="0" w:line="240" w:lineRule="auto"/>
         <w:rPr>
           <w:rFonts w:eastAsia="Times New Roman" w:cstheme="minorHAnsi"/>
-          <w:lang w:eastAsia="en-IN"/>
-        </w:rPr>
-      </w:pPr>
-      <w:r>
-        <w:rPr>
-          <w:rFonts w:eastAsia="Times New Roman" w:cstheme="minorHAnsi"/>
-          <w:lang w:eastAsia="en-IN"/>
-        </w:rPr>
-        <w:t xml:space="preserve">    SELECT </w:t>
-      </w:r>
-      <w:proofErr w:type="spellStart"/>
-      <w:r>
-        <w:rPr>
-          <w:rFonts w:eastAsia="Times New Roman" w:cstheme="minorHAnsi"/>
-          <w:lang w:eastAsia="en-IN"/>
-        </w:rPr>
-        <w:t>department_id</w:t>
-      </w:r>
-      <w:proofErr w:type="spellEnd"/>
+          <w:noProof/>
+          <w:lang w:eastAsia="en-IN"/>
+        </w:rPr>
+      </w:pPr>
+      <w:r>
+        <w:rPr>
+          <w:rFonts w:eastAsia="Times New Roman" w:cstheme="minorHAnsi"/>
+          <w:noProof/>
+          <w:lang w:eastAsia="en-IN"/>
+        </w:rPr>
+        <w:t xml:space="preserve">    SELECT department_id</w:t>
+      </w:r>
     </w:p>
     <w:p>
       <w:pPr>
@@ -8375,14 +8295,6 @@
           <w:lang w:eastAsia="en-IN"/>
         </w:rPr>
       </w:pPr>
-      <w:r>
-        <w:rPr>
-          <w:rFonts w:eastAsia="Times New Roman" w:cstheme="minorHAnsi"/>
-          <w:noProof/>
-          <w:lang w:eastAsia="en-IN"/>
-        </w:rPr>
-        <w:t>orders</w:t>
-      </w:r>
     </w:p>
     <w:p>
       <w:pPr>
@@ -8417,7 +8329,7 @@
           <w:noProof/>
           <w:lang w:eastAsia="en-IN"/>
         </w:rPr>
-        <w:t>-----------------</w:t>
+        <w:t>orders</w:t>
       </w:r>
     </w:p>
     <w:p>
@@ -8453,129 +8365,7 @@
           <w:noProof/>
           <w:lang w:eastAsia="en-IN"/>
         </w:rPr>
-        <w:t>order_id | customer_id | amount</w:t>
-      </w:r>
-    </w:p>
-    <w:p>
-      <w:pPr>
-        <w:spacing w:after="0" w:line="240" w:lineRule="auto"/>
-        <w:rPr>
-          <w:rFonts w:eastAsia="Times New Roman" w:cstheme="minorHAnsi"/>
-          <w:noProof/>
-          <w:lang w:eastAsia="en-IN"/>
-        </w:rPr>
-      </w:pPr>
-      <w:r>
-        <w:rPr>
-          <w:rFonts w:eastAsia="Times New Roman" w:cstheme="minorHAnsi"/>
-          <w:noProof/>
-          <w:lang w:eastAsia="en-IN"/>
-        </w:rPr>
-        <w:pict>
-          <v:rect id="_x0000_i1063" style="width:0;height:1.5pt" o:hralign="center" o:hrstd="t" o:hr="t" fillcolor="#a0a0a0" stroked="f"/>
-        </w:pict>
-      </w:r>
-    </w:p>
-    <w:p>
-      <w:pPr>
-        <w:spacing w:after="0" w:line="240" w:lineRule="auto"/>
-        <w:outlineLvl w:val="1"/>
-        <w:rPr>
-          <w:rFonts w:eastAsia="Times New Roman" w:cstheme="minorHAnsi"/>
-          <w:b/>
-          <w:bCs/>
-          <w:noProof/>
-          <w:lang w:eastAsia="en-IN"/>
-        </w:rPr>
-      </w:pPr>
-      <w:r>
-        <w:rPr>
-          <w:rFonts w:eastAsia="Times New Roman" w:cstheme="minorHAnsi"/>
-          <w:b/>
-          <w:bCs/>
-          <w:noProof/>
-          <w:lang w:eastAsia="en-IN"/>
-        </w:rPr>
-        <w:t>Problem Statement</w:t>
-      </w:r>
-    </w:p>
-    <w:p>
-      <w:pPr>
-        <w:spacing w:after="0" w:line="240" w:lineRule="auto"/>
-        <w:rPr>
-          <w:rFonts w:eastAsia="Times New Roman" w:cstheme="minorHAnsi"/>
-          <w:noProof/>
-          <w:lang w:eastAsia="en-IN"/>
-        </w:rPr>
-      </w:pPr>
-      <w:r>
-        <w:rPr>
-          <w:rFonts w:eastAsia="Times New Roman" w:cstheme="minorHAnsi"/>
-          <w:noProof/>
-          <w:lang w:eastAsia="en-IN"/>
-        </w:rPr>
-        <w:t xml:space="preserve">Find customers who </w:t>
-      </w:r>
-      <w:r>
-        <w:rPr>
-          <w:rFonts w:eastAsia="Times New Roman" w:cstheme="minorHAnsi"/>
-          <w:b/>
-          <w:bCs/>
-          <w:noProof/>
-          <w:lang w:eastAsia="en-IN"/>
-        </w:rPr>
-        <w:t>have placed at least one order</w:t>
-      </w:r>
-      <w:r>
-        <w:rPr>
-          <w:rFonts w:eastAsia="Times New Roman" w:cstheme="minorHAnsi"/>
-          <w:noProof/>
-          <w:lang w:eastAsia="en-IN"/>
-        </w:rPr>
-        <w:t>.</w:t>
-      </w:r>
-    </w:p>
-    <w:p>
-      <w:pPr>
-        <w:spacing w:after="0" w:line="240" w:lineRule="auto"/>
-        <w:rPr>
-          <w:rFonts w:eastAsia="Times New Roman" w:cstheme="minorHAnsi"/>
-          <w:noProof/>
-          <w:lang w:eastAsia="en-IN"/>
-        </w:rPr>
-      </w:pPr>
-      <w:r>
-        <w:rPr>
-          <w:rFonts w:eastAsia="Times New Roman" w:cstheme="minorHAnsi"/>
-          <w:noProof/>
-          <w:lang w:eastAsia="en-IN"/>
-        </w:rPr>
-        <w:pict>
-          <v:rect id="_x0000_i1064" style="width:0;height:1.5pt" o:hralign="center" o:hrstd="t" o:hr="t" fillcolor="#a0a0a0" stroked="f"/>
-        </w:pict>
-      </w:r>
-    </w:p>
-    <w:p>
-      <w:pPr>
-        <w:spacing w:after="0" w:line="240" w:lineRule="auto"/>
-        <w:outlineLvl w:val="1"/>
-        <w:rPr>
-          <w:rFonts w:eastAsia="Times New Roman" w:cstheme="minorHAnsi"/>
-          <w:b/>
-          <w:bCs/>
-          <w:noProof/>
-          <w:lang w:eastAsia="en-IN"/>
-        </w:rPr>
-      </w:pPr>
-      <w:r>
-        <w:rPr>
-          <w:rFonts w:eastAsia="Times New Roman" w:cstheme="minorHAnsi"/>
-          <w:b/>
-          <w:bCs/>
-          <w:noProof/>
-          <w:lang w:eastAsia="en-IN"/>
-        </w:rPr>
-        <w:t>Using IN</w:t>
+        <w:t>-----------------</w:t>
       </w:r>
     </w:p>
     <w:p>
@@ -8611,7 +8401,129 @@
           <w:noProof/>
           <w:lang w:eastAsia="en-IN"/>
         </w:rPr>
-        <w:t>SELECT *</w:t>
+        <w:t>order_id | customer_id | amount</w:t>
+      </w:r>
+    </w:p>
+    <w:p>
+      <w:pPr>
+        <w:spacing w:after="0" w:line="240" w:lineRule="auto"/>
+        <w:rPr>
+          <w:rFonts w:eastAsia="Times New Roman" w:cstheme="minorHAnsi"/>
+          <w:noProof/>
+          <w:lang w:eastAsia="en-IN"/>
+        </w:rPr>
+      </w:pPr>
+      <w:r>
+        <w:rPr>
+          <w:rFonts w:eastAsia="Times New Roman" w:cstheme="minorHAnsi"/>
+          <w:noProof/>
+          <w:lang w:eastAsia="en-IN"/>
+        </w:rPr>
+        <w:pict>
+          <v:rect id="_x0000_i1063" style="width:0;height:1.5pt" o:hralign="center" o:hrstd="t" o:hr="t" fillcolor="#a0a0a0" stroked="f"/>
+        </w:pict>
+      </w:r>
+    </w:p>
+    <w:p>
+      <w:pPr>
+        <w:spacing w:after="0" w:line="240" w:lineRule="auto"/>
+        <w:outlineLvl w:val="1"/>
+        <w:rPr>
+          <w:rFonts w:eastAsia="Times New Roman" w:cstheme="minorHAnsi"/>
+          <w:b/>
+          <w:bCs/>
+          <w:noProof/>
+          <w:lang w:eastAsia="en-IN"/>
+        </w:rPr>
+      </w:pPr>
+      <w:r>
+        <w:rPr>
+          <w:rFonts w:eastAsia="Times New Roman" w:cstheme="minorHAnsi"/>
+          <w:b/>
+          <w:bCs/>
+          <w:noProof/>
+          <w:lang w:eastAsia="en-IN"/>
+        </w:rPr>
+        <w:t>Problem Statement</w:t>
+      </w:r>
+    </w:p>
+    <w:p>
+      <w:pPr>
+        <w:spacing w:after="0" w:line="240" w:lineRule="auto"/>
+        <w:rPr>
+          <w:rFonts w:eastAsia="Times New Roman" w:cstheme="minorHAnsi"/>
+          <w:noProof/>
+          <w:lang w:eastAsia="en-IN"/>
+        </w:rPr>
+      </w:pPr>
+      <w:r>
+        <w:rPr>
+          <w:rFonts w:eastAsia="Times New Roman" w:cstheme="minorHAnsi"/>
+          <w:noProof/>
+          <w:lang w:eastAsia="en-IN"/>
+        </w:rPr>
+        <w:t xml:space="preserve">Find customers who </w:t>
+      </w:r>
+      <w:r>
+        <w:rPr>
+          <w:rFonts w:eastAsia="Times New Roman" w:cstheme="minorHAnsi"/>
+          <w:b/>
+          <w:bCs/>
+          <w:noProof/>
+          <w:lang w:eastAsia="en-IN"/>
+        </w:rPr>
+        <w:t>have placed at least one order</w:t>
+      </w:r>
+      <w:r>
+        <w:rPr>
+          <w:rFonts w:eastAsia="Times New Roman" w:cstheme="minorHAnsi"/>
+          <w:noProof/>
+          <w:lang w:eastAsia="en-IN"/>
+        </w:rPr>
+        <w:t>.</w:t>
+      </w:r>
+    </w:p>
+    <w:p>
+      <w:pPr>
+        <w:spacing w:after="0" w:line="240" w:lineRule="auto"/>
+        <w:rPr>
+          <w:rFonts w:eastAsia="Times New Roman" w:cstheme="minorHAnsi"/>
+          <w:noProof/>
+          <w:lang w:eastAsia="en-IN"/>
+        </w:rPr>
+      </w:pPr>
+      <w:r>
+        <w:rPr>
+          <w:rFonts w:eastAsia="Times New Roman" w:cstheme="minorHAnsi"/>
+          <w:noProof/>
+          <w:lang w:eastAsia="en-IN"/>
+        </w:rPr>
+        <w:pict>
+          <v:rect id="_x0000_i1064" style="width:0;height:1.5pt" o:hralign="center" o:hrstd="t" o:hr="t" fillcolor="#a0a0a0" stroked="f"/>
+        </w:pict>
+      </w:r>
+    </w:p>
+    <w:p>
+      <w:pPr>
+        <w:spacing w:after="0" w:line="240" w:lineRule="auto"/>
+        <w:outlineLvl w:val="1"/>
+        <w:rPr>
+          <w:rFonts w:eastAsia="Times New Roman" w:cstheme="minorHAnsi"/>
+          <w:b/>
+          <w:bCs/>
+          <w:noProof/>
+          <w:lang w:eastAsia="en-IN"/>
+        </w:rPr>
+      </w:pPr>
+      <w:r>
+        <w:rPr>
+          <w:rFonts w:eastAsia="Times New Roman" w:cstheme="minorHAnsi"/>
+          <w:b/>
+          <w:bCs/>
+          <w:noProof/>
+          <w:lang w:eastAsia="en-IN"/>
+        </w:rPr>
+        <w:t>Using IN</w:t>
       </w:r>
     </w:p>
     <w:p>
@@ -8648,7 +8560,7 @@
           <w:lang w:eastAsia="en-IN"/>
         </w:rPr>
         <w:lastRenderedPageBreak/>
-        <w:t>FROM customers</w:t>
+        <w:t>SELECT *</w:t>
       </w:r>
     </w:p>
     <w:p>
@@ -8684,7 +8596,7 @@
           <w:noProof/>
           <w:lang w:eastAsia="en-IN"/>
         </w:rPr>
-        <w:t>WHERE customer_id IN (</w:t>
+        <w:t>FROM customers</w:t>
       </w:r>
     </w:p>
     <w:p>
@@ -8720,7 +8632,7 @@
           <w:noProof/>
           <w:lang w:eastAsia="en-IN"/>
         </w:rPr>
-        <w:t xml:space="preserve">    SELECT customer_id</w:t>
+        <w:t>WHERE customer_id IN (</w:t>
       </w:r>
     </w:p>
     <w:p>
@@ -8746,15 +8658,17 @@
         <w:spacing w:after="0" w:line="240" w:lineRule="auto"/>
         <w:rPr>
           <w:rFonts w:eastAsia="Times New Roman" w:cstheme="minorHAnsi"/>
-          <w:lang w:eastAsia="en-IN"/>
-        </w:rPr>
-      </w:pPr>
-      <w:r>
-        <w:rPr>
-          <w:rFonts w:eastAsia="Times New Roman" w:cstheme="minorHAnsi"/>
-          <w:lang w:eastAsia="en-IN"/>
-        </w:rPr>
-        <w:t xml:space="preserve">    FROM orders</w:t>
+          <w:noProof/>
+          <w:lang w:eastAsia="en-IN"/>
+        </w:rPr>
+      </w:pPr>
+      <w:r>
+        <w:rPr>
+          <w:rFonts w:eastAsia="Times New Roman" w:cstheme="minorHAnsi"/>
+          <w:noProof/>
+          <w:lang w:eastAsia="en-IN"/>
+        </w:rPr>
+        <w:t xml:space="preserve">    SELECT customer_id</w:t>
       </w:r>
     </w:p>
     <w:p>
@@ -8788,147 +8702,7 @@
           <w:rFonts w:eastAsia="Times New Roman" w:cstheme="minorHAnsi"/>
           <w:lang w:eastAsia="en-IN"/>
         </w:rPr>
-        <w:t>);</w:t>
-      </w:r>
-    </w:p>
-    <w:p>
-      <w:pPr>
-        <w:spacing w:after="0" w:line="240" w:lineRule="auto"/>
-        <w:rPr>
-          <w:rFonts w:eastAsia="Times New Roman" w:cstheme="minorHAnsi"/>
-          <w:lang w:eastAsia="en-IN"/>
-        </w:rPr>
-      </w:pPr>
-      <w:r>
-        <w:rPr>
-          <w:rFonts w:eastAsia="Times New Roman" w:cstheme="minorHAnsi"/>
-          <w:lang w:eastAsia="en-IN"/>
-        </w:rPr>
-        <w:pict>
-          <v:rect id="_x0000_i1065" style="width:0;height:1.5pt" o:hralign="center" o:hrstd="t" o:hr="t" fillcolor="#a0a0a0" stroked="f"/>
-        </w:pict>
-      </w:r>
-    </w:p>
-    <w:p>
-      <w:pPr>
-        <w:spacing w:after="0" w:line="240" w:lineRule="auto"/>
-        <w:outlineLvl w:val="1"/>
-        <w:rPr>
-          <w:rFonts w:eastAsia="Times New Roman" w:cstheme="minorHAnsi"/>
-          <w:b/>
-          <w:bCs/>
-          <w:lang w:eastAsia="en-IN"/>
-        </w:rPr>
-      </w:pPr>
-      <w:r>
-        <w:rPr>
-          <w:rFonts w:eastAsia="Times New Roman" w:cstheme="minorHAnsi"/>
-          <w:b/>
-          <w:bCs/>
-          <w:lang w:eastAsia="en-IN"/>
-        </w:rPr>
-        <w:t>How IN Works (Important)</w:t>
-      </w:r>
-    </w:p>
-    <w:p>
-      <w:pPr>
-        <w:numPr>
-          <w:ilvl w:val="0"/>
-          <w:numId w:val="20"/>
-        </w:numPr>
-        <w:spacing w:after="0" w:line="240" w:lineRule="auto"/>
-        <w:rPr>
-          <w:rFonts w:eastAsia="Times New Roman" w:cstheme="minorHAnsi"/>
-          <w:lang w:eastAsia="en-IN"/>
-        </w:rPr>
-      </w:pPr>
-      <w:r>
-        <w:rPr>
-          <w:rFonts w:eastAsia="Times New Roman" w:cstheme="minorHAnsi"/>
-          <w:lang w:eastAsia="en-IN"/>
-        </w:rPr>
-        <w:t>Subquery runs first</w:t>
-      </w:r>
-    </w:p>
-    <w:p>
-      <w:pPr>
-        <w:numPr>
-          <w:ilvl w:val="0"/>
-          <w:numId w:val="20"/>
-        </w:numPr>
-        <w:spacing w:after="0" w:line="240" w:lineRule="auto"/>
-        <w:rPr>
-          <w:rFonts w:eastAsia="Times New Roman" w:cstheme="minorHAnsi"/>
-          <w:lang w:eastAsia="en-IN"/>
-        </w:rPr>
-      </w:pPr>
-      <w:r>
-        <w:rPr>
-          <w:rFonts w:eastAsia="Times New Roman" w:cstheme="minorHAnsi"/>
-          <w:lang w:eastAsia="en-IN"/>
-        </w:rPr>
-        <w:t xml:space="preserve">It returns a </w:t>
-      </w:r>
-      <w:r>
-        <w:rPr>
-          <w:rFonts w:eastAsia="Times New Roman" w:cstheme="minorHAnsi"/>
-          <w:b/>
-          <w:bCs/>
-          <w:lang w:eastAsia="en-IN"/>
-        </w:rPr>
-        <w:t>list of values</w:t>
-      </w:r>
-    </w:p>
-    <w:p>
-      <w:pPr>
-        <w:numPr>
-          <w:ilvl w:val="0"/>
-          <w:numId w:val="20"/>
-        </w:numPr>
-        <w:spacing w:after="0" w:line="240" w:lineRule="auto"/>
-        <w:rPr>
-          <w:rFonts w:eastAsia="Times New Roman" w:cstheme="minorHAnsi"/>
-          <w:lang w:eastAsia="en-IN"/>
-        </w:rPr>
-      </w:pPr>
-      <w:r>
-        <w:rPr>
-          <w:rFonts w:eastAsia="Times New Roman" w:cstheme="minorHAnsi"/>
-          <w:lang w:eastAsia="en-IN"/>
-        </w:rPr>
-        <w:t xml:space="preserve">Outer query checks if </w:t>
-      </w:r>
-      <w:proofErr w:type="spellStart"/>
-      <w:r>
-        <w:rPr>
-          <w:rFonts w:eastAsia="Times New Roman" w:cstheme="minorHAnsi"/>
-          <w:lang w:eastAsia="en-IN"/>
-        </w:rPr>
-        <w:t>customer_id</w:t>
-      </w:r>
-      <w:proofErr w:type="spellEnd"/>
-      <w:r>
-        <w:rPr>
-          <w:rFonts w:eastAsia="Times New Roman" w:cstheme="minorHAnsi"/>
-          <w:lang w:eastAsia="en-IN"/>
-        </w:rPr>
-        <w:t xml:space="preserve"> is in that list</w:t>
-      </w:r>
-    </w:p>
-    <w:p>
-      <w:pPr>
-        <w:spacing w:after="0" w:line="240" w:lineRule="auto"/>
-        <w:rPr>
-          <w:rFonts w:eastAsia="Times New Roman" w:cstheme="minorHAnsi"/>
-          <w:lang w:eastAsia="en-IN"/>
-        </w:rPr>
-      </w:pPr>
-      <w:r>
-        <w:rPr>
-          <w:rFonts w:eastAsia="Times New Roman" w:cstheme="minorHAnsi"/>
-          <w:lang w:eastAsia="en-IN"/>
-        </w:rPr>
-        <w:t>If subquery returns:</w:t>
+        <w:t xml:space="preserve">    FROM orders</w:t>
       </w:r>
     </w:p>
     <w:p>
@@ -8962,23 +8736,147 @@
           <w:rFonts w:eastAsia="Times New Roman" w:cstheme="minorHAnsi"/>
           <w:lang w:eastAsia="en-IN"/>
         </w:rPr>
-        <w:t>101, 102, 103</w:t>
-      </w:r>
-    </w:p>
-    <w:p>
-      <w:pPr>
-        <w:spacing w:after="0" w:line="240" w:lineRule="auto"/>
-        <w:rPr>
-          <w:rFonts w:eastAsia="Times New Roman" w:cstheme="minorHAnsi"/>
-          <w:lang w:eastAsia="en-IN"/>
-        </w:rPr>
-      </w:pPr>
-      <w:r>
-        <w:rPr>
-          <w:rFonts w:eastAsia="Times New Roman" w:cstheme="minorHAnsi"/>
-          <w:lang w:eastAsia="en-IN"/>
-        </w:rPr>
-        <w:t>Then SQL checks:</w:t>
+        <w:t>);</w:t>
+      </w:r>
+    </w:p>
+    <w:p>
+      <w:pPr>
+        <w:spacing w:after="0" w:line="240" w:lineRule="auto"/>
+        <w:rPr>
+          <w:rFonts w:eastAsia="Times New Roman" w:cstheme="minorHAnsi"/>
+          <w:lang w:eastAsia="en-IN"/>
+        </w:rPr>
+      </w:pPr>
+      <w:r>
+        <w:rPr>
+          <w:rFonts w:eastAsia="Times New Roman" w:cstheme="minorHAnsi"/>
+          <w:lang w:eastAsia="en-IN"/>
+        </w:rPr>
+        <w:pict>
+          <v:rect id="_x0000_i1065" style="width:0;height:1.5pt" o:hralign="center" o:hrstd="t" o:hr="t" fillcolor="#a0a0a0" stroked="f"/>
+        </w:pict>
+      </w:r>
+    </w:p>
+    <w:p>
+      <w:pPr>
+        <w:spacing w:after="0" w:line="240" w:lineRule="auto"/>
+        <w:outlineLvl w:val="1"/>
+        <w:rPr>
+          <w:rFonts w:eastAsia="Times New Roman" w:cstheme="minorHAnsi"/>
+          <w:b/>
+          <w:bCs/>
+          <w:lang w:eastAsia="en-IN"/>
+        </w:rPr>
+      </w:pPr>
+      <w:r>
+        <w:rPr>
+          <w:rFonts w:eastAsia="Times New Roman" w:cstheme="minorHAnsi"/>
+          <w:b/>
+          <w:bCs/>
+          <w:lang w:eastAsia="en-IN"/>
+        </w:rPr>
+        <w:t>How IN Works (Important)</w:t>
+      </w:r>
+    </w:p>
+    <w:p>
+      <w:pPr>
+        <w:numPr>
+          <w:ilvl w:val="0"/>
+          <w:numId w:val="20"/>
+        </w:numPr>
+        <w:spacing w:after="0" w:line="240" w:lineRule="auto"/>
+        <w:rPr>
+          <w:rFonts w:eastAsia="Times New Roman" w:cstheme="minorHAnsi"/>
+          <w:lang w:eastAsia="en-IN"/>
+        </w:rPr>
+      </w:pPr>
+      <w:r>
+        <w:rPr>
+          <w:rFonts w:eastAsia="Times New Roman" w:cstheme="minorHAnsi"/>
+          <w:lang w:eastAsia="en-IN"/>
+        </w:rPr>
+        <w:t>Subquery runs first</w:t>
+      </w:r>
+    </w:p>
+    <w:p>
+      <w:pPr>
+        <w:numPr>
+          <w:ilvl w:val="0"/>
+          <w:numId w:val="20"/>
+        </w:numPr>
+        <w:spacing w:after="0" w:line="240" w:lineRule="auto"/>
+        <w:rPr>
+          <w:rFonts w:eastAsia="Times New Roman" w:cstheme="minorHAnsi"/>
+          <w:lang w:eastAsia="en-IN"/>
+        </w:rPr>
+      </w:pPr>
+      <w:r>
+        <w:rPr>
+          <w:rFonts w:eastAsia="Times New Roman" w:cstheme="minorHAnsi"/>
+          <w:lang w:eastAsia="en-IN"/>
+        </w:rPr>
+        <w:t xml:space="preserve">It returns a </w:t>
+      </w:r>
+      <w:r>
+        <w:rPr>
+          <w:rFonts w:eastAsia="Times New Roman" w:cstheme="minorHAnsi"/>
+          <w:b/>
+          <w:bCs/>
+          <w:lang w:eastAsia="en-IN"/>
+        </w:rPr>
+        <w:t>list of values</w:t>
+      </w:r>
+    </w:p>
+    <w:p>
+      <w:pPr>
+        <w:numPr>
+          <w:ilvl w:val="0"/>
+          <w:numId w:val="20"/>
+        </w:numPr>
+        <w:spacing w:after="0" w:line="240" w:lineRule="auto"/>
+        <w:rPr>
+          <w:rFonts w:eastAsia="Times New Roman" w:cstheme="minorHAnsi"/>
+          <w:lang w:eastAsia="en-IN"/>
+        </w:rPr>
+      </w:pPr>
+      <w:r>
+        <w:rPr>
+          <w:rFonts w:eastAsia="Times New Roman" w:cstheme="minorHAnsi"/>
+          <w:lang w:eastAsia="en-IN"/>
+        </w:rPr>
+        <w:t xml:space="preserve">Outer query checks if </w:t>
+      </w:r>
+      <w:proofErr w:type="spellStart"/>
+      <w:r>
+        <w:rPr>
+          <w:rFonts w:eastAsia="Times New Roman" w:cstheme="minorHAnsi"/>
+          <w:lang w:eastAsia="en-IN"/>
+        </w:rPr>
+        <w:t>customer_id</w:t>
+      </w:r>
+      <w:proofErr w:type="spellEnd"/>
+      <w:r>
+        <w:rPr>
+          <w:rFonts w:eastAsia="Times New Roman" w:cstheme="minorHAnsi"/>
+          <w:lang w:eastAsia="en-IN"/>
+        </w:rPr>
+        <w:t xml:space="preserve"> is in that list</w:t>
+      </w:r>
+    </w:p>
+    <w:p>
+      <w:pPr>
+        <w:spacing w:after="0" w:line="240" w:lineRule="auto"/>
+        <w:rPr>
+          <w:rFonts w:eastAsia="Times New Roman" w:cstheme="minorHAnsi"/>
+          <w:lang w:eastAsia="en-IN"/>
+        </w:rPr>
+      </w:pPr>
+      <w:r>
+        <w:rPr>
+          <w:rFonts w:eastAsia="Times New Roman" w:cstheme="minorHAnsi"/>
+          <w:lang w:eastAsia="en-IN"/>
+        </w:rPr>
+        <w:t>If subquery returns:</w:t>
       </w:r>
     </w:p>
     <w:p>
@@ -9004,60 +8902,31 @@
         <w:spacing w:after="0" w:line="240" w:lineRule="auto"/>
         <w:rPr>
           <w:rFonts w:eastAsia="Times New Roman" w:cstheme="minorHAnsi"/>
-          <w:noProof/>
-          <w:lang w:eastAsia="en-IN"/>
-        </w:rPr>
-      </w:pPr>
-      <w:r>
-        <w:rPr>
-          <w:rFonts w:eastAsia="Times New Roman" w:cstheme="minorHAnsi"/>
-          <w:noProof/>
-          <w:lang w:eastAsia="en-IN"/>
-        </w:rPr>
-        <w:t>customer_id IN (101, 102, 103)</w:t>
-      </w:r>
-    </w:p>
-    <w:p>
-      <w:pPr>
-        <w:spacing w:after="0" w:line="240" w:lineRule="auto"/>
-        <w:rPr>
-          <w:rFonts w:eastAsia="Times New Roman" w:cstheme="minorHAnsi"/>
-          <w:noProof/>
-          <w:lang w:eastAsia="en-IN"/>
-        </w:rPr>
-      </w:pPr>
-      <w:r>
-        <w:rPr>
-          <w:rFonts w:eastAsia="Times New Roman" w:cstheme="minorHAnsi"/>
-          <w:noProof/>
-          <w:lang w:eastAsia="en-IN"/>
-        </w:rPr>
-        <w:pict>
-          <v:rect id="_x0000_i1066" style="width:0;height:1.5pt" o:hralign="center" o:hrstd="t" o:hr="t" fillcolor="#a0a0a0" stroked="f"/>
-        </w:pict>
-      </w:r>
-    </w:p>
-    <w:p>
-      <w:pPr>
-        <w:spacing w:after="0" w:line="240" w:lineRule="auto"/>
-        <w:outlineLvl w:val="1"/>
-        <w:rPr>
-          <w:rFonts w:eastAsia="Times New Roman" w:cstheme="minorHAnsi"/>
-          <w:b/>
-          <w:bCs/>
-          <w:noProof/>
-          <w:lang w:eastAsia="en-IN"/>
-        </w:rPr>
-      </w:pPr>
-      <w:r>
-        <w:rPr>
-          <w:rFonts w:eastAsia="Times New Roman" w:cstheme="minorHAnsi"/>
-          <w:b/>
-          <w:bCs/>
-          <w:noProof/>
-          <w:lang w:eastAsia="en-IN"/>
-        </w:rPr>
-        <w:t>Using EXISTS</w:t>
+          <w:lang w:eastAsia="en-IN"/>
+        </w:rPr>
+      </w:pPr>
+      <w:r>
+        <w:rPr>
+          <w:rFonts w:eastAsia="Times New Roman" w:cstheme="minorHAnsi"/>
+          <w:lang w:eastAsia="en-IN"/>
+        </w:rPr>
+        <w:t>101, 102, 103</w:t>
+      </w:r>
+    </w:p>
+    <w:p>
+      <w:pPr>
+        <w:spacing w:after="0" w:line="240" w:lineRule="auto"/>
+        <w:rPr>
+          <w:rFonts w:eastAsia="Times New Roman" w:cstheme="minorHAnsi"/>
+          <w:lang w:eastAsia="en-IN"/>
+        </w:rPr>
+      </w:pPr>
+      <w:r>
+        <w:rPr>
+          <w:rFonts w:eastAsia="Times New Roman" w:cstheme="minorHAnsi"/>
+          <w:lang w:eastAsia="en-IN"/>
+        </w:rPr>
+        <w:t>Then SQL checks:</w:t>
       </w:r>
     </w:p>
     <w:p>
@@ -9093,7 +8962,50 @@
           <w:noProof/>
           <w:lang w:eastAsia="en-IN"/>
         </w:rPr>
-        <w:t>SELECT *</w:t>
+        <w:t>customer_id IN (101, 102, 103)</w:t>
+      </w:r>
+    </w:p>
+    <w:p>
+      <w:pPr>
+        <w:spacing w:after="0" w:line="240" w:lineRule="auto"/>
+        <w:rPr>
+          <w:rFonts w:eastAsia="Times New Roman" w:cstheme="minorHAnsi"/>
+          <w:noProof/>
+          <w:lang w:eastAsia="en-IN"/>
+        </w:rPr>
+      </w:pPr>
+      <w:r>
+        <w:rPr>
+          <w:rFonts w:eastAsia="Times New Roman" w:cstheme="minorHAnsi"/>
+          <w:noProof/>
+          <w:lang w:eastAsia="en-IN"/>
+        </w:rPr>
+        <w:pict>
+          <v:rect id="_x0000_i1066" style="width:0;height:1.5pt" o:hralign="center" o:hrstd="t" o:hr="t" fillcolor="#a0a0a0" stroked="f"/>
+        </w:pict>
+      </w:r>
+    </w:p>
+    <w:p>
+      <w:pPr>
+        <w:spacing w:after="0" w:line="240" w:lineRule="auto"/>
+        <w:outlineLvl w:val="1"/>
+        <w:rPr>
+          <w:rFonts w:eastAsia="Times New Roman" w:cstheme="minorHAnsi"/>
+          <w:b/>
+          <w:bCs/>
+          <w:noProof/>
+          <w:lang w:eastAsia="en-IN"/>
+        </w:rPr>
+      </w:pPr>
+      <w:r>
+        <w:rPr>
+          <w:rFonts w:eastAsia="Times New Roman" w:cstheme="minorHAnsi"/>
+          <w:b/>
+          <w:bCs/>
+          <w:noProof/>
+          <w:lang w:eastAsia="en-IN"/>
+        </w:rPr>
+        <w:t>Using EXISTS</w:t>
       </w:r>
     </w:p>
     <w:p>
@@ -9129,7 +9041,7 @@
           <w:noProof/>
           <w:lang w:eastAsia="en-IN"/>
         </w:rPr>
-        <w:t>FROM customers c</w:t>
+        <w:t>SELECT *</w:t>
       </w:r>
     </w:p>
     <w:p>
@@ -9165,7 +9077,7 @@
           <w:noProof/>
           <w:lang w:eastAsia="en-IN"/>
         </w:rPr>
-        <w:t>WHERE EXISTS (</w:t>
+        <w:t>FROM customers c</w:t>
       </w:r>
     </w:p>
     <w:p>
@@ -9201,7 +9113,7 @@
           <w:noProof/>
           <w:lang w:eastAsia="en-IN"/>
         </w:rPr>
-        <w:t xml:space="preserve">    SELECT 1</w:t>
+        <w:t>WHERE EXISTS (</w:t>
       </w:r>
     </w:p>
     <w:p>
@@ -9237,7 +9149,7 @@
           <w:noProof/>
           <w:lang w:eastAsia="en-IN"/>
         </w:rPr>
-        <w:t xml:space="preserve">    FROM orders o</w:t>
+        <w:t xml:space="preserve">    SELECT 1</w:t>
       </w:r>
     </w:p>
     <w:p>
@@ -9273,7 +9185,7 @@
           <w:noProof/>
           <w:lang w:eastAsia="en-IN"/>
         </w:rPr>
-        <w:t xml:space="preserve">    WHERE o.customer_id = c.customer_id</w:t>
+        <w:t xml:space="preserve">    FROM orders o</w:t>
       </w:r>
     </w:p>
     <w:p>
@@ -9299,6 +9211,42 @@
         <w:spacing w:after="0" w:line="240" w:lineRule="auto"/>
         <w:rPr>
           <w:rFonts w:eastAsia="Times New Roman" w:cstheme="minorHAnsi"/>
+          <w:noProof/>
+          <w:lang w:eastAsia="en-IN"/>
+        </w:rPr>
+      </w:pPr>
+      <w:r>
+        <w:rPr>
+          <w:rFonts w:eastAsia="Times New Roman" w:cstheme="minorHAnsi"/>
+          <w:noProof/>
+          <w:lang w:eastAsia="en-IN"/>
+        </w:rPr>
+        <w:t xml:space="preserve">    WHERE o.customer_id = c.customer_id</w:t>
+      </w:r>
+    </w:p>
+    <w:p>
+      <w:pPr>
+        <w:tabs>
+          <w:tab w:val="left" w:pos="916"/>
+          <w:tab w:val="left" w:pos="1832"/>
+          <w:tab w:val="left" w:pos="2748"/>
+          <w:tab w:val="left" w:pos="3664"/>
+          <w:tab w:val="left" w:pos="4580"/>
+          <w:tab w:val="left" w:pos="5496"/>
+          <w:tab w:val="left" w:pos="6412"/>
+          <w:tab w:val="left" w:pos="7328"/>
+          <w:tab w:val="left" w:pos="8244"/>
+          <w:tab w:val="left" w:pos="9160"/>
+          <w:tab w:val="left" w:pos="10076"/>
+          <w:tab w:val="left" w:pos="10992"/>
+          <w:tab w:val="left" w:pos="11908"/>
+          <w:tab w:val="left" w:pos="12824"/>
+          <w:tab w:val="left" w:pos="13740"/>
+          <w:tab w:val="left" w:pos="14656"/>
+        </w:tabs>
+        <w:spacing w:after="0" w:line="240" w:lineRule="auto"/>
+        <w:rPr>
+          <w:rFonts w:eastAsia="Times New Roman" w:cstheme="minorHAnsi"/>
           <w:lang w:eastAsia="en-IN"/>
         </w:rPr>
       </w:pPr>
@@ -9493,21 +9441,12 @@
           <w:lang w:eastAsia="en-IN"/>
         </w:rPr>
       </w:pPr>
-      <w:proofErr w:type="gramStart"/>
-      <w:r>
-        <w:rPr>
-          <w:rFonts w:eastAsia="Times New Roman" w:cstheme="minorHAnsi"/>
-          <w:lang w:eastAsia="en-IN"/>
-        </w:rPr>
-        <w:t>EXISTS</w:t>
-      </w:r>
-      <w:proofErr w:type="gramEnd"/>
-      <w:r>
-        <w:rPr>
-          <w:rFonts w:eastAsia="Times New Roman" w:cstheme="minorHAnsi"/>
-          <w:lang w:eastAsia="en-IN"/>
-        </w:rPr>
-        <w:t xml:space="preserve"> returns:</w:t>
+      <w:r>
+        <w:rPr>
+          <w:rFonts w:eastAsia="Times New Roman" w:cstheme="minorHAnsi"/>
+          <w:lang w:eastAsia="en-IN"/>
+        </w:rPr>
+        <w:t>EXISTS returns:</w:t>
       </w:r>
     </w:p>
     <w:p>
@@ -9882,8 +9821,6 @@
           <w:lang w:eastAsia="en-IN"/>
         </w:rPr>
       </w:pPr>
-      <w:bookmarkStart w:id="0" w:name="_GoBack"/>
-      <w:bookmarkEnd w:id="0"/>
     </w:p>
     <w:p>
       <w:pPr>
@@ -9921,27 +9858,7 @@
           <w:bCs/>
           <w:lang w:eastAsia="en-IN"/>
         </w:rPr>
-        <w:t xml:space="preserve">NULL Trap (Interview </w:t>
-      </w:r>
-      <w:proofErr w:type="spellStart"/>
-      <w:r>
-        <w:rPr>
-          <w:rFonts w:eastAsia="Times New Roman" w:cstheme="minorHAnsi"/>
-          <w:b/>
-          <w:bCs/>
-          <w:lang w:eastAsia="en-IN"/>
-        </w:rPr>
-        <w:t>Favorite</w:t>
-      </w:r>
-      <w:proofErr w:type="spellEnd"/>
-      <w:r>
-        <w:rPr>
-          <w:rFonts w:eastAsia="Times New Roman" w:cstheme="minorHAnsi"/>
-          <w:b/>
-          <w:bCs/>
-          <w:lang w:eastAsia="en-IN"/>
-        </w:rPr>
-        <w:t>)</w:t>
+        <w:t>NULL Trap (Interview Favorite)</w:t>
       </w:r>
     </w:p>
     <w:p>
@@ -10004,47 +9921,45 @@
         <w:spacing w:after="0" w:line="240" w:lineRule="auto"/>
         <w:rPr>
           <w:rFonts w:eastAsia="Times New Roman" w:cstheme="minorHAnsi"/>
-          <w:lang w:eastAsia="en-IN"/>
-        </w:rPr>
-      </w:pPr>
-      <w:r>
-        <w:rPr>
-          <w:rFonts w:eastAsia="Times New Roman" w:cstheme="minorHAnsi"/>
-          <w:lang w:eastAsia="en-IN"/>
-        </w:rPr>
-        <w:t xml:space="preserve">SELECT </w:t>
-      </w:r>
-      <w:proofErr w:type="spellStart"/>
-      <w:r>
-        <w:rPr>
-          <w:rFonts w:eastAsia="Times New Roman" w:cstheme="minorHAnsi"/>
-          <w:lang w:eastAsia="en-IN"/>
-        </w:rPr>
-        <w:t>customer_id</w:t>
-      </w:r>
-      <w:proofErr w:type="spellEnd"/>
-      <w:r>
-        <w:rPr>
-          <w:rFonts w:eastAsia="Times New Roman" w:cstheme="minorHAnsi"/>
-          <w:lang w:eastAsia="en-IN"/>
-        </w:rPr>
-        <w:t xml:space="preserve"> FROM orders;</w:t>
-      </w:r>
-    </w:p>
-    <w:p>
-      <w:pPr>
-        <w:spacing w:after="0" w:line="240" w:lineRule="auto"/>
-        <w:rPr>
-          <w:rFonts w:eastAsia="Times New Roman" w:cstheme="minorHAnsi"/>
-          <w:lang w:eastAsia="en-IN"/>
-        </w:rPr>
-      </w:pPr>
-      <w:r>
-        <w:rPr>
-          <w:rFonts w:eastAsia="Times New Roman" w:cstheme="minorHAnsi"/>
+          <w:noProof/>
+          <w:lang w:eastAsia="en-IN"/>
+        </w:rPr>
+      </w:pPr>
+      <w:r>
+        <w:rPr>
+          <w:rFonts w:eastAsia="Times New Roman" w:cstheme="minorHAnsi"/>
+          <w:noProof/>
           <w:lang w:eastAsia="en-IN"/>
         </w:rPr>
         <w:lastRenderedPageBreak/>
+        <w:t>SELECT customer_id FROM orders;</w:t>
+      </w:r>
+    </w:p>
+    <w:p>
+      <w:pPr>
+        <w:spacing w:after="0" w:line="240" w:lineRule="auto"/>
+        <w:rPr>
+          <w:rFonts w:eastAsia="Times New Roman" w:cstheme="minorHAnsi"/>
+          <w:noProof/>
+          <w:lang w:eastAsia="en-IN"/>
+        </w:rPr>
+      </w:pPr>
+    </w:p>
+    <w:p>
+      <w:pPr>
+        <w:spacing w:after="0" w:line="240" w:lineRule="auto"/>
+        <w:rPr>
+          <w:rFonts w:eastAsia="Times New Roman" w:cstheme="minorHAnsi"/>
+          <w:noProof/>
+          <w:lang w:eastAsia="en-IN"/>
+        </w:rPr>
+      </w:pPr>
+      <w:r>
+        <w:rPr>
+          <w:rFonts w:eastAsia="Times New Roman" w:cstheme="minorHAnsi"/>
+          <w:noProof/>
+          <w:lang w:eastAsia="en-IN"/>
+        </w:rPr>
         <w:t>Result:</w:t>
       </w:r>
     </w:p>
@@ -10071,12 +9986,14 @@
         <w:spacing w:after="0" w:line="240" w:lineRule="auto"/>
         <w:rPr>
           <w:rFonts w:eastAsia="Times New Roman" w:cstheme="minorHAnsi"/>
-          <w:lang w:eastAsia="en-IN"/>
-        </w:rPr>
-      </w:pPr>
-      <w:r>
-        <w:rPr>
-          <w:rFonts w:eastAsia="Times New Roman" w:cstheme="minorHAnsi"/>
+          <w:noProof/>
+          <w:lang w:eastAsia="en-IN"/>
+        </w:rPr>
+      </w:pPr>
+      <w:r>
+        <w:rPr>
+          <w:rFonts w:eastAsia="Times New Roman" w:cstheme="minorHAnsi"/>
+          <w:noProof/>
           <w:lang w:eastAsia="en-IN"/>
         </w:rPr>
         <w:t>101</w:t>
@@ -10105,12 +10022,14 @@
         <w:spacing w:after="0" w:line="240" w:lineRule="auto"/>
         <w:rPr>
           <w:rFonts w:eastAsia="Times New Roman" w:cstheme="minorHAnsi"/>
-          <w:lang w:eastAsia="en-IN"/>
-        </w:rPr>
-      </w:pPr>
-      <w:r>
-        <w:rPr>
-          <w:rFonts w:eastAsia="Times New Roman" w:cstheme="minorHAnsi"/>
+          <w:noProof/>
+          <w:lang w:eastAsia="en-IN"/>
+        </w:rPr>
+      </w:pPr>
+      <w:r>
+        <w:rPr>
+          <w:rFonts w:eastAsia="Times New Roman" w:cstheme="minorHAnsi"/>
+          <w:noProof/>
           <w:lang w:eastAsia="en-IN"/>
         </w:rPr>
         <w:t>102</w:t>
@@ -10139,12 +10058,14 @@
         <w:spacing w:after="0" w:line="240" w:lineRule="auto"/>
         <w:rPr>
           <w:rFonts w:eastAsia="Times New Roman" w:cstheme="minorHAnsi"/>
-          <w:lang w:eastAsia="en-IN"/>
-        </w:rPr>
-      </w:pPr>
-      <w:r>
-        <w:rPr>
-          <w:rFonts w:eastAsia="Times New Roman" w:cstheme="minorHAnsi"/>
+          <w:noProof/>
+          <w:lang w:eastAsia="en-IN"/>
+        </w:rPr>
+      </w:pPr>
+      <w:r>
+        <w:rPr>
+          <w:rFonts w:eastAsia="Times New Roman" w:cstheme="minorHAnsi"/>
+          <w:noProof/>
           <w:lang w:eastAsia="en-IN"/>
         </w:rPr>
         <w:t>NULL</w:t>
@@ -10155,12 +10076,24 @@
         <w:spacing w:after="0" w:line="240" w:lineRule="auto"/>
         <w:rPr>
           <w:rFonts w:eastAsia="Times New Roman" w:cstheme="minorHAnsi"/>
-          <w:lang w:eastAsia="en-IN"/>
-        </w:rPr>
-      </w:pPr>
-      <w:r>
-        <w:rPr>
-          <w:rFonts w:eastAsia="Times New Roman" w:cstheme="minorHAnsi"/>
+          <w:noProof/>
+          <w:lang w:eastAsia="en-IN"/>
+        </w:rPr>
+      </w:pPr>
+    </w:p>
+    <w:p>
+      <w:pPr>
+        <w:spacing w:after="0" w:line="240" w:lineRule="auto"/>
+        <w:rPr>
+          <w:rFonts w:eastAsia="Times New Roman" w:cstheme="minorHAnsi"/>
+          <w:noProof/>
+          <w:lang w:eastAsia="en-IN"/>
+        </w:rPr>
+      </w:pPr>
+      <w:r>
+        <w:rPr>
+          <w:rFonts w:eastAsia="Times New Roman" w:cstheme="minorHAnsi"/>
+          <w:noProof/>
           <w:lang w:eastAsia="en-IN"/>
         </w:rPr>
         <w:t>Then:</w:t>
@@ -10189,31 +10122,17 @@
         <w:spacing w:after="0" w:line="240" w:lineRule="auto"/>
         <w:rPr>
           <w:rFonts w:eastAsia="Times New Roman" w:cstheme="minorHAnsi"/>
-          <w:lang w:eastAsia="en-IN"/>
-        </w:rPr>
-      </w:pPr>
-      <w:r>
-        <w:rPr>
-          <w:rFonts w:eastAsia="Times New Roman" w:cstheme="minorHAnsi"/>
-          <w:lang w:eastAsia="en-IN"/>
-        </w:rPr>
-        <w:t xml:space="preserve">WHERE </w:t>
-      </w:r>
-      <w:proofErr w:type="spellStart"/>
-      <w:r>
-        <w:rPr>
-          <w:rFonts w:eastAsia="Times New Roman" w:cstheme="minorHAnsi"/>
-          <w:lang w:eastAsia="en-IN"/>
-        </w:rPr>
-        <w:t>customer_id</w:t>
-      </w:r>
-      <w:proofErr w:type="spellEnd"/>
-      <w:r>
-        <w:rPr>
-          <w:rFonts w:eastAsia="Times New Roman" w:cstheme="minorHAnsi"/>
-          <w:lang w:eastAsia="en-IN"/>
-        </w:rPr>
-        <w:t xml:space="preserve"> IN (101, 102, NULL)</w:t>
+          <w:noProof/>
+          <w:lang w:eastAsia="en-IN"/>
+        </w:rPr>
+      </w:pPr>
+      <w:r>
+        <w:rPr>
+          <w:rFonts w:eastAsia="Times New Roman" w:cstheme="minorHAnsi"/>
+          <w:noProof/>
+          <w:lang w:eastAsia="en-IN"/>
+        </w:rPr>
+        <w:t>WHERE customer_id IN (101, 102, NULL)</w:t>
       </w:r>
     </w:p>
     <w:p>
@@ -10691,7 +10610,37 @@
           <w:rFonts w:eastAsia="Times New Roman" w:cstheme="minorHAnsi"/>
           <w:lang w:eastAsia="en-IN"/>
         </w:rPr>
-        <w:t>IN compares a value against a list returned by a subquery, while EXISTS checks whether the subquery returns any row for the current outer query row.</w:t>
+        <w:t xml:space="preserve">IN compares a </w:t>
+      </w:r>
+      <w:r>
+        <w:rPr>
+          <w:rFonts w:eastAsia="Times New Roman" w:cstheme="minorHAnsi"/>
+          <w:highlight w:val="cyan"/>
+          <w:lang w:eastAsia="en-IN"/>
+        </w:rPr>
+        <w:t>value</w:t>
+      </w:r>
+      <w:r>
+        <w:rPr>
+          <w:rFonts w:eastAsia="Times New Roman" w:cstheme="minorHAnsi"/>
+          <w:lang w:eastAsia="en-IN"/>
+        </w:rPr>
+        <w:t xml:space="preserve"> against a list returned by a subquery, while EXISTS checks whether the subquery returns </w:t>
+      </w:r>
+      <w:r>
+        <w:rPr>
+          <w:rFonts w:eastAsia="Times New Roman" w:cstheme="minorHAnsi"/>
+          <w:highlight w:val="cyan"/>
+          <w:lang w:eastAsia="en-IN"/>
+        </w:rPr>
+        <w:t>any row</w:t>
+      </w:r>
+      <w:r>
+        <w:rPr>
+          <w:rFonts w:eastAsia="Times New Roman" w:cstheme="minorHAnsi"/>
+          <w:lang w:eastAsia="en-IN"/>
+        </w:rPr>
+        <w:t xml:space="preserve"> for the current outer query row.</w:t>
       </w:r>
     </w:p>
     <w:p>
@@ -10945,34 +10894,25 @@
     </w:p>
     <w:tbl>
       <w:tblPr>
-        <w:tblW w:w="0" w:type="auto"/>
-        <w:tblCellSpacing w:w="15" w:type="dxa"/>
-        <w:tblCellMar>
-          <w:top w:w="15" w:type="dxa"/>
-          <w:left w:w="15" w:type="dxa"/>
-          <w:bottom w:w="15" w:type="dxa"/>
-          <w:right w:w="15" w:type="dxa"/>
-        </w:tblCellMar>
+        <w:tblStyle w:val="TableGrid"/>
+        <w:tblW w:w="5987" w:type="dxa"/>
         <w:tblLook w:val="04A0" w:firstRow="1" w:lastRow="0" w:firstColumn="1" w:lastColumn="0" w:noHBand="0" w:noVBand="1"/>
       </w:tblPr>
       <w:tblGrid>
-        <w:gridCol w:w="2917"/>
-        <w:gridCol w:w="1310"/>
+        <w:gridCol w:w="4060"/>
+        <w:gridCol w:w="1927"/>
       </w:tblGrid>
       <w:tr>
         <w:trPr>
-          <w:tblHeader/>
-          <w:tblCellSpacing w:w="15" w:type="dxa"/>
+          <w:trHeight w:val="341"/>
         </w:trPr>
         <w:tc>
           <w:tcPr>
             <w:tcW w:w="0" w:type="auto"/>
-            <w:vAlign w:val="center"/>
             <w:hideMark/>
           </w:tcPr>
           <w:p>
             <w:pPr>
-              <w:spacing w:after="0" w:line="240" w:lineRule="auto"/>
               <w:jc w:val="center"/>
               <w:rPr>
                 <w:rFonts w:eastAsia="Times New Roman" w:cstheme="minorHAnsi"/>
@@ -10995,12 +10935,10 @@
         <w:tc>
           <w:tcPr>
             <w:tcW w:w="0" w:type="auto"/>
-            <w:vAlign w:val="center"/>
             <w:hideMark/>
           </w:tcPr>
           <w:p>
             <w:pPr>
-              <w:spacing w:after="0" w:line="240" w:lineRule="auto"/>
               <w:jc w:val="center"/>
               <w:rPr>
                 <w:rFonts w:eastAsia="Times New Roman" w:cstheme="minorHAnsi"/>
@@ -11023,17 +10961,15 @@
       </w:tr>
       <w:tr>
         <w:trPr>
-          <w:tblCellSpacing w:w="15" w:type="dxa"/>
+          <w:trHeight w:val="357"/>
         </w:trPr>
         <w:tc>
           <w:tcPr>
             <w:tcW w:w="0" w:type="auto"/>
-            <w:vAlign w:val="center"/>
             <w:hideMark/>
           </w:tcPr>
           <w:p>
             <w:pPr>
-              <w:spacing w:after="0" w:line="240" w:lineRule="auto"/>
               <w:rPr>
                 <w:rFonts w:eastAsia="Times New Roman" w:cstheme="minorHAnsi"/>
                 <w:lang w:eastAsia="en-IN"/>
@@ -11051,12 +10987,10 @@
         <w:tc>
           <w:tcPr>
             <w:tcW w:w="0" w:type="auto"/>
-            <w:vAlign w:val="center"/>
             <w:hideMark/>
           </w:tcPr>
           <w:p>
             <w:pPr>
-              <w:spacing w:after="0" w:line="240" w:lineRule="auto"/>
               <w:rPr>
                 <w:rFonts w:eastAsia="Times New Roman" w:cstheme="minorHAnsi"/>
                 <w:lang w:eastAsia="en-IN"/>
@@ -11074,17 +11008,15 @@
       </w:tr>
       <w:tr>
         <w:trPr>
-          <w:tblCellSpacing w:w="15" w:type="dxa"/>
+          <w:trHeight w:val="341"/>
         </w:trPr>
         <w:tc>
           <w:tcPr>
             <w:tcW w:w="0" w:type="auto"/>
-            <w:vAlign w:val="center"/>
             <w:hideMark/>
           </w:tcPr>
           <w:p>
             <w:pPr>
-              <w:spacing w:after="0" w:line="240" w:lineRule="auto"/>
               <w:rPr>
                 <w:rFonts w:eastAsia="Times New Roman" w:cstheme="minorHAnsi"/>
                 <w:lang w:eastAsia="en-IN"/>
@@ -11102,12 +11034,10 @@
         <w:tc>
           <w:tcPr>
             <w:tcW w:w="0" w:type="auto"/>
-            <w:vAlign w:val="center"/>
             <w:hideMark/>
           </w:tcPr>
           <w:p>
             <w:pPr>
-              <w:spacing w:after="0" w:line="240" w:lineRule="auto"/>
               <w:rPr>
                 <w:rFonts w:eastAsia="Times New Roman" w:cstheme="minorHAnsi"/>
                 <w:lang w:eastAsia="en-IN"/>
@@ -11125,17 +11055,15 @@
       </w:tr>
       <w:tr>
         <w:trPr>
-          <w:tblCellSpacing w:w="15" w:type="dxa"/>
+          <w:trHeight w:val="341"/>
         </w:trPr>
         <w:tc>
           <w:tcPr>
             <w:tcW w:w="0" w:type="auto"/>
-            <w:vAlign w:val="center"/>
             <w:hideMark/>
           </w:tcPr>
           <w:p>
             <w:pPr>
-              <w:spacing w:after="0" w:line="240" w:lineRule="auto"/>
               <w:rPr>
                 <w:rFonts w:eastAsia="Times New Roman" w:cstheme="minorHAnsi"/>
                 <w:lang w:eastAsia="en-IN"/>
@@ -11153,12 +11081,10 @@
         <w:tc>
           <w:tcPr>
             <w:tcW w:w="0" w:type="auto"/>
-            <w:vAlign w:val="center"/>
             <w:hideMark/>
           </w:tcPr>
           <w:p>
             <w:pPr>
-              <w:spacing w:after="0" w:line="240" w:lineRule="auto"/>
               <w:rPr>
                 <w:rFonts w:eastAsia="Times New Roman" w:cstheme="minorHAnsi"/>
                 <w:lang w:eastAsia="en-IN"/>
@@ -11176,17 +11102,15 @@
       </w:tr>
       <w:tr>
         <w:trPr>
-          <w:tblCellSpacing w:w="15" w:type="dxa"/>
+          <w:trHeight w:val="357"/>
         </w:trPr>
         <w:tc>
           <w:tcPr>
             <w:tcW w:w="0" w:type="auto"/>
-            <w:vAlign w:val="center"/>
             <w:hideMark/>
           </w:tcPr>
           <w:p>
             <w:pPr>
-              <w:spacing w:after="0" w:line="240" w:lineRule="auto"/>
               <w:rPr>
                 <w:rFonts w:eastAsia="Times New Roman" w:cstheme="minorHAnsi"/>
                 <w:lang w:eastAsia="en-IN"/>
@@ -11204,12 +11128,10 @@
         <w:tc>
           <w:tcPr>
             <w:tcW w:w="0" w:type="auto"/>
-            <w:vAlign w:val="center"/>
             <w:hideMark/>
           </w:tcPr>
           <w:p>
             <w:pPr>
-              <w:spacing w:after="0" w:line="240" w:lineRule="auto"/>
               <w:rPr>
                 <w:rFonts w:eastAsia="Times New Roman" w:cstheme="minorHAnsi"/>
                 <w:lang w:eastAsia="en-IN"/>
@@ -11302,6 +11224,7 @@
           <w:rFonts w:eastAsia="Times New Roman" w:cstheme="minorHAnsi"/>
           <w:lang w:eastAsia="en-IN"/>
         </w:rPr>
+        <w:lastRenderedPageBreak/>
         <w:t>Value list → IN</w:t>
       </w:r>
     </w:p>
@@ -11568,12 +11491,14 @@
         <w:spacing w:after="0" w:line="240" w:lineRule="auto"/>
         <w:rPr>
           <w:rFonts w:eastAsia="Times New Roman" w:cstheme="minorHAnsi"/>
-          <w:lang w:eastAsia="en-IN"/>
-        </w:rPr>
-      </w:pPr>
-      <w:r>
-        <w:rPr>
-          <w:rFonts w:eastAsia="Times New Roman" w:cstheme="minorHAnsi"/>
+          <w:noProof/>
+          <w:lang w:eastAsia="en-IN"/>
+        </w:rPr>
+      </w:pPr>
+      <w:r>
+        <w:rPr>
+          <w:rFonts w:eastAsia="Times New Roman" w:cstheme="minorHAnsi"/>
+          <w:noProof/>
           <w:lang w:eastAsia="en-IN"/>
         </w:rPr>
         <w:t>SELECT *</w:t>
@@ -11602,12 +11527,14 @@
         <w:spacing w:after="0" w:line="240" w:lineRule="auto"/>
         <w:rPr>
           <w:rFonts w:eastAsia="Times New Roman" w:cstheme="minorHAnsi"/>
-          <w:lang w:eastAsia="en-IN"/>
-        </w:rPr>
-      </w:pPr>
-      <w:r>
-        <w:rPr>
-          <w:rFonts w:eastAsia="Times New Roman" w:cstheme="minorHAnsi"/>
+          <w:noProof/>
+          <w:lang w:eastAsia="en-IN"/>
+        </w:rPr>
+      </w:pPr>
+      <w:r>
+        <w:rPr>
+          <w:rFonts w:eastAsia="Times New Roman" w:cstheme="minorHAnsi"/>
+          <w:noProof/>
           <w:lang w:eastAsia="en-IN"/>
         </w:rPr>
         <w:t>FROM employees e</w:t>
@@ -11636,12 +11563,14 @@
         <w:spacing w:after="0" w:line="240" w:lineRule="auto"/>
         <w:rPr>
           <w:rFonts w:eastAsia="Times New Roman" w:cstheme="minorHAnsi"/>
-          <w:lang w:eastAsia="en-IN"/>
-        </w:rPr>
-      </w:pPr>
-      <w:r>
-        <w:rPr>
-          <w:rFonts w:eastAsia="Times New Roman" w:cstheme="minorHAnsi"/>
+          <w:noProof/>
+          <w:lang w:eastAsia="en-IN"/>
+        </w:rPr>
+      </w:pPr>
+      <w:r>
+        <w:rPr>
+          <w:rFonts w:eastAsia="Times New Roman" w:cstheme="minorHAnsi"/>
+          <w:noProof/>
           <w:lang w:eastAsia="en-IN"/>
         </w:rPr>
         <w:t>WHERE salary &gt; (</w:t>
@@ -11670,31 +11599,17 @@
         <w:spacing w:after="0" w:line="240" w:lineRule="auto"/>
         <w:rPr>
           <w:rFonts w:eastAsia="Times New Roman" w:cstheme="minorHAnsi"/>
-          <w:lang w:eastAsia="en-IN"/>
-        </w:rPr>
-      </w:pPr>
-      <w:r>
-        <w:rPr>
-          <w:rFonts w:eastAsia="Times New Roman" w:cstheme="minorHAnsi"/>
-          <w:lang w:eastAsia="en-IN"/>
-        </w:rPr>
-        <w:t xml:space="preserve">    SELECT </w:t>
-      </w:r>
-      <w:proofErr w:type="gramStart"/>
-      <w:r>
-        <w:rPr>
-          <w:rFonts w:eastAsia="Times New Roman" w:cstheme="minorHAnsi"/>
-          <w:lang w:eastAsia="en-IN"/>
-        </w:rPr>
-        <w:t>AVG(</w:t>
-      </w:r>
-      <w:proofErr w:type="gramEnd"/>
-      <w:r>
-        <w:rPr>
-          <w:rFonts w:eastAsia="Times New Roman" w:cstheme="minorHAnsi"/>
-          <w:lang w:eastAsia="en-IN"/>
-        </w:rPr>
-        <w:t>salary)</w:t>
+          <w:noProof/>
+          <w:lang w:eastAsia="en-IN"/>
+        </w:rPr>
+      </w:pPr>
+      <w:r>
+        <w:rPr>
+          <w:rFonts w:eastAsia="Times New Roman" w:cstheme="minorHAnsi"/>
+          <w:noProof/>
+          <w:lang w:eastAsia="en-IN"/>
+        </w:rPr>
+        <w:t xml:space="preserve">    SELECT AVG(salary)</w:t>
       </w:r>
     </w:p>
     <w:p>
@@ -11720,12 +11635,14 @@
         <w:spacing w:after="0" w:line="240" w:lineRule="auto"/>
         <w:rPr>
           <w:rFonts w:eastAsia="Times New Roman" w:cstheme="minorHAnsi"/>
-          <w:lang w:eastAsia="en-IN"/>
-        </w:rPr>
-      </w:pPr>
-      <w:r>
-        <w:rPr>
-          <w:rFonts w:eastAsia="Times New Roman" w:cstheme="minorHAnsi"/>
+          <w:noProof/>
+          <w:lang w:eastAsia="en-IN"/>
+        </w:rPr>
+      </w:pPr>
+      <w:r>
+        <w:rPr>
+          <w:rFonts w:eastAsia="Times New Roman" w:cstheme="minorHAnsi"/>
+          <w:noProof/>
           <w:lang w:eastAsia="en-IN"/>
         </w:rPr>
         <w:t xml:space="preserve">    FROM employees</w:t>
@@ -11754,25 +11671,18 @@
         <w:spacing w:after="0" w:line="240" w:lineRule="auto"/>
         <w:rPr>
           <w:rFonts w:eastAsia="Times New Roman" w:cstheme="minorHAnsi"/>
-          <w:lang w:eastAsia="en-IN"/>
-        </w:rPr>
-      </w:pPr>
-      <w:r>
-        <w:rPr>
-          <w:rFonts w:eastAsia="Times New Roman" w:cstheme="minorHAnsi"/>
-          <w:lang w:eastAsia="en-IN"/>
-        </w:rPr>
-        <w:t xml:space="preserve">    WHERE department = </w:t>
-      </w:r>
-      <w:proofErr w:type="spellStart"/>
-      <w:r>
-        <w:rPr>
-          <w:rFonts w:eastAsia="Times New Roman" w:cstheme="minorHAnsi"/>
-          <w:lang w:eastAsia="en-IN"/>
-        </w:rPr>
-        <w:t>e.department</w:t>
-      </w:r>
-      <w:proofErr w:type="spellEnd"/>
+          <w:noProof/>
+          <w:lang w:eastAsia="en-IN"/>
+        </w:rPr>
+      </w:pPr>
+      <w:r>
+        <w:rPr>
+          <w:rFonts w:eastAsia="Times New Roman" w:cstheme="minorHAnsi"/>
+          <w:noProof/>
+          <w:lang w:eastAsia="en-IN"/>
+        </w:rPr>
+        <w:t xml:space="preserve">    WHERE department = e.department</w:t>
+      </w:r>
     </w:p>
     <w:p>
       <w:pPr>
@@ -11797,12 +11707,14 @@
         <w:spacing w:after="0" w:line="240" w:lineRule="auto"/>
         <w:rPr>
           <w:rFonts w:eastAsia="Times New Roman" w:cstheme="minorHAnsi"/>
-          <w:lang w:eastAsia="en-IN"/>
-        </w:rPr>
-      </w:pPr>
-      <w:r>
-        <w:rPr>
-          <w:rFonts w:eastAsia="Times New Roman" w:cstheme="minorHAnsi"/>
+          <w:noProof/>
+          <w:lang w:eastAsia="en-IN"/>
+        </w:rPr>
+      </w:pPr>
+      <w:r>
+        <w:rPr>
+          <w:rFonts w:eastAsia="Times New Roman" w:cstheme="minorHAnsi"/>
+          <w:noProof/>
           <w:lang w:eastAsia="en-IN"/>
         </w:rPr>
         <w:t>);</w:t>
@@ -11813,12 +11725,14 @@
         <w:spacing w:before="100" w:beforeAutospacing="1" w:after="100" w:afterAutospacing="1" w:line="240" w:lineRule="auto"/>
         <w:rPr>
           <w:rFonts w:eastAsia="Times New Roman" w:cstheme="minorHAnsi"/>
-          <w:lang w:eastAsia="en-IN"/>
-        </w:rPr>
-      </w:pPr>
-      <w:r>
-        <w:rPr>
-          <w:rFonts w:eastAsia="Times New Roman" w:cstheme="minorHAnsi"/>
+          <w:noProof/>
+          <w:lang w:eastAsia="en-IN"/>
+        </w:rPr>
+      </w:pPr>
+      <w:r>
+        <w:rPr>
+          <w:rFonts w:eastAsia="Times New Roman" w:cstheme="minorHAnsi"/>
+          <w:noProof/>
           <w:lang w:eastAsia="en-IN"/>
         </w:rPr>
         <w:t>Here:</w:t>
@@ -11833,12 +11747,14 @@
         <w:spacing w:before="100" w:beforeAutospacing="1" w:after="100" w:afterAutospacing="1" w:line="240" w:lineRule="auto"/>
         <w:rPr>
           <w:rFonts w:eastAsia="Times New Roman" w:cstheme="minorHAnsi"/>
-          <w:lang w:eastAsia="en-IN"/>
-        </w:rPr>
-      </w:pPr>
-      <w:r>
-        <w:rPr>
-          <w:rFonts w:eastAsia="Times New Roman" w:cstheme="minorHAnsi"/>
+          <w:noProof/>
+          <w:lang w:eastAsia="en-IN"/>
+        </w:rPr>
+      </w:pPr>
+      <w:r>
+        <w:rPr>
+          <w:rFonts w:eastAsia="Times New Roman" w:cstheme="minorHAnsi"/>
+          <w:noProof/>
           <w:lang w:eastAsia="en-IN"/>
         </w:rPr>
         <w:t>&gt; is the comparison operator</w:t>
@@ -11853,37 +11769,32 @@
         <w:spacing w:before="100" w:beforeAutospacing="1" w:after="100" w:afterAutospacing="1" w:line="240" w:lineRule="auto"/>
         <w:rPr>
           <w:rFonts w:eastAsia="Times New Roman" w:cstheme="minorHAnsi"/>
-          <w:lang w:eastAsia="en-IN"/>
-        </w:rPr>
-      </w:pPr>
-      <w:r>
-        <w:rPr>
-          <w:rFonts w:eastAsia="Times New Roman" w:cstheme="minorHAnsi"/>
-          <w:lang w:eastAsia="en-IN"/>
-        </w:rPr>
-        <w:t xml:space="preserve">Subquery is correlated using </w:t>
-      </w:r>
-      <w:proofErr w:type="spellStart"/>
-      <w:r>
-        <w:rPr>
-          <w:rFonts w:eastAsia="Times New Roman" w:cstheme="minorHAnsi"/>
-          <w:lang w:eastAsia="en-IN"/>
-        </w:rPr>
-        <w:t>e.department</w:t>
-      </w:r>
-      <w:proofErr w:type="spellEnd"/>
-    </w:p>
-    <w:p>
-      <w:pPr>
-        <w:spacing w:after="0" w:line="240" w:lineRule="auto"/>
-        <w:rPr>
-          <w:rFonts w:eastAsia="Times New Roman" w:cstheme="minorHAnsi"/>
-          <w:lang w:eastAsia="en-IN"/>
-        </w:rPr>
-      </w:pPr>
-      <w:r>
-        <w:rPr>
-          <w:rFonts w:eastAsia="Times New Roman" w:cstheme="minorHAnsi"/>
+          <w:noProof/>
+          <w:lang w:eastAsia="en-IN"/>
+        </w:rPr>
+      </w:pPr>
+      <w:r>
+        <w:rPr>
+          <w:rFonts w:eastAsia="Times New Roman" w:cstheme="minorHAnsi"/>
+          <w:noProof/>
+          <w:lang w:eastAsia="en-IN"/>
+        </w:rPr>
+        <w:t>Subquery is correlated using e.department</w:t>
+      </w:r>
+    </w:p>
+    <w:p>
+      <w:pPr>
+        <w:spacing w:after="0" w:line="240" w:lineRule="auto"/>
+        <w:rPr>
+          <w:rFonts w:eastAsia="Times New Roman" w:cstheme="minorHAnsi"/>
+          <w:noProof/>
+          <w:lang w:eastAsia="en-IN"/>
+        </w:rPr>
+      </w:pPr>
+      <w:r>
+        <w:rPr>
+          <w:rFonts w:eastAsia="Times New Roman" w:cstheme="minorHAnsi"/>
+          <w:noProof/>
           <w:lang w:eastAsia="en-IN"/>
         </w:rPr>
         <w:pict>
@@ -11899,14 +11810,16 @@
           <w:rFonts w:eastAsia="Times New Roman" w:cstheme="minorHAnsi"/>
           <w:b/>
           <w:bCs/>
-          <w:lang w:eastAsia="en-IN"/>
-        </w:rPr>
-      </w:pPr>
-      <w:r>
-        <w:rPr>
-          <w:rFonts w:eastAsia="Times New Roman" w:cstheme="minorHAnsi"/>
-          <w:b/>
-          <w:bCs/>
+          <w:noProof/>
+          <w:lang w:eastAsia="en-IN"/>
+        </w:rPr>
+      </w:pPr>
+      <w:r>
+        <w:rPr>
+          <w:rFonts w:eastAsia="Times New Roman" w:cstheme="minorHAnsi"/>
+          <w:b/>
+          <w:bCs/>
+          <w:noProof/>
           <w:lang w:eastAsia="en-IN"/>
         </w:rPr>
         <w:t>2. NOT EXISTS</w:t>
@@ -11917,13 +11830,14 @@
         <w:spacing w:before="100" w:beforeAutospacing="1" w:after="100" w:afterAutospacing="1" w:line="240" w:lineRule="auto"/>
         <w:rPr>
           <w:rFonts w:eastAsia="Times New Roman" w:cstheme="minorHAnsi"/>
-          <w:lang w:eastAsia="en-IN"/>
-        </w:rPr>
-      </w:pPr>
-      <w:proofErr w:type="gramStart"/>
-      <w:r>
-        <w:rPr>
-          <w:rFonts w:eastAsia="Times New Roman" w:cstheme="minorHAnsi"/>
+          <w:noProof/>
+          <w:lang w:eastAsia="en-IN"/>
+        </w:rPr>
+      </w:pPr>
+      <w:r>
+        <w:rPr>
+          <w:rFonts w:eastAsia="Times New Roman" w:cstheme="minorHAnsi"/>
+          <w:noProof/>
           <w:lang w:eastAsia="en-IN"/>
         </w:rPr>
         <w:t xml:space="preserve">Used to find </w:t>
@@ -11933,6 +11847,7 @@
           <w:rFonts w:eastAsia="Times New Roman" w:cstheme="minorHAnsi"/>
           <w:b/>
           <w:bCs/>
+          <w:noProof/>
           <w:lang w:eastAsia="en-IN"/>
         </w:rPr>
         <w:t>missing data</w:t>
@@ -11940,6 +11855,7 @@
       <w:r>
         <w:rPr>
           <w:rFonts w:eastAsia="Times New Roman" w:cstheme="minorHAnsi"/>
+          <w:noProof/>
           <w:lang w:eastAsia="en-IN"/>
         </w:rPr>
         <w:t xml:space="preserve"> or </w:t>
@@ -11949,6 +11865,7 @@
           <w:rFonts w:eastAsia="Times New Roman" w:cstheme="minorHAnsi"/>
           <w:b/>
           <w:bCs/>
+          <w:noProof/>
           <w:lang w:eastAsia="en-IN"/>
         </w:rPr>
         <w:t>anti-joins</w:t>
@@ -11956,11 +11873,11 @@
       <w:r>
         <w:rPr>
           <w:rFonts w:eastAsia="Times New Roman" w:cstheme="minorHAnsi"/>
+          <w:noProof/>
           <w:lang w:eastAsia="en-IN"/>
         </w:rPr>
         <w:t>.</w:t>
       </w:r>
-      <w:proofErr w:type="gramEnd"/>
     </w:p>
     <w:p>
       <w:pPr>
@@ -12142,12 +12059,14 @@
         <w:spacing w:after="0" w:line="240" w:lineRule="auto"/>
         <w:rPr>
           <w:rFonts w:eastAsia="Times New Roman" w:cstheme="minorHAnsi"/>
-          <w:lang w:eastAsia="en-IN"/>
-        </w:rPr>
-      </w:pPr>
-      <w:r>
-        <w:rPr>
-          <w:rFonts w:eastAsia="Times New Roman" w:cstheme="minorHAnsi"/>
+          <w:noProof/>
+          <w:lang w:eastAsia="en-IN"/>
+        </w:rPr>
+      </w:pPr>
+      <w:r>
+        <w:rPr>
+          <w:rFonts w:eastAsia="Times New Roman" w:cstheme="minorHAnsi"/>
+          <w:noProof/>
           <w:lang w:eastAsia="en-IN"/>
         </w:rPr>
         <w:t xml:space="preserve">    FROM orders o</w:t>
@@ -12176,41 +12095,18 @@
         <w:spacing w:after="0" w:line="240" w:lineRule="auto"/>
         <w:rPr>
           <w:rFonts w:eastAsia="Times New Roman" w:cstheme="minorHAnsi"/>
-          <w:lang w:eastAsia="en-IN"/>
-        </w:rPr>
-      </w:pPr>
-      <w:r>
-        <w:rPr>
-          <w:rFonts w:eastAsia="Times New Roman" w:cstheme="minorHAnsi"/>
-          <w:lang w:eastAsia="en-IN"/>
-        </w:rPr>
-        <w:t xml:space="preserve">    WHERE </w:t>
-      </w:r>
-      <w:proofErr w:type="spellStart"/>
-      <w:r>
-        <w:rPr>
-          <w:rFonts w:eastAsia="Times New Roman" w:cstheme="minorHAnsi"/>
-          <w:lang w:eastAsia="en-IN"/>
-        </w:rPr>
-        <w:t>o.customer_id</w:t>
-      </w:r>
-      <w:proofErr w:type="spellEnd"/>
-      <w:r>
-        <w:rPr>
-          <w:rFonts w:eastAsia="Times New Roman" w:cstheme="minorHAnsi"/>
-          <w:lang w:eastAsia="en-IN"/>
-        </w:rPr>
-        <w:t xml:space="preserve"> = </w:t>
-      </w:r>
-      <w:proofErr w:type="spellStart"/>
-      <w:r>
-        <w:rPr>
-          <w:rFonts w:eastAsia="Times New Roman" w:cstheme="minorHAnsi"/>
-          <w:lang w:eastAsia="en-IN"/>
-        </w:rPr>
-        <w:t>c.customer_id</w:t>
-      </w:r>
-      <w:proofErr w:type="spellEnd"/>
+          <w:noProof/>
+          <w:lang w:eastAsia="en-IN"/>
+        </w:rPr>
+      </w:pPr>
+      <w:r>
+        <w:rPr>
+          <w:rFonts w:eastAsia="Times New Roman" w:cstheme="minorHAnsi"/>
+          <w:noProof/>
+          <w:lang w:eastAsia="en-IN"/>
+        </w:rPr>
+        <w:t xml:space="preserve">    WHERE o.customer_id = c.customer_id</w:t>
+      </w:r>
     </w:p>
     <w:p>
       <w:pPr>
@@ -12235,12 +12131,14 @@
         <w:spacing w:after="0" w:line="240" w:lineRule="auto"/>
         <w:rPr>
           <w:rFonts w:eastAsia="Times New Roman" w:cstheme="minorHAnsi"/>
-          <w:lang w:eastAsia="en-IN"/>
-        </w:rPr>
-      </w:pPr>
-      <w:r>
-        <w:rPr>
-          <w:rFonts w:eastAsia="Times New Roman" w:cstheme="minorHAnsi"/>
+          <w:noProof/>
+          <w:lang w:eastAsia="en-IN"/>
+        </w:rPr>
+      </w:pPr>
+      <w:r>
+        <w:rPr>
+          <w:rFonts w:eastAsia="Times New Roman" w:cstheme="minorHAnsi"/>
+          <w:noProof/>
           <w:lang w:eastAsia="en-IN"/>
         </w:rPr>
         <w:t>);</w:t>
@@ -12251,33 +12149,343 @@
         <w:spacing w:before="100" w:beforeAutospacing="1" w:after="100" w:afterAutospacing="1" w:line="240" w:lineRule="auto"/>
         <w:rPr>
           <w:rFonts w:eastAsia="Times New Roman" w:cstheme="minorHAnsi"/>
-          <w:lang w:eastAsia="en-IN"/>
-        </w:rPr>
-      </w:pPr>
-      <w:proofErr w:type="gramStart"/>
-      <w:r>
-        <w:rPr>
-          <w:rFonts w:eastAsia="Times New Roman" w:cstheme="minorHAnsi"/>
-          <w:lang w:eastAsia="en-IN"/>
-        </w:rPr>
+          <w:noProof/>
+          <w:lang w:eastAsia="en-IN"/>
+        </w:rPr>
+      </w:pPr>
+      <w:r>
+        <w:rPr>
+          <w:rFonts w:eastAsia="Times New Roman" w:cstheme="minorHAnsi"/>
+          <w:noProof/>
+          <w:lang w:eastAsia="en-IN"/>
+        </w:rPr>
+        <w:lastRenderedPageBreak/>
         <w:t>Very common in real systems.</w:t>
       </w:r>
-      <w:proofErr w:type="gramEnd"/>
-    </w:p>
-    <w:p>
-      <w:pPr>
-        <w:spacing w:after="0" w:line="240" w:lineRule="auto"/>
-        <w:rPr>
-          <w:rFonts w:eastAsia="Times New Roman" w:cstheme="minorHAnsi"/>
-          <w:lang w:eastAsia="en-IN"/>
-        </w:rPr>
-      </w:pPr>
-      <w:r>
-        <w:rPr>
-          <w:rFonts w:eastAsia="Times New Roman" w:cstheme="minorHAnsi"/>
-          <w:lang w:eastAsia="en-IN"/>
-        </w:rPr>
-        <w:lastRenderedPageBreak/>
+    </w:p>
+    <w:p>
+      <w:pPr>
+        <w:spacing w:before="100" w:beforeAutospacing="1" w:after="100" w:afterAutospacing="1" w:line="240" w:lineRule="auto"/>
+        <w:rPr>
+          <w:rFonts w:eastAsia="Times New Roman" w:cstheme="minorHAnsi"/>
+          <w:noProof/>
+          <w:lang w:eastAsia="en-IN"/>
+        </w:rPr>
+      </w:pPr>
+    </w:p>
+    <w:p>
+      <w:pPr>
+        <w:pStyle w:val="Heading3"/>
+        <w:rPr>
+          <w:noProof/>
+        </w:rPr>
+      </w:pPr>
+      <w:r>
+        <w:rPr>
+          <w:noProof/>
+        </w:rPr>
+        <w:t xml:space="preserve">Do we need to pass any column between </w:t>
+      </w:r>
+      <w:r>
+        <w:rPr>
+          <w:rStyle w:val="HTMLCode"/>
+          <w:noProof/>
+        </w:rPr>
+        <w:t>WHERE</w:t>
+      </w:r>
+      <w:r>
+        <w:rPr>
+          <w:noProof/>
+        </w:rPr>
+        <w:t xml:space="preserve"> and </w:t>
+      </w:r>
+      <w:r>
+        <w:rPr>
+          <w:rStyle w:val="HTMLCode"/>
+          <w:noProof/>
+        </w:rPr>
+        <w:t>EXISTS / NOT EXISTS</w:t>
+      </w:r>
+      <w:r>
+        <w:rPr>
+          <w:noProof/>
+        </w:rPr>
+        <w:t>?</w:t>
+      </w:r>
+    </w:p>
+    <w:p>
+      <w:pPr>
+        <w:pStyle w:val="NormalWeb"/>
+        <w:rPr>
+          <w:noProof/>
+        </w:rPr>
+      </w:pPr>
+      <w:r>
+        <w:rPr>
+          <w:rStyle w:val="Strong"/>
+          <w:noProof/>
+        </w:rPr>
+        <w:t>No, we don’t.</w:t>
+      </w:r>
+      <w:r>
+        <w:rPr>
+          <w:noProof/>
+        </w:rPr>
+        <w:br/>
+        <w:t xml:space="preserve">Because </w:t>
+      </w:r>
+      <w:r>
+        <w:rPr>
+          <w:rStyle w:val="HTMLCode"/>
+          <w:noProof/>
+        </w:rPr>
+        <w:t>EXISTS</w:t>
+      </w:r>
+      <w:r>
+        <w:rPr>
+          <w:noProof/>
+        </w:rPr>
+        <w:t xml:space="preserve"> and </w:t>
+      </w:r>
+      <w:r>
+        <w:rPr>
+          <w:rStyle w:val="HTMLCode"/>
+          <w:noProof/>
+        </w:rPr>
+        <w:t>NOT EXISTS</w:t>
+      </w:r>
+      <w:r>
+        <w:rPr>
+          <w:noProof/>
+        </w:rPr>
+        <w:t xml:space="preserve"> themselves return a </w:t>
+      </w:r>
+      <w:r>
+        <w:rPr>
+          <w:rStyle w:val="Strong"/>
+          <w:noProof/>
+        </w:rPr>
+        <w:t>boolean result (TRUE / FALSE)</w:t>
+      </w:r>
+      <w:r>
+        <w:rPr>
+          <w:noProof/>
+        </w:rPr>
+        <w:t>.</w:t>
+      </w:r>
+    </w:p>
+    <w:p>
+      <w:pPr>
+        <w:pStyle w:val="NormalWeb"/>
+        <w:rPr>
+          <w:noProof/>
+        </w:rPr>
+      </w:pPr>
+      <w:r>
+        <w:rPr>
+          <w:noProof/>
+        </w:rPr>
+        <w:t>So syntax is:</w:t>
+      </w:r>
+    </w:p>
+    <w:p>
+      <w:pPr>
+        <w:pStyle w:val="HTMLPreformatted"/>
+        <w:rPr>
+          <w:noProof/>
+        </w:rPr>
+      </w:pPr>
+      <w:r>
+        <w:rPr>
+          <w:rStyle w:val="8"/>
+          <w:noProof/>
+          <w:highlight w:val="cyan"/>
+        </w:rPr>
+        <w:t>WHERE</w:t>
+      </w:r>
+      <w:r>
+        <w:rPr>
+          <w:noProof/>
+          <w:highlight w:val="cyan"/>
+        </w:rPr>
+        <w:t xml:space="preserve"> </w:t>
+      </w:r>
+      <w:r>
+        <w:rPr>
+          <w:rStyle w:val="8"/>
+          <w:noProof/>
+          <w:highlight w:val="cyan"/>
+        </w:rPr>
+        <w:t>EXISTS</w:t>
+      </w:r>
+      <w:r>
+        <w:rPr>
+          <w:noProof/>
+        </w:rPr>
+        <w:t xml:space="preserve"> (subquery)</w:t>
+      </w:r>
+      <w:r>
+        <w:rPr>
+          <w:noProof/>
+        </w:rPr>
+        <w:br/>
+      </w:r>
+      <w:r>
+        <w:rPr>
+          <w:rStyle w:val="8"/>
+          <w:noProof/>
+          <w:highlight w:val="magenta"/>
+        </w:rPr>
+        <w:t>WHERE</w:t>
+      </w:r>
+      <w:r>
+        <w:rPr>
+          <w:noProof/>
+          <w:highlight w:val="magenta"/>
+        </w:rPr>
+        <w:t xml:space="preserve"> </w:t>
+      </w:r>
+      <w:r>
+        <w:rPr>
+          <w:rStyle w:val="8"/>
+          <w:noProof/>
+          <w:highlight w:val="magenta"/>
+        </w:rPr>
+        <w:t>NOT</w:t>
+      </w:r>
+      <w:r>
+        <w:rPr>
+          <w:noProof/>
+          <w:highlight w:val="magenta"/>
+        </w:rPr>
+        <w:t xml:space="preserve"> </w:t>
+      </w:r>
+      <w:r>
+        <w:rPr>
+          <w:rStyle w:val="8"/>
+          <w:noProof/>
+          <w:highlight w:val="magenta"/>
+        </w:rPr>
+        <w:t>EXISTS</w:t>
+      </w:r>
+      <w:r>
+        <w:rPr>
+          <w:noProof/>
+        </w:rPr>
+        <w:t xml:space="preserve"> (subquery)</w:t>
+      </w:r>
+    </w:p>
+    <w:p>
+      <w:pPr>
+        <w:pStyle w:val="NormalWeb"/>
+        <w:rPr>
+          <w:noProof/>
+        </w:rPr>
+      </w:pPr>
+      <w:r>
+        <w:rPr>
+          <w:noProof/>
+        </w:rPr>
+        <w:t xml:space="preserve">You do </w:t>
+      </w:r>
+      <w:r>
+        <w:rPr>
+          <w:rStyle w:val="Strong"/>
+          <w:noProof/>
+        </w:rPr>
+        <w:t>not</w:t>
+      </w:r>
+      <w:r>
+        <w:rPr>
+          <w:noProof/>
+        </w:rPr>
+        <w:t xml:space="preserve"> need something like:</w:t>
+      </w:r>
+    </w:p>
+    <w:p>
+      <w:pPr>
+        <w:pStyle w:val="HTMLPreformatted"/>
+        <w:rPr>
+          <w:noProof/>
+        </w:rPr>
+      </w:pPr>
+      <w:r>
+        <w:rPr>
+          <w:rStyle w:val="8"/>
+          <w:noProof/>
+        </w:rPr>
+        <w:t>WHERE</w:t>
+      </w:r>
+      <w:r>
+        <w:rPr>
+          <w:noProof/>
+        </w:rPr>
+        <w:t xml:space="preserve"> </w:t>
+      </w:r>
+      <w:r>
+        <w:rPr>
+          <w:rStyle w:val="8"/>
+          <w:noProof/>
+        </w:rPr>
+        <w:t>column</w:t>
+      </w:r>
+      <w:r>
+        <w:rPr>
+          <w:noProof/>
+        </w:rPr>
+        <w:t xml:space="preserve"> </w:t>
+      </w:r>
+      <w:r>
+        <w:rPr>
+          <w:rStyle w:val="8"/>
+          <w:noProof/>
+        </w:rPr>
+        <w:t>=</w:t>
+      </w:r>
+      <w:r>
+        <w:rPr>
+          <w:noProof/>
+        </w:rPr>
+        <w:t xml:space="preserve"> </w:t>
+      </w:r>
+      <w:r>
+        <w:rPr>
+          <w:rStyle w:val="8"/>
+          <w:noProof/>
+        </w:rPr>
+        <w:t>EXISTS</w:t>
+      </w:r>
+      <w:r>
+        <w:rPr>
+          <w:noProof/>
+        </w:rPr>
+        <w:t xml:space="preserve"> (...)   ❌ (Wrong)</w:t>
+      </w:r>
+    </w:p>
+    <w:p>
+      <w:pPr>
+        <w:spacing w:before="100" w:beforeAutospacing="1" w:after="100" w:afterAutospacing="1" w:line="240" w:lineRule="auto"/>
+        <w:rPr>
+          <w:rFonts w:eastAsia="Times New Roman" w:cstheme="minorHAnsi"/>
+          <w:noProof/>
+          <w:lang w:eastAsia="en-IN"/>
+        </w:rPr>
+      </w:pPr>
+    </w:p>
+    <w:p>
+      <w:pPr>
+        <w:spacing w:after="0" w:line="240" w:lineRule="auto"/>
+        <w:rPr>
+          <w:rFonts w:eastAsia="Times New Roman" w:cstheme="minorHAnsi"/>
+          <w:lang w:eastAsia="en-IN"/>
+        </w:rPr>
+      </w:pPr>
+      <w:r>
+        <w:rPr>
+          <w:rFonts w:eastAsia="Times New Roman" w:cstheme="minorHAnsi"/>
+          <w:noProof/>
+          <w:lang w:eastAsia="en-IN"/>
+        </w:rPr>
         <w:pict>
           <v:rect id="_x0000_i1081" style="width:0;height:1.5pt" o:hralign="center" o:hrstd="t" o:hr="t" fillcolor="#a0a0a0" stroked="f"/>
         </w:pict>
@@ -12694,7 +12902,6 @@
           <w:lang w:eastAsia="en-IN"/>
         </w:rPr>
       </w:pPr>
-      <w:proofErr w:type="gramStart"/>
       <w:r>
         <w:rPr>
           <w:rFonts w:eastAsia="Times New Roman" w:cstheme="minorHAnsi"/>
@@ -12718,7 +12925,6 @@
         </w:rPr>
         <w:t xml:space="preserve"> returned by subquery.</w:t>
       </w:r>
-      <w:proofErr w:type="gramEnd"/>
     </w:p>
     <w:p>
       <w:pPr>
@@ -12874,6 +13080,7 @@
           <w:rFonts w:eastAsia="Times New Roman" w:cstheme="minorHAnsi"/>
           <w:lang w:eastAsia="en-IN"/>
         </w:rPr>
+        <w:lastRenderedPageBreak/>
         <w:t xml:space="preserve">    SELECT salary</w:t>
       </w:r>
     </w:p>
@@ -13068,18 +13275,18 @@
         <w:spacing w:before="100" w:beforeAutospacing="1" w:after="100" w:afterAutospacing="1" w:line="240" w:lineRule="auto"/>
         <w:rPr>
           <w:rFonts w:eastAsia="Times New Roman" w:cstheme="minorHAnsi"/>
-          <w:lang w:eastAsia="en-IN"/>
-        </w:rPr>
-      </w:pPr>
-      <w:proofErr w:type="gramStart"/>
-      <w:r>
-        <w:rPr>
-          <w:rFonts w:eastAsia="Times New Roman" w:cstheme="minorHAnsi"/>
+          <w:noProof/>
+          <w:lang w:eastAsia="en-IN"/>
+        </w:rPr>
+      </w:pPr>
+      <w:r>
+        <w:rPr>
+          <w:rFonts w:eastAsia="Times New Roman" w:cstheme="minorHAnsi"/>
+          <w:noProof/>
           <w:lang w:eastAsia="en-IN"/>
         </w:rPr>
         <w:t>Used to calculate row-specific values.</w:t>
       </w:r>
-      <w:proofErr w:type="gramEnd"/>
     </w:p>
     <w:p>
       <w:pPr>
@@ -13089,14 +13296,16 @@
           <w:rFonts w:eastAsia="Times New Roman" w:cstheme="minorHAnsi"/>
           <w:b/>
           <w:bCs/>
-          <w:lang w:eastAsia="en-IN"/>
-        </w:rPr>
-      </w:pPr>
-      <w:r>
-        <w:rPr>
-          <w:rFonts w:eastAsia="Times New Roman" w:cstheme="minorHAnsi"/>
-          <w:b/>
-          <w:bCs/>
+          <w:noProof/>
+          <w:lang w:eastAsia="en-IN"/>
+        </w:rPr>
+      </w:pPr>
+      <w:r>
+        <w:rPr>
+          <w:rFonts w:eastAsia="Times New Roman" w:cstheme="minorHAnsi"/>
+          <w:b/>
+          <w:bCs/>
+          <w:noProof/>
           <w:lang w:eastAsia="en-IN"/>
         </w:rPr>
         <w:t>Example: Show employee salary and department average salary</w:t>
@@ -13125,12 +13334,14 @@
         <w:spacing w:after="0" w:line="240" w:lineRule="auto"/>
         <w:rPr>
           <w:rFonts w:eastAsia="Times New Roman" w:cstheme="minorHAnsi"/>
-          <w:lang w:eastAsia="en-IN"/>
-        </w:rPr>
-      </w:pPr>
-      <w:r>
-        <w:rPr>
-          <w:rFonts w:eastAsia="Times New Roman" w:cstheme="minorHAnsi"/>
+          <w:noProof/>
+          <w:lang w:eastAsia="en-IN"/>
+        </w:rPr>
+      </w:pPr>
+      <w:r>
+        <w:rPr>
+          <w:rFonts w:eastAsia="Times New Roman" w:cstheme="minorHAnsi"/>
+          <w:noProof/>
           <w:lang w:eastAsia="en-IN"/>
         </w:rPr>
         <w:t>SELECT</w:t>
@@ -13159,31 +13370,17 @@
         <w:spacing w:after="0" w:line="240" w:lineRule="auto"/>
         <w:rPr>
           <w:rFonts w:eastAsia="Times New Roman" w:cstheme="minorHAnsi"/>
-          <w:lang w:eastAsia="en-IN"/>
-        </w:rPr>
-      </w:pPr>
-      <w:r>
-        <w:rPr>
-          <w:rFonts w:eastAsia="Times New Roman" w:cstheme="minorHAnsi"/>
-          <w:lang w:eastAsia="en-IN"/>
-        </w:rPr>
-        <w:t xml:space="preserve">    </w:t>
-      </w:r>
-      <w:proofErr w:type="spellStart"/>
-      <w:r>
-        <w:rPr>
-          <w:rFonts w:eastAsia="Times New Roman" w:cstheme="minorHAnsi"/>
-          <w:lang w:eastAsia="en-IN"/>
-        </w:rPr>
-        <w:t>e.emp_id</w:t>
-      </w:r>
-      <w:proofErr w:type="spellEnd"/>
-      <w:r>
-        <w:rPr>
-          <w:rFonts w:eastAsia="Times New Roman" w:cstheme="minorHAnsi"/>
-          <w:lang w:eastAsia="en-IN"/>
-        </w:rPr>
-        <w:t>,</w:t>
+          <w:noProof/>
+          <w:lang w:eastAsia="en-IN"/>
+        </w:rPr>
+      </w:pPr>
+      <w:r>
+        <w:rPr>
+          <w:rFonts w:eastAsia="Times New Roman" w:cstheme="minorHAnsi"/>
+          <w:noProof/>
+          <w:lang w:eastAsia="en-IN"/>
+        </w:rPr>
+        <w:t xml:space="preserve">    e.emp_id,</w:t>
       </w:r>
     </w:p>
     <w:p>
@@ -13209,31 +13406,17 @@
         <w:spacing w:after="0" w:line="240" w:lineRule="auto"/>
         <w:rPr>
           <w:rFonts w:eastAsia="Times New Roman" w:cstheme="minorHAnsi"/>
-          <w:lang w:eastAsia="en-IN"/>
-        </w:rPr>
-      </w:pPr>
-      <w:r>
-        <w:rPr>
-          <w:rFonts w:eastAsia="Times New Roman" w:cstheme="minorHAnsi"/>
-          <w:lang w:eastAsia="en-IN"/>
-        </w:rPr>
-        <w:t xml:space="preserve">    </w:t>
-      </w:r>
-      <w:proofErr w:type="spellStart"/>
-      <w:r>
-        <w:rPr>
-          <w:rFonts w:eastAsia="Times New Roman" w:cstheme="minorHAnsi"/>
-          <w:lang w:eastAsia="en-IN"/>
-        </w:rPr>
-        <w:t>e.salary</w:t>
-      </w:r>
-      <w:proofErr w:type="spellEnd"/>
-      <w:r>
-        <w:rPr>
-          <w:rFonts w:eastAsia="Times New Roman" w:cstheme="minorHAnsi"/>
-          <w:lang w:eastAsia="en-IN"/>
-        </w:rPr>
-        <w:t>,</w:t>
+          <w:noProof/>
+          <w:lang w:eastAsia="en-IN"/>
+        </w:rPr>
+      </w:pPr>
+      <w:r>
+        <w:rPr>
+          <w:rFonts w:eastAsia="Times New Roman" w:cstheme="minorHAnsi"/>
+          <w:noProof/>
+          <w:lang w:eastAsia="en-IN"/>
+        </w:rPr>
+        <w:t xml:space="preserve">    e.salary,</w:t>
       </w:r>
     </w:p>
     <w:p>
@@ -13259,15 +13442,16 @@
         <w:spacing w:after="0" w:line="240" w:lineRule="auto"/>
         <w:rPr>
           <w:rFonts w:eastAsia="Times New Roman" w:cstheme="minorHAnsi"/>
-          <w:lang w:eastAsia="en-IN"/>
-        </w:rPr>
-      </w:pPr>
-      <w:r>
-        <w:rPr>
-          <w:rFonts w:eastAsia="Times New Roman" w:cstheme="minorHAnsi"/>
-          <w:lang w:eastAsia="en-IN"/>
-        </w:rPr>
-        <w:lastRenderedPageBreak/>
+          <w:noProof/>
+          <w:lang w:eastAsia="en-IN"/>
+        </w:rPr>
+      </w:pPr>
+      <w:r>
+        <w:rPr>
+          <w:rFonts w:eastAsia="Times New Roman" w:cstheme="minorHAnsi"/>
+          <w:noProof/>
+          <w:lang w:eastAsia="en-IN"/>
+        </w:rPr>
         <w:t xml:space="preserve">    (</w:t>
       </w:r>
     </w:p>
@@ -13294,31 +13478,17 @@
         <w:spacing w:after="0" w:line="240" w:lineRule="auto"/>
         <w:rPr>
           <w:rFonts w:eastAsia="Times New Roman" w:cstheme="minorHAnsi"/>
-          <w:lang w:eastAsia="en-IN"/>
-        </w:rPr>
-      </w:pPr>
-      <w:r>
-        <w:rPr>
-          <w:rFonts w:eastAsia="Times New Roman" w:cstheme="minorHAnsi"/>
-          <w:lang w:eastAsia="en-IN"/>
-        </w:rPr>
-        <w:t xml:space="preserve">        SELECT </w:t>
-      </w:r>
-      <w:proofErr w:type="gramStart"/>
-      <w:r>
-        <w:rPr>
-          <w:rFonts w:eastAsia="Times New Roman" w:cstheme="minorHAnsi"/>
-          <w:lang w:eastAsia="en-IN"/>
-        </w:rPr>
-        <w:t>AVG(</w:t>
-      </w:r>
-      <w:proofErr w:type="gramEnd"/>
-      <w:r>
-        <w:rPr>
-          <w:rFonts w:eastAsia="Times New Roman" w:cstheme="minorHAnsi"/>
-          <w:lang w:eastAsia="en-IN"/>
-        </w:rPr>
-        <w:t>salary)</w:t>
+          <w:noProof/>
+          <w:lang w:eastAsia="en-IN"/>
+        </w:rPr>
+      </w:pPr>
+      <w:r>
+        <w:rPr>
+          <w:rFonts w:eastAsia="Times New Roman" w:cstheme="minorHAnsi"/>
+          <w:noProof/>
+          <w:lang w:eastAsia="en-IN"/>
+        </w:rPr>
+        <w:t xml:space="preserve">        SELECT AVG(salary)</w:t>
       </w:r>
     </w:p>
     <w:p>
@@ -13344,12 +13514,14 @@
         <w:spacing w:after="0" w:line="240" w:lineRule="auto"/>
         <w:rPr>
           <w:rFonts w:eastAsia="Times New Roman" w:cstheme="minorHAnsi"/>
-          <w:lang w:eastAsia="en-IN"/>
-        </w:rPr>
-      </w:pPr>
-      <w:r>
-        <w:rPr>
-          <w:rFonts w:eastAsia="Times New Roman" w:cstheme="minorHAnsi"/>
+          <w:noProof/>
+          <w:lang w:eastAsia="en-IN"/>
+        </w:rPr>
+      </w:pPr>
+      <w:r>
+        <w:rPr>
+          <w:rFonts w:eastAsia="Times New Roman" w:cstheme="minorHAnsi"/>
+          <w:noProof/>
           <w:lang w:eastAsia="en-IN"/>
         </w:rPr>
         <w:t xml:space="preserve">        FROM employees</w:t>
@@ -13378,25 +13550,18 @@
         <w:spacing w:after="0" w:line="240" w:lineRule="auto"/>
         <w:rPr>
           <w:rFonts w:eastAsia="Times New Roman" w:cstheme="minorHAnsi"/>
-          <w:lang w:eastAsia="en-IN"/>
-        </w:rPr>
-      </w:pPr>
-      <w:r>
-        <w:rPr>
-          <w:rFonts w:eastAsia="Times New Roman" w:cstheme="minorHAnsi"/>
-          <w:lang w:eastAsia="en-IN"/>
-        </w:rPr>
-        <w:t xml:space="preserve">        WHERE department = </w:t>
-      </w:r>
-      <w:proofErr w:type="spellStart"/>
-      <w:r>
-        <w:rPr>
-          <w:rFonts w:eastAsia="Times New Roman" w:cstheme="minorHAnsi"/>
-          <w:lang w:eastAsia="en-IN"/>
-        </w:rPr>
-        <w:t>e.department</w:t>
-      </w:r>
-      <w:proofErr w:type="spellEnd"/>
+          <w:noProof/>
+          <w:lang w:eastAsia="en-IN"/>
+        </w:rPr>
+      </w:pPr>
+      <w:r>
+        <w:rPr>
+          <w:rFonts w:eastAsia="Times New Roman" w:cstheme="minorHAnsi"/>
+          <w:noProof/>
+          <w:lang w:eastAsia="en-IN"/>
+        </w:rPr>
+        <w:t xml:space="preserve">        WHERE department = e.department</w:t>
+      </w:r>
     </w:p>
     <w:p>
       <w:pPr>
@@ -13421,25 +13586,18 @@
         <w:spacing w:after="0" w:line="240" w:lineRule="auto"/>
         <w:rPr>
           <w:rFonts w:eastAsia="Times New Roman" w:cstheme="minorHAnsi"/>
-          <w:lang w:eastAsia="en-IN"/>
-        </w:rPr>
-      </w:pPr>
-      <w:r>
-        <w:rPr>
-          <w:rFonts w:eastAsia="Times New Roman" w:cstheme="minorHAnsi"/>
-          <w:lang w:eastAsia="en-IN"/>
-        </w:rPr>
-        <w:t xml:space="preserve">    ) AS </w:t>
-      </w:r>
-      <w:proofErr w:type="spellStart"/>
-      <w:r>
-        <w:rPr>
-          <w:rFonts w:eastAsia="Times New Roman" w:cstheme="minorHAnsi"/>
-          <w:lang w:eastAsia="en-IN"/>
-        </w:rPr>
-        <w:t>dept_avg_salary</w:t>
-      </w:r>
-      <w:proofErr w:type="spellEnd"/>
+          <w:noProof/>
+          <w:lang w:eastAsia="en-IN"/>
+        </w:rPr>
+      </w:pPr>
+      <w:r>
+        <w:rPr>
+          <w:rFonts w:eastAsia="Times New Roman" w:cstheme="minorHAnsi"/>
+          <w:noProof/>
+          <w:lang w:eastAsia="en-IN"/>
+        </w:rPr>
+        <w:t xml:space="preserve">    ) AS dept_avg_salary</w:t>
+      </w:r>
     </w:p>
     <w:p>
       <w:pPr>
@@ -13464,12 +13622,14 @@
         <w:spacing w:after="0" w:line="240" w:lineRule="auto"/>
         <w:rPr>
           <w:rFonts w:eastAsia="Times New Roman" w:cstheme="minorHAnsi"/>
-          <w:lang w:eastAsia="en-IN"/>
-        </w:rPr>
-      </w:pPr>
-      <w:r>
-        <w:rPr>
-          <w:rFonts w:eastAsia="Times New Roman" w:cstheme="minorHAnsi"/>
+          <w:noProof/>
+          <w:lang w:eastAsia="en-IN"/>
+        </w:rPr>
+      </w:pPr>
+      <w:r>
+        <w:rPr>
+          <w:rFonts w:eastAsia="Times New Roman" w:cstheme="minorHAnsi"/>
+          <w:noProof/>
           <w:lang w:eastAsia="en-IN"/>
         </w:rPr>
         <w:t>FROM employees e;</w:t>
@@ -13486,6 +13646,7 @@
       <w:r>
         <w:rPr>
           <w:rFonts w:eastAsia="Times New Roman" w:cstheme="minorHAnsi"/>
+          <w:noProof/>
           <w:lang w:eastAsia="en-IN"/>
         </w:rPr>
         <w:pict>
@@ -13538,37 +13699,19 @@
           <w:rFonts w:eastAsia="Times New Roman" w:cstheme="minorHAnsi"/>
           <w:b/>
           <w:bCs/>
-          <w:lang w:eastAsia="en-IN"/>
-        </w:rPr>
-      </w:pPr>
-      <w:r>
-        <w:rPr>
-          <w:rFonts w:eastAsia="Times New Roman" w:cstheme="minorHAnsi"/>
-          <w:b/>
-          <w:bCs/>
-          <w:lang w:eastAsia="en-IN"/>
-        </w:rPr>
-        <w:t xml:space="preserve">Example: Departments whose </w:t>
-      </w:r>
-      <w:proofErr w:type="spellStart"/>
-      <w:r>
-        <w:rPr>
-          <w:rFonts w:eastAsia="Times New Roman" w:cstheme="minorHAnsi"/>
-          <w:b/>
-          <w:bCs/>
-          <w:lang w:eastAsia="en-IN"/>
-        </w:rPr>
-        <w:t>avg</w:t>
-      </w:r>
-      <w:proofErr w:type="spellEnd"/>
-      <w:r>
-        <w:rPr>
-          <w:rFonts w:eastAsia="Times New Roman" w:cstheme="minorHAnsi"/>
-          <w:b/>
-          <w:bCs/>
-          <w:lang w:eastAsia="en-IN"/>
-        </w:rPr>
-        <w:t xml:space="preserve"> salary is higher than company average</w:t>
+          <w:noProof/>
+          <w:lang w:eastAsia="en-IN"/>
+        </w:rPr>
+      </w:pPr>
+      <w:r>
+        <w:rPr>
+          <w:rFonts w:eastAsia="Times New Roman" w:cstheme="minorHAnsi"/>
+          <w:b/>
+          <w:bCs/>
+          <w:noProof/>
+          <w:lang w:eastAsia="en-IN"/>
+        </w:rPr>
+        <w:t>Example: Departments whose avg salary is higher than company average</w:t>
       </w:r>
     </w:p>
     <w:p>
@@ -13594,12 +13737,14 @@
         <w:spacing w:after="0" w:line="240" w:lineRule="auto"/>
         <w:rPr>
           <w:rFonts w:eastAsia="Times New Roman" w:cstheme="minorHAnsi"/>
-          <w:lang w:eastAsia="en-IN"/>
-        </w:rPr>
-      </w:pPr>
-      <w:r>
-        <w:rPr>
-          <w:rFonts w:eastAsia="Times New Roman" w:cstheme="minorHAnsi"/>
+          <w:noProof/>
+          <w:lang w:eastAsia="en-IN"/>
+        </w:rPr>
+      </w:pPr>
+      <w:r>
+        <w:rPr>
+          <w:rFonts w:eastAsia="Times New Roman" w:cstheme="minorHAnsi"/>
+          <w:noProof/>
           <w:lang w:eastAsia="en-IN"/>
         </w:rPr>
         <w:t>SELECT department</w:t>
@@ -13628,12 +13773,14 @@
         <w:spacing w:after="0" w:line="240" w:lineRule="auto"/>
         <w:rPr>
           <w:rFonts w:eastAsia="Times New Roman" w:cstheme="minorHAnsi"/>
-          <w:lang w:eastAsia="en-IN"/>
-        </w:rPr>
-      </w:pPr>
-      <w:r>
-        <w:rPr>
-          <w:rFonts w:eastAsia="Times New Roman" w:cstheme="minorHAnsi"/>
+          <w:noProof/>
+          <w:lang w:eastAsia="en-IN"/>
+        </w:rPr>
+      </w:pPr>
+      <w:r>
+        <w:rPr>
+          <w:rFonts w:eastAsia="Times New Roman" w:cstheme="minorHAnsi"/>
+          <w:noProof/>
           <w:lang w:eastAsia="en-IN"/>
         </w:rPr>
         <w:t>FROM employees e</w:t>
@@ -13662,16 +13809,20 @@
         <w:spacing w:after="0" w:line="240" w:lineRule="auto"/>
         <w:rPr>
           <w:rFonts w:eastAsia="Times New Roman" w:cstheme="minorHAnsi"/>
-          <w:lang w:eastAsia="en-IN"/>
-        </w:rPr>
-      </w:pPr>
-      <w:r>
-        <w:rPr>
-          <w:rFonts w:eastAsia="Times New Roman" w:cstheme="minorHAnsi"/>
+          <w:noProof/>
+          <w:lang w:eastAsia="en-IN"/>
+        </w:rPr>
+      </w:pPr>
+      <w:r>
+        <w:rPr>
+          <w:rFonts w:eastAsia="Times New Roman" w:cstheme="minorHAnsi"/>
+          <w:noProof/>
           <w:lang w:eastAsia="en-IN"/>
         </w:rPr>
         <w:t>GROUP BY department</w:t>
       </w:r>
+      <w:bookmarkStart w:id="0" w:name="_GoBack"/>
+      <w:bookmarkEnd w:id="0"/>
     </w:p>
     <w:p>
       <w:pPr>
@@ -13696,31 +13847,17 @@
         <w:spacing w:after="0" w:line="240" w:lineRule="auto"/>
         <w:rPr>
           <w:rFonts w:eastAsia="Times New Roman" w:cstheme="minorHAnsi"/>
-          <w:lang w:eastAsia="en-IN"/>
-        </w:rPr>
-      </w:pPr>
-      <w:r>
-        <w:rPr>
-          <w:rFonts w:eastAsia="Times New Roman" w:cstheme="minorHAnsi"/>
-          <w:lang w:eastAsia="en-IN"/>
-        </w:rPr>
-        <w:t xml:space="preserve">HAVING </w:t>
-      </w:r>
-      <w:proofErr w:type="gramStart"/>
-      <w:r>
-        <w:rPr>
-          <w:rFonts w:eastAsia="Times New Roman" w:cstheme="minorHAnsi"/>
-          <w:lang w:eastAsia="en-IN"/>
-        </w:rPr>
-        <w:t>AVG(</w:t>
-      </w:r>
-      <w:proofErr w:type="gramEnd"/>
-      <w:r>
-        <w:rPr>
-          <w:rFonts w:eastAsia="Times New Roman" w:cstheme="minorHAnsi"/>
-          <w:lang w:eastAsia="en-IN"/>
-        </w:rPr>
-        <w:t>salary) &gt; (</w:t>
+          <w:noProof/>
+          <w:lang w:eastAsia="en-IN"/>
+        </w:rPr>
+      </w:pPr>
+      <w:r>
+        <w:rPr>
+          <w:rFonts w:eastAsia="Times New Roman" w:cstheme="minorHAnsi"/>
+          <w:noProof/>
+          <w:lang w:eastAsia="en-IN"/>
+        </w:rPr>
+        <w:t>HAVING AVG(salary) &gt; (</w:t>
       </w:r>
     </w:p>
     <w:p>
@@ -13746,31 +13883,17 @@
         <w:spacing w:after="0" w:line="240" w:lineRule="auto"/>
         <w:rPr>
           <w:rFonts w:eastAsia="Times New Roman" w:cstheme="minorHAnsi"/>
-          <w:lang w:eastAsia="en-IN"/>
-        </w:rPr>
-      </w:pPr>
-      <w:r>
-        <w:rPr>
-          <w:rFonts w:eastAsia="Times New Roman" w:cstheme="minorHAnsi"/>
-          <w:lang w:eastAsia="en-IN"/>
-        </w:rPr>
-        <w:t xml:space="preserve">    SELECT </w:t>
-      </w:r>
-      <w:proofErr w:type="gramStart"/>
-      <w:r>
-        <w:rPr>
-          <w:rFonts w:eastAsia="Times New Roman" w:cstheme="minorHAnsi"/>
-          <w:lang w:eastAsia="en-IN"/>
-        </w:rPr>
-        <w:t>AVG(</w:t>
-      </w:r>
-      <w:proofErr w:type="gramEnd"/>
-      <w:r>
-        <w:rPr>
-          <w:rFonts w:eastAsia="Times New Roman" w:cstheme="minorHAnsi"/>
-          <w:lang w:eastAsia="en-IN"/>
-        </w:rPr>
-        <w:t>salary)</w:t>
+          <w:noProof/>
+          <w:lang w:eastAsia="en-IN"/>
+        </w:rPr>
+      </w:pPr>
+      <w:r>
+        <w:rPr>
+          <w:rFonts w:eastAsia="Times New Roman" w:cstheme="minorHAnsi"/>
+          <w:noProof/>
+          <w:lang w:eastAsia="en-IN"/>
+        </w:rPr>
+        <w:t xml:space="preserve">    SELECT AVG(salary)</w:t>
       </w:r>
     </w:p>
     <w:p>
@@ -13796,12 +13919,14 @@
         <w:spacing w:after="0" w:line="240" w:lineRule="auto"/>
         <w:rPr>
           <w:rFonts w:eastAsia="Times New Roman" w:cstheme="minorHAnsi"/>
-          <w:lang w:eastAsia="en-IN"/>
-        </w:rPr>
-      </w:pPr>
-      <w:r>
-        <w:rPr>
-          <w:rFonts w:eastAsia="Times New Roman" w:cstheme="minorHAnsi"/>
+          <w:noProof/>
+          <w:lang w:eastAsia="en-IN"/>
+        </w:rPr>
+      </w:pPr>
+      <w:r>
+        <w:rPr>
+          <w:rFonts w:eastAsia="Times New Roman" w:cstheme="minorHAnsi"/>
+          <w:noProof/>
           <w:lang w:eastAsia="en-IN"/>
         </w:rPr>
         <w:t xml:space="preserve">    FROM employees</w:t>
@@ -13830,12 +13955,14 @@
         <w:spacing w:after="0" w:line="240" w:lineRule="auto"/>
         <w:rPr>
           <w:rFonts w:eastAsia="Times New Roman" w:cstheme="minorHAnsi"/>
-          <w:lang w:eastAsia="en-IN"/>
-        </w:rPr>
-      </w:pPr>
-      <w:r>
-        <w:rPr>
-          <w:rFonts w:eastAsia="Times New Roman" w:cstheme="minorHAnsi"/>
+          <w:noProof/>
+          <w:lang w:eastAsia="en-IN"/>
+        </w:rPr>
+      </w:pPr>
+      <w:r>
+        <w:rPr>
+          <w:rFonts w:eastAsia="Times New Roman" w:cstheme="minorHAnsi"/>
+          <w:noProof/>
           <w:lang w:eastAsia="en-IN"/>
         </w:rPr>
         <w:t>);</w:t>
@@ -13846,12 +13973,14 @@
         <w:spacing w:after="0" w:line="240" w:lineRule="auto"/>
         <w:rPr>
           <w:rFonts w:eastAsia="Times New Roman" w:cstheme="minorHAnsi"/>
-          <w:lang w:eastAsia="en-IN"/>
-        </w:rPr>
-      </w:pPr>
-      <w:r>
-        <w:rPr>
-          <w:rFonts w:eastAsia="Times New Roman" w:cstheme="minorHAnsi"/>
+          <w:noProof/>
+          <w:lang w:eastAsia="en-IN"/>
+        </w:rPr>
+      </w:pPr>
+      <w:r>
+        <w:rPr>
+          <w:rFonts w:eastAsia="Times New Roman" w:cstheme="minorHAnsi"/>
+          <w:noProof/>
           <w:lang w:eastAsia="en-IN"/>
         </w:rPr>
         <w:pict>
@@ -13867,14 +13996,16 @@
           <w:rFonts w:eastAsia="Times New Roman" w:cstheme="minorHAnsi"/>
           <w:b/>
           <w:bCs/>
-          <w:lang w:eastAsia="en-IN"/>
-        </w:rPr>
-      </w:pPr>
-      <w:r>
-        <w:rPr>
-          <w:rFonts w:eastAsia="Times New Roman" w:cstheme="minorHAnsi"/>
-          <w:b/>
-          <w:bCs/>
+          <w:noProof/>
+          <w:lang w:eastAsia="en-IN"/>
+        </w:rPr>
+      </w:pPr>
+      <w:r>
+        <w:rPr>
+          <w:rFonts w:eastAsia="Times New Roman" w:cstheme="minorHAnsi"/>
+          <w:b/>
+          <w:bCs/>
+          <w:noProof/>
           <w:lang w:eastAsia="en-IN"/>
         </w:rPr>
         <w:t>7. Correlated Subquery with UPDATE</w:t>
@@ -13885,18 +14016,18 @@
         <w:spacing w:before="100" w:beforeAutospacing="1" w:after="100" w:afterAutospacing="1" w:line="240" w:lineRule="auto"/>
         <w:rPr>
           <w:rFonts w:eastAsia="Times New Roman" w:cstheme="minorHAnsi"/>
-          <w:lang w:eastAsia="en-IN"/>
-        </w:rPr>
-      </w:pPr>
-      <w:proofErr w:type="gramStart"/>
-      <w:r>
-        <w:rPr>
-          <w:rFonts w:eastAsia="Times New Roman" w:cstheme="minorHAnsi"/>
+          <w:noProof/>
+          <w:lang w:eastAsia="en-IN"/>
+        </w:rPr>
+      </w:pPr>
+      <w:r>
+        <w:rPr>
+          <w:rFonts w:eastAsia="Times New Roman" w:cstheme="minorHAnsi"/>
+          <w:noProof/>
           <w:lang w:eastAsia="en-IN"/>
         </w:rPr>
         <w:t>Used in data correction tasks.</w:t>
       </w:r>
-      <w:proofErr w:type="gramEnd"/>
     </w:p>
     <w:p>
       <w:pPr>
@@ -13906,14 +14037,16 @@
           <w:rFonts w:eastAsia="Times New Roman" w:cstheme="minorHAnsi"/>
           <w:b/>
           <w:bCs/>
-          <w:lang w:eastAsia="en-IN"/>
-        </w:rPr>
-      </w:pPr>
-      <w:r>
-        <w:rPr>
-          <w:rFonts w:eastAsia="Times New Roman" w:cstheme="minorHAnsi"/>
-          <w:b/>
-          <w:bCs/>
+          <w:noProof/>
+          <w:lang w:eastAsia="en-IN"/>
+        </w:rPr>
+      </w:pPr>
+      <w:r>
+        <w:rPr>
+          <w:rFonts w:eastAsia="Times New Roman" w:cstheme="minorHAnsi"/>
+          <w:b/>
+          <w:bCs/>
+          <w:noProof/>
           <w:lang w:eastAsia="en-IN"/>
         </w:rPr>
         <w:t>Example: Update salary to department average</w:t>
@@ -13942,31 +14075,17 @@
         <w:spacing w:after="0" w:line="240" w:lineRule="auto"/>
         <w:rPr>
           <w:rFonts w:eastAsia="Times New Roman" w:cstheme="minorHAnsi"/>
-          <w:lang w:eastAsia="en-IN"/>
-        </w:rPr>
-      </w:pPr>
-      <w:r>
-        <w:rPr>
-          <w:rFonts w:eastAsia="Times New Roman" w:cstheme="minorHAnsi"/>
-          <w:lang w:eastAsia="en-IN"/>
-        </w:rPr>
-        <w:t xml:space="preserve">UPDATE </w:t>
-      </w:r>
-      <w:proofErr w:type="gramStart"/>
-      <w:r>
-        <w:rPr>
-          <w:rFonts w:eastAsia="Times New Roman" w:cstheme="minorHAnsi"/>
-          <w:lang w:eastAsia="en-IN"/>
-        </w:rPr>
-        <w:t>employees</w:t>
-      </w:r>
-      <w:proofErr w:type="gramEnd"/>
-      <w:r>
-        <w:rPr>
-          <w:rFonts w:eastAsia="Times New Roman" w:cstheme="minorHAnsi"/>
-          <w:lang w:eastAsia="en-IN"/>
-        </w:rPr>
-        <w:t xml:space="preserve"> e</w:t>
+          <w:noProof/>
+          <w:lang w:eastAsia="en-IN"/>
+        </w:rPr>
+      </w:pPr>
+      <w:r>
+        <w:rPr>
+          <w:rFonts w:eastAsia="Times New Roman" w:cstheme="minorHAnsi"/>
+          <w:noProof/>
+          <w:lang w:eastAsia="en-IN"/>
+        </w:rPr>
+        <w:t>UPDATE employees e</w:t>
       </w:r>
     </w:p>
     <w:p>
@@ -13992,12 +14111,14 @@
         <w:spacing w:after="0" w:line="240" w:lineRule="auto"/>
         <w:rPr>
           <w:rFonts w:eastAsia="Times New Roman" w:cstheme="minorHAnsi"/>
-          <w:lang w:eastAsia="en-IN"/>
-        </w:rPr>
-      </w:pPr>
-      <w:r>
-        <w:rPr>
-          <w:rFonts w:eastAsia="Times New Roman" w:cstheme="minorHAnsi"/>
+          <w:noProof/>
+          <w:lang w:eastAsia="en-IN"/>
+        </w:rPr>
+      </w:pPr>
+      <w:r>
+        <w:rPr>
+          <w:rFonts w:eastAsia="Times New Roman" w:cstheme="minorHAnsi"/>
+          <w:noProof/>
           <w:lang w:eastAsia="en-IN"/>
         </w:rPr>
         <w:t>SET salary = (</w:t>
@@ -14026,31 +14147,18 @@
         <w:spacing w:after="0" w:line="240" w:lineRule="auto"/>
         <w:rPr>
           <w:rFonts w:eastAsia="Times New Roman" w:cstheme="minorHAnsi"/>
-          <w:lang w:eastAsia="en-IN"/>
-        </w:rPr>
-      </w:pPr>
-      <w:r>
-        <w:rPr>
-          <w:rFonts w:eastAsia="Times New Roman" w:cstheme="minorHAnsi"/>
-          <w:lang w:eastAsia="en-IN"/>
-        </w:rPr>
-        <w:t xml:space="preserve">    SELECT </w:t>
-      </w:r>
-      <w:proofErr w:type="gramStart"/>
-      <w:r>
-        <w:rPr>
-          <w:rFonts w:eastAsia="Times New Roman" w:cstheme="minorHAnsi"/>
-          <w:lang w:eastAsia="en-IN"/>
-        </w:rPr>
-        <w:t>AVG(</w:t>
-      </w:r>
-      <w:proofErr w:type="gramEnd"/>
-      <w:r>
-        <w:rPr>
-          <w:rFonts w:eastAsia="Times New Roman" w:cstheme="minorHAnsi"/>
-          <w:lang w:eastAsia="en-IN"/>
-        </w:rPr>
-        <w:t>salary)</w:t>
+          <w:noProof/>
+          <w:lang w:eastAsia="en-IN"/>
+        </w:rPr>
+      </w:pPr>
+      <w:r>
+        <w:rPr>
+          <w:rFonts w:eastAsia="Times New Roman" w:cstheme="minorHAnsi"/>
+          <w:noProof/>
+          <w:lang w:eastAsia="en-IN"/>
+        </w:rPr>
+        <w:lastRenderedPageBreak/>
+        <w:t xml:space="preserve">    SELECT AVG(salary)</w:t>
       </w:r>
     </w:p>
     <w:p>
@@ -14076,12 +14184,14 @@
         <w:spacing w:after="0" w:line="240" w:lineRule="auto"/>
         <w:rPr>
           <w:rFonts w:eastAsia="Times New Roman" w:cstheme="minorHAnsi"/>
-          <w:lang w:eastAsia="en-IN"/>
-        </w:rPr>
-      </w:pPr>
-      <w:r>
-        <w:rPr>
-          <w:rFonts w:eastAsia="Times New Roman" w:cstheme="minorHAnsi"/>
+          <w:noProof/>
+          <w:lang w:eastAsia="en-IN"/>
+        </w:rPr>
+      </w:pPr>
+      <w:r>
+        <w:rPr>
+          <w:rFonts w:eastAsia="Times New Roman" w:cstheme="minorHAnsi"/>
+          <w:noProof/>
           <w:lang w:eastAsia="en-IN"/>
         </w:rPr>
         <w:t xml:space="preserve">    FROM employees</w:t>
@@ -14110,25 +14220,18 @@
         <w:spacing w:after="0" w:line="240" w:lineRule="auto"/>
         <w:rPr>
           <w:rFonts w:eastAsia="Times New Roman" w:cstheme="minorHAnsi"/>
-          <w:lang w:eastAsia="en-IN"/>
-        </w:rPr>
-      </w:pPr>
-      <w:r>
-        <w:rPr>
-          <w:rFonts w:eastAsia="Times New Roman" w:cstheme="minorHAnsi"/>
-          <w:lang w:eastAsia="en-IN"/>
-        </w:rPr>
-        <w:t xml:space="preserve">    WHERE department = </w:t>
-      </w:r>
-      <w:proofErr w:type="spellStart"/>
-      <w:r>
-        <w:rPr>
-          <w:rFonts w:eastAsia="Times New Roman" w:cstheme="minorHAnsi"/>
-          <w:lang w:eastAsia="en-IN"/>
-        </w:rPr>
-        <w:t>e.department</w:t>
-      </w:r>
-      <w:proofErr w:type="spellEnd"/>
+          <w:noProof/>
+          <w:lang w:eastAsia="en-IN"/>
+        </w:rPr>
+      </w:pPr>
+      <w:r>
+        <w:rPr>
+          <w:rFonts w:eastAsia="Times New Roman" w:cstheme="minorHAnsi"/>
+          <w:noProof/>
+          <w:lang w:eastAsia="en-IN"/>
+        </w:rPr>
+        <w:t xml:space="preserve">    WHERE department = e.department</w:t>
+      </w:r>
     </w:p>
     <w:p>
       <w:pPr>
@@ -14675,7 +14778,6 @@
           <w:bCs/>
           <w:lang w:eastAsia="en-IN"/>
         </w:rPr>
-        <w:lastRenderedPageBreak/>
         <w:t>Interview One-Line Answer</w:t>
       </w:r>
     </w:p>
@@ -19472,6 +19574,11 @@
     <w:basedOn w:val="DefaultParagraphFont"/>
     <w:rsid w:val="002A6481"/>
   </w:style>
+  <w:style w:type="character" w:customStyle="1" w:styleId="8">
+    <w:name w:val="ͼ8"/>
+    <w:basedOn w:val="DefaultParagraphFont"/>
+    <w:rsid w:val="00F76FB2"/>
+  </w:style>
 </w:styles>
 </file>
 
@@ -19926,6 +20033,11 @@
     <w:basedOn w:val="DefaultParagraphFont"/>
     <w:rsid w:val="002A6481"/>
   </w:style>
+  <w:style w:type="character" w:customStyle="1" w:styleId="8">
+    <w:name w:val="ͼ8"/>
+    <w:basedOn w:val="DefaultParagraphFont"/>
+    <w:rsid w:val="00F76FB2"/>
+  </w:style>
 </w:styles>
 </file>
 

--- a/SubQuery_Correlated_SubQ.docx
+++ b/SubQuery_Correlated_SubQ.docx
@@ -1,6 +1,6 @@
 
 <file path=word/document.xml><?xml version="1.0" encoding="utf-8"?>
-<w:document xmlns:wpc="http://schemas.microsoft.com/office/word/2010/wordprocessingCanvas" xmlns:mc="http://schemas.openxmlformats.org/markup-compatibility/2006" xmlns:o="urn:schemas-microsoft-com:office:office" xmlns:r="http://schemas.openxmlformats.org/officeDocument/2006/relationships" xmlns:m="http://schemas.openxmlformats.org/officeDocument/2006/math" xmlns:v="urn:schemas-microsoft-com:vml" xmlns:wp14="http://schemas.microsoft.com/office/word/2010/wordprocessingDrawing" xmlns:wp="http://schemas.openxmlformats.org/drawingml/2006/wordprocessingDrawing" xmlns:w10="urn:schemas-microsoft-com:office:word" xmlns:w="http://schemas.openxmlformats.org/wordprocessingml/2006/main" xmlns:w14="http://schemas.microsoft.com/office/word/2010/wordml" xmlns:wpg="http://schemas.microsoft.com/office/word/2010/wordprocessingGroup" xmlns:wpi="http://schemas.microsoft.com/office/word/2010/wordprocessingInk" xmlns:wne="http://schemas.microsoft.com/office/word/2006/wordml" xmlns:wps="http://schemas.microsoft.com/office/word/2010/wordprocessingShape" mc:Ignorable="w14 wp14">
+<w:document xmlns:wpc="http://schemas.microsoft.com/office/word/2010/wordprocessingCanvas" xmlns:cx="http://schemas.microsoft.com/office/drawing/2014/chartex" xmlns:cx1="http://schemas.microsoft.com/office/drawing/2015/9/8/chartex" xmlns:cx2="http://schemas.microsoft.com/office/drawing/2015/10/21/chartex" xmlns:cx3="http://schemas.microsoft.com/office/drawing/2016/5/9/chartex" xmlns:cx4="http://schemas.microsoft.com/office/drawing/2016/5/10/chartex" xmlns:cx5="http://schemas.microsoft.com/office/drawing/2016/5/11/chartex" xmlns:cx6="http://schemas.microsoft.com/office/drawing/2016/5/12/chartex" xmlns:cx7="http://schemas.microsoft.com/office/drawing/2016/5/13/chartex" xmlns:cx8="http://schemas.microsoft.com/office/drawing/2016/5/14/chartex" xmlns:mc="http://schemas.openxmlformats.org/markup-compatibility/2006" xmlns:aink="http://schemas.microsoft.com/office/drawing/2016/ink" xmlns:am3d="http://schemas.microsoft.com/office/drawing/2017/model3d" xmlns:o="urn:schemas-microsoft-com:office:office" xmlns:oel="http://schemas.microsoft.com/office/2019/extlst" xmlns:r="http://schemas.openxmlformats.org/officeDocument/2006/relationships" xmlns:m="http://schemas.openxmlformats.org/officeDocument/2006/math" xmlns:v="urn:schemas-microsoft-com:vml" xmlns:wp14="http://schemas.microsoft.com/office/word/2010/wordprocessingDrawing" xmlns:wp="http://schemas.openxmlformats.org/drawingml/2006/wordprocessingDrawing" xmlns:w10="urn:schemas-microsoft-com:office:word" xmlns:w="http://schemas.openxmlformats.org/wordprocessingml/2006/main" xmlns:w14="http://schemas.microsoft.com/office/word/2010/wordml" xmlns:w15="http://schemas.microsoft.com/office/word/2012/wordml" xmlns:w16cex="http://schemas.microsoft.com/office/word/2018/wordml/cex" xmlns:w16cid="http://schemas.microsoft.com/office/word/2016/wordml/cid" xmlns:w16="http://schemas.microsoft.com/office/word/2018/wordml" xmlns:w16sdtdh="http://schemas.microsoft.com/office/word/2020/wordml/sdtdatahash" xmlns:w16se="http://schemas.microsoft.com/office/word/2015/wordml/symex" xmlns:wpg="http://schemas.microsoft.com/office/word/2010/wordprocessingGroup" xmlns:wpi="http://schemas.microsoft.com/office/word/2010/wordprocessingInk" xmlns:wne="http://schemas.microsoft.com/office/word/2006/wordml" xmlns:wps="http://schemas.microsoft.com/office/word/2010/wordprocessingShape" mc:Ignorable="w14 w15 w16se w16cid w16 w16cex w16sdtdh wp14">
   <w:body>
     <w:p>
       <w:pPr>
@@ -116,7 +116,7 @@
           <w:rFonts w:eastAsia="Times New Roman" w:cstheme="minorHAnsi"/>
           <w:lang w:eastAsia="en-IN"/>
         </w:rPr>
-        <w:pict>
+        <w:pict w14:anchorId="17F8BC09">
           <v:rect id="_x0000_i1025" style="width:0;height:1.5pt" o:hralign="center" o:hrstd="t" o:hr="t" fillcolor="#a0a0a0" stroked="f"/>
         </w:pict>
       </w:r>
@@ -247,7 +247,7 @@
           <w:rFonts w:eastAsia="Times New Roman" w:cstheme="minorHAnsi"/>
           <w:lang w:eastAsia="en-IN"/>
         </w:rPr>
-        <w:pict>
+        <w:pict w14:anchorId="3C525BF8">
           <v:rect id="_x0000_i1026" style="width:0;height:1.5pt" o:hralign="center" o:hrstd="t" o:hr="t" fillcolor="#a0a0a0" stroked="f"/>
         </w:pict>
       </w:r>
@@ -416,7 +416,7 @@
           <w:noProof/>
           <w:lang w:eastAsia="en-IN"/>
         </w:rPr>
-        <w:pict>
+        <w:pict w14:anchorId="3E9F037F">
           <v:rect id="_x0000_i1027" style="width:0;height:1.5pt" o:hralign="center" o:hrstd="t" o:hr="t" fillcolor="#a0a0a0" stroked="f"/>
         </w:pict>
       </w:r>
@@ -571,7 +571,7 @@
           <w:rFonts w:eastAsia="Times New Roman" w:cstheme="minorHAnsi"/>
           <w:lang w:eastAsia="en-IN"/>
         </w:rPr>
-        <w:pict>
+        <w:pict w14:anchorId="75560722">
           <v:rect id="_x0000_i1028" style="width:0;height:1.5pt" o:hralign="center" o:hrstd="t" o:hr="t" fillcolor="#a0a0a0" stroked="f"/>
         </w:pict>
       </w:r>
@@ -812,7 +812,7 @@
           <w:noProof/>
           <w:lang w:eastAsia="en-IN"/>
         </w:rPr>
-        <w:pict>
+        <w:pict w14:anchorId="005CA80E">
           <v:rect id="_x0000_i1029" style="width:0;height:1.5pt" o:hralign="center" o:hrstd="t" o:hr="t" fillcolor="#a0a0a0" stroked="f"/>
         </w:pict>
       </w:r>
@@ -1160,7 +1160,7 @@
           <w:noProof/>
           <w:lang w:eastAsia="en-IN"/>
         </w:rPr>
-        <w:pict>
+        <w:pict w14:anchorId="7DA7C892">
           <v:rect id="_x0000_i1030" style="width:0;height:1.5pt" o:hralign="center" o:hrstd="t" o:hr="t" fillcolor="#a0a0a0" stroked="f"/>
         </w:pict>
       </w:r>
@@ -1468,7 +1468,7 @@
           <w:rFonts w:eastAsia="Times New Roman" w:cstheme="minorHAnsi"/>
           <w:lang w:eastAsia="en-IN"/>
         </w:rPr>
-        <w:pict>
+        <w:pict w14:anchorId="28C67EAE">
           <v:rect id="_x0000_i1031" style="width:0;height:1.5pt" o:hralign="center" o:hrstd="t" o:hr="t" fillcolor="#a0a0a0" stroked="f"/>
         </w:pict>
       </w:r>
@@ -1786,7 +1786,7 @@
           <w:rFonts w:eastAsia="Times New Roman" w:cstheme="minorHAnsi"/>
           <w:lang w:eastAsia="en-IN"/>
         </w:rPr>
-        <w:pict>
+        <w:pict w14:anchorId="61F6A1D1">
           <v:rect id="_x0000_i1032" style="width:0;height:1.5pt" o:hralign="center" o:hrstd="t" o:hr="t" fillcolor="#a0a0a0" stroked="f"/>
         </w:pict>
       </w:r>
@@ -2174,7 +2174,7 @@
           <w:rFonts w:eastAsia="Times New Roman" w:cstheme="minorHAnsi"/>
           <w:lang w:eastAsia="en-IN"/>
         </w:rPr>
-        <w:pict>
+        <w:pict w14:anchorId="4DAAA924">
           <v:rect id="_x0000_i1033" style="width:0;height:1.5pt" o:hralign="center" o:hrstd="t" o:hr="t" fillcolor="#a0a0a0" stroked="f"/>
         </w:pict>
       </w:r>
@@ -2238,6 +2238,19 @@
         </w:rPr>
         <w:t>Find average salary per department, then filter departments with avg salary &gt; 60000.</w:t>
       </w:r>
+    </w:p>
+    <w:p>
+      <w:pPr>
+        <w:spacing w:after="0" w:line="240" w:lineRule="auto"/>
+        <w:outlineLvl w:val="2"/>
+        <w:rPr>
+          <w:rFonts w:eastAsia="Times New Roman" w:cstheme="minorHAnsi"/>
+          <w:b/>
+          <w:bCs/>
+          <w:noProof/>
+          <w:lang w:eastAsia="en-IN"/>
+        </w:rPr>
+      </w:pPr>
     </w:p>
     <w:p>
       <w:pPr>
@@ -2385,7 +2398,7 @@
           <w:noProof/>
           <w:lang w:eastAsia="en-IN"/>
         </w:rPr>
-        <w:pict>
+        <w:pict w14:anchorId="2727983B">
           <v:rect id="_x0000_i1034" style="width:0;height:1.5pt" o:hralign="center" o:hrstd="t" o:hr="t" fillcolor="#a0a0a0" stroked="f"/>
         </w:pict>
       </w:r>
@@ -2440,14 +2453,6 @@
           <w:lang w:eastAsia="en-IN"/>
         </w:rPr>
       </w:pPr>
-      <w:r>
-        <w:rPr>
-          <w:rFonts w:eastAsia="Times New Roman" w:cstheme="minorHAnsi"/>
-          <w:noProof/>
-          <w:lang w:eastAsia="en-IN"/>
-        </w:rPr>
-        <w:t>SELECT *</w:t>
-      </w:r>
     </w:p>
     <w:p>
       <w:pPr>
@@ -2482,7 +2487,7 @@
           <w:noProof/>
           <w:lang w:eastAsia="en-IN"/>
         </w:rPr>
-        <w:t>FROM (</w:t>
+        <w:t>SELECT *</w:t>
       </w:r>
     </w:p>
     <w:p>
@@ -2518,7 +2523,7 @@
           <w:noProof/>
           <w:lang w:eastAsia="en-IN"/>
         </w:rPr>
-        <w:t xml:space="preserve">    SELECT department, AVG(salary) AS avg_salary</w:t>
+        <w:t>FROM (</w:t>
       </w:r>
     </w:p>
     <w:p>
@@ -2554,7 +2559,7 @@
           <w:noProof/>
           <w:lang w:eastAsia="en-IN"/>
         </w:rPr>
-        <w:t xml:space="preserve">    FROM employees</w:t>
+        <w:t xml:space="preserve">    SELECT department, AVG(salary) AS avg_salary</w:t>
       </w:r>
     </w:p>
     <w:p>
@@ -2590,7 +2595,7 @@
           <w:noProof/>
           <w:lang w:eastAsia="en-IN"/>
         </w:rPr>
-        <w:t xml:space="preserve">    GROUP BY department</w:t>
+        <w:t xml:space="preserve">    FROM employees</w:t>
       </w:r>
     </w:p>
     <w:p>
@@ -2626,7 +2631,7 @@
           <w:noProof/>
           <w:lang w:eastAsia="en-IN"/>
         </w:rPr>
-        <w:t>) t</w:t>
+        <w:t xml:space="preserve">    GROUP BY department</w:t>
       </w:r>
     </w:p>
     <w:p>
@@ -2662,6 +2667,42 @@
           <w:noProof/>
           <w:lang w:eastAsia="en-IN"/>
         </w:rPr>
+        <w:t>) t</w:t>
+      </w:r>
+    </w:p>
+    <w:p>
+      <w:pPr>
+        <w:tabs>
+          <w:tab w:val="left" w:pos="916"/>
+          <w:tab w:val="left" w:pos="1832"/>
+          <w:tab w:val="left" w:pos="2748"/>
+          <w:tab w:val="left" w:pos="3664"/>
+          <w:tab w:val="left" w:pos="4580"/>
+          <w:tab w:val="left" w:pos="5496"/>
+          <w:tab w:val="left" w:pos="6412"/>
+          <w:tab w:val="left" w:pos="7328"/>
+          <w:tab w:val="left" w:pos="8244"/>
+          <w:tab w:val="left" w:pos="9160"/>
+          <w:tab w:val="left" w:pos="10076"/>
+          <w:tab w:val="left" w:pos="10992"/>
+          <w:tab w:val="left" w:pos="11908"/>
+          <w:tab w:val="left" w:pos="12824"/>
+          <w:tab w:val="left" w:pos="13740"/>
+          <w:tab w:val="left" w:pos="14656"/>
+        </w:tabs>
+        <w:spacing w:after="0" w:line="240" w:lineRule="auto"/>
+        <w:rPr>
+          <w:rFonts w:eastAsia="Times New Roman" w:cstheme="minorHAnsi"/>
+          <w:noProof/>
+          <w:lang w:eastAsia="en-IN"/>
+        </w:rPr>
+      </w:pPr>
+      <w:r>
+        <w:rPr>
+          <w:rFonts w:eastAsia="Times New Roman" w:cstheme="minorHAnsi"/>
+          <w:noProof/>
+          <w:lang w:eastAsia="en-IN"/>
+        </w:rPr>
         <w:t>WHERE avg_salary &gt; 60000;</w:t>
       </w:r>
     </w:p>
@@ -2677,6 +2718,19 @@
           <w:lang w:eastAsia="en-IN"/>
         </w:rPr>
       </w:pPr>
+    </w:p>
+    <w:p>
+      <w:pPr>
+        <w:spacing w:after="0" w:line="240" w:lineRule="auto"/>
+        <w:outlineLvl w:val="2"/>
+        <w:rPr>
+          <w:rFonts w:eastAsia="Times New Roman" w:cstheme="minorHAnsi"/>
+          <w:b/>
+          <w:bCs/>
+          <w:noProof/>
+          <w:lang w:eastAsia="en-IN"/>
+        </w:rPr>
+      </w:pPr>
       <w:r>
         <w:rPr>
           <w:rFonts w:eastAsia="Times New Roman" w:cstheme="minorHAnsi"/>
@@ -2737,7 +2791,7 @@
           <w:rFonts w:eastAsia="Times New Roman" w:cstheme="minorHAnsi"/>
           <w:lang w:eastAsia="en-IN"/>
         </w:rPr>
-        <w:pict>
+        <w:pict w14:anchorId="3507D438">
           <v:rect id="_x0000_i1035" style="width:0;height:1.5pt" o:hralign="center" o:hrstd="t" o:hr="t" fillcolor="#a0a0a0" stroked="f"/>
         </w:pict>
       </w:r>
@@ -2753,45 +2807,15 @@
           <w:lang w:eastAsia="en-IN"/>
         </w:rPr>
       </w:pPr>
-      <w:proofErr w:type="spellStart"/>
-      <w:r>
-        <w:rPr>
-          <w:rFonts w:eastAsia="Times New Roman" w:cstheme="minorHAnsi"/>
-          <w:b/>
-          <w:bCs/>
-          <w:lang w:eastAsia="en-IN"/>
-        </w:rPr>
-        <w:t>Subquery</w:t>
-      </w:r>
-      <w:proofErr w:type="spellEnd"/>
-      <w:r>
-        <w:rPr>
-          <w:rFonts w:eastAsia="Times New Roman" w:cstheme="minorHAnsi"/>
-          <w:b/>
-          <w:bCs/>
-          <w:lang w:eastAsia="en-IN"/>
-        </w:rPr>
-        <w:t xml:space="preserve"> </w:t>
-      </w:r>
-      <w:proofErr w:type="spellStart"/>
-      <w:r>
-        <w:rPr>
-          <w:rFonts w:eastAsia="Times New Roman" w:cstheme="minorHAnsi"/>
-          <w:b/>
-          <w:bCs/>
-          <w:lang w:eastAsia="en-IN"/>
-        </w:rPr>
-        <w:t>vs</w:t>
-      </w:r>
-      <w:proofErr w:type="spellEnd"/>
-      <w:r>
-        <w:rPr>
-          <w:rFonts w:eastAsia="Times New Roman" w:cstheme="minorHAnsi"/>
-          <w:b/>
-          <w:bCs/>
-          <w:lang w:eastAsia="en-IN"/>
-        </w:rPr>
-        <w:t xml:space="preserve"> JOIN (Beginner Rule)</w:t>
+      <w:r>
+        <w:rPr>
+          <w:rFonts w:eastAsia="Times New Roman" w:cstheme="minorHAnsi"/>
+          <w:b/>
+          <w:bCs/>
+          <w:lang w:eastAsia="en-IN"/>
+        </w:rPr>
+        <w:lastRenderedPageBreak/>
+        <w:t>Subquery vs JOIN (Beginner Rule)</w:t>
       </w:r>
     </w:p>
     <w:tbl>
@@ -2929,7 +2953,6 @@
                 <w:rFonts w:eastAsia="Times New Roman" w:cstheme="minorHAnsi"/>
                 <w:lang w:eastAsia="en-IN"/>
               </w:rPr>
-              <w:lastRenderedPageBreak/>
               <w:t>Large datasets</w:t>
             </w:r>
           </w:p>
@@ -3017,7 +3040,7 @@
           <w:rFonts w:eastAsia="Times New Roman" w:cstheme="minorHAnsi"/>
           <w:lang w:eastAsia="en-IN"/>
         </w:rPr>
-        <w:pict>
+        <w:pict w14:anchorId="08653872">
           <v:rect id="_x0000_i1036" style="width:0;height:1.5pt" o:hralign="center" o:hrstd="t" o:hr="t" fillcolor="#a0a0a0" stroked="f"/>
         </w:pict>
       </w:r>
@@ -3136,7 +3159,7 @@
           <w:rFonts w:eastAsia="Times New Roman" w:cstheme="minorHAnsi"/>
           <w:lang w:eastAsia="en-IN"/>
         </w:rPr>
-        <w:pict>
+        <w:pict w14:anchorId="2E33278F">
           <v:rect id="_x0000_i1037" style="width:0;height:1.5pt" o:hralign="center" o:hrstd="t" o:hr="t" fillcolor="#a0a0a0" stroked="f"/>
         </w:pict>
       </w:r>
@@ -3243,7 +3266,7 @@
           <w:rFonts w:eastAsia="Times New Roman" w:cstheme="minorHAnsi"/>
           <w:lang w:eastAsia="en-IN"/>
         </w:rPr>
-        <w:pict>
+        <w:pict w14:anchorId="7B8170FD">
           <v:rect id="_x0000_i1038" style="width:0;height:1.5pt" o:hralign="center" o:hrstd="t" o:hr="t" fillcolor="#a0a0a0" stroked="f"/>
         </w:pict>
       </w:r>
@@ -3298,7 +3321,7 @@
           <w:rFonts w:eastAsia="Times New Roman" w:cstheme="minorHAnsi"/>
           <w:lang w:eastAsia="en-IN"/>
         </w:rPr>
-        <w:pict>
+        <w:pict w14:anchorId="2FD88429">
           <v:rect id="_x0000_i1039" style="width:0;height:1.5pt" o:hralign="center" o:hrstd="t" o:hr="t" fillcolor="#a0a0a0" stroked="f"/>
         </w:pict>
       </w:r>
@@ -3397,7 +3420,7 @@
           <w:rFonts w:eastAsia="Times New Roman" w:cstheme="minorHAnsi"/>
           <w:lang w:eastAsia="en-IN"/>
         </w:rPr>
-        <w:pict>
+        <w:pict w14:anchorId="2052E240">
           <v:rect id="_x0000_i1040" style="width:0;height:1.5pt" o:hralign="center" o:hrstd="t" o:hr="t" fillcolor="#a0a0a0" stroked="f"/>
         </w:pict>
       </w:r>
@@ -3435,23 +3458,7 @@
           <w:rFonts w:eastAsia="Times New Roman" w:cstheme="minorHAnsi"/>
           <w:lang w:eastAsia="en-IN"/>
         </w:rPr>
-        <w:t xml:space="preserve">Correlated </w:t>
-      </w:r>
-      <w:proofErr w:type="spellStart"/>
-      <w:r>
-        <w:rPr>
-          <w:rFonts w:eastAsia="Times New Roman" w:cstheme="minorHAnsi"/>
-          <w:lang w:eastAsia="en-IN"/>
-        </w:rPr>
-        <w:t>subqueries</w:t>
-      </w:r>
-      <w:proofErr w:type="spellEnd"/>
-      <w:r>
-        <w:rPr>
-          <w:rFonts w:eastAsia="Times New Roman" w:cstheme="minorHAnsi"/>
-          <w:lang w:eastAsia="en-IN"/>
-        </w:rPr>
-        <w:t xml:space="preserve"> (step by step)</w:t>
+        <w:t>Correlated subqueries (step by step)</w:t>
       </w:r>
     </w:p>
     <w:p>
@@ -3466,37 +3473,12 @@
           <w:lang w:eastAsia="en-IN"/>
         </w:rPr>
       </w:pPr>
-      <w:proofErr w:type="spellStart"/>
-      <w:r>
-        <w:rPr>
-          <w:rFonts w:eastAsia="Times New Roman" w:cstheme="minorHAnsi"/>
-          <w:lang w:eastAsia="en-IN"/>
-        </w:rPr>
-        <w:t>Subquery</w:t>
-      </w:r>
-      <w:proofErr w:type="spellEnd"/>
-      <w:r>
-        <w:rPr>
-          <w:rFonts w:eastAsia="Times New Roman" w:cstheme="minorHAnsi"/>
-          <w:lang w:eastAsia="en-IN"/>
-        </w:rPr>
-        <w:t xml:space="preserve"> </w:t>
-      </w:r>
-      <w:proofErr w:type="spellStart"/>
-      <w:r>
-        <w:rPr>
-          <w:rFonts w:eastAsia="Times New Roman" w:cstheme="minorHAnsi"/>
-          <w:lang w:eastAsia="en-IN"/>
-        </w:rPr>
-        <w:t>vs</w:t>
-      </w:r>
-      <w:proofErr w:type="spellEnd"/>
-      <w:r>
-        <w:rPr>
-          <w:rFonts w:eastAsia="Times New Roman" w:cstheme="minorHAnsi"/>
-          <w:lang w:eastAsia="en-IN"/>
-        </w:rPr>
-        <w:t xml:space="preserve"> JOIN with examples</w:t>
+      <w:r>
+        <w:rPr>
+          <w:rFonts w:eastAsia="Times New Roman" w:cstheme="minorHAnsi"/>
+          <w:lang w:eastAsia="en-IN"/>
+        </w:rPr>
+        <w:t>Subquery vs JOIN with examples</w:t>
       </w:r>
     </w:p>
     <w:p>
@@ -3516,17 +3498,8 @@
           <w:rFonts w:eastAsia="Times New Roman" w:cstheme="minorHAnsi"/>
           <w:lang w:eastAsia="en-IN"/>
         </w:rPr>
-        <w:t xml:space="preserve">Interview trick questions on </w:t>
-      </w:r>
-      <w:proofErr w:type="spellStart"/>
-      <w:r>
-        <w:rPr>
-          <w:rFonts w:eastAsia="Times New Roman" w:cstheme="minorHAnsi"/>
-          <w:lang w:eastAsia="en-IN"/>
-        </w:rPr>
-        <w:t>subqueries</w:t>
-      </w:r>
-      <w:proofErr w:type="spellEnd"/>
+        <w:t>Interview trick questions on subqueries</w:t>
+      </w:r>
     </w:p>
     <w:p>
       <w:pPr>
@@ -3552,21 +3525,12 @@
           <w:lang w:eastAsia="en-IN"/>
         </w:rPr>
       </w:pPr>
-      <w:proofErr w:type="gramStart"/>
-      <w:r>
-        <w:rPr>
-          <w:rFonts w:eastAsia="Times New Roman" w:cstheme="minorHAnsi"/>
-          <w:lang w:eastAsia="en-IN"/>
-        </w:rPr>
-        <w:t>yes</w:t>
-      </w:r>
-      <w:proofErr w:type="gramEnd"/>
-      <w:r>
-        <w:rPr>
-          <w:rFonts w:eastAsia="Times New Roman" w:cstheme="minorHAnsi"/>
-          <w:lang w:eastAsia="en-IN"/>
-        </w:rPr>
-        <w:t xml:space="preserve"> go ahead</w:t>
+      <w:r>
+        <w:rPr>
+          <w:rFonts w:eastAsia="Times New Roman" w:cstheme="minorHAnsi"/>
+          <w:lang w:eastAsia="en-IN"/>
+        </w:rPr>
+        <w:t>yes go ahead</w:t>
       </w:r>
     </w:p>
     <w:p>
@@ -3646,7 +3610,7 @@
           <w:rFonts w:eastAsia="Times New Roman" w:cstheme="minorHAnsi"/>
           <w:lang w:eastAsia="en-IN"/>
         </w:rPr>
-        <w:pict>
+        <w:pict w14:anchorId="26BE846C">
           <v:rect id="_x0000_i1041" style="width:0;height:1.5pt" o:hralign="center" o:hrstd="t" o:hr="t" fillcolor="#a0a0a0" stroked="f"/>
         </w:pict>
       </w:r>
@@ -3899,7 +3863,7 @@
           <w:noProof/>
           <w:lang w:eastAsia="en-IN"/>
         </w:rPr>
-        <w:pict>
+        <w:pict w14:anchorId="75EAEE89">
           <v:rect id="_x0000_i1042" style="width:0;height:1.5pt" o:hralign="center" o:hrstd="t" o:hr="t" fillcolor="#a0a0a0" stroked="f"/>
         </w:pict>
       </w:r>
@@ -4164,24 +4128,7 @@
           <w:rFonts w:eastAsia="Times New Roman" w:cstheme="minorHAnsi"/>
           <w:lang w:eastAsia="en-IN"/>
         </w:rPr>
-        <w:lastRenderedPageBreak/>
-        <w:t xml:space="preserve">    SELECT </w:t>
-      </w:r>
-      <w:proofErr w:type="gramStart"/>
-      <w:r>
-        <w:rPr>
-          <w:rFonts w:eastAsia="Times New Roman" w:cstheme="minorHAnsi"/>
-          <w:lang w:eastAsia="en-IN"/>
-        </w:rPr>
-        <w:t>AVG(</w:t>
-      </w:r>
-      <w:proofErr w:type="gramEnd"/>
-      <w:r>
-        <w:rPr>
-          <w:rFonts w:eastAsia="Times New Roman" w:cstheme="minorHAnsi"/>
-          <w:lang w:eastAsia="en-IN"/>
-        </w:rPr>
-        <w:t>salary)</w:t>
+        <w:t xml:space="preserve">    SELECT AVG(salary)</w:t>
       </w:r>
     </w:p>
     <w:p>
@@ -4265,7 +4212,7 @@
           <w:rFonts w:eastAsia="Times New Roman" w:cstheme="minorHAnsi"/>
           <w:lang w:eastAsia="en-IN"/>
         </w:rPr>
-        <w:pict>
+        <w:pict w14:anchorId="50CDECAA">
           <v:rect id="_x0000_i1043" style="width:0;height:1.5pt" o:hralign="center" o:hrstd="t" o:hr="t" fillcolor="#a0a0a0" stroked="f"/>
         </w:pict>
       </w:r>
@@ -4630,7 +4577,7 @@
           <w:rFonts w:eastAsia="Times New Roman" w:cstheme="minorHAnsi"/>
           <w:lang w:eastAsia="en-IN"/>
         </w:rPr>
-        <w:pict>
+        <w:pict w14:anchorId="06FD0902">
           <v:rect id="_x0000_i1044" style="width:0;height:1.5pt" o:hralign="center" o:hrstd="t" o:hr="t" fillcolor="#a0a0a0" stroked="f"/>
         </w:pict>
       </w:r>
@@ -5329,7 +5276,7 @@
           <w:rFonts w:eastAsia="Times New Roman" w:cstheme="minorHAnsi"/>
           <w:lang w:eastAsia="en-IN"/>
         </w:rPr>
-        <w:pict>
+        <w:pict w14:anchorId="344F3DA3">
           <v:rect id="_x0000_i1045" style="width:0;height:1.5pt" o:hralign="center" o:hrstd="t" o:hr="t" fillcolor="#a0a0a0" stroked="f"/>
         </w:pict>
       </w:r>
@@ -5421,7 +5368,7 @@
           <w:rFonts w:eastAsia="Times New Roman" w:cstheme="minorHAnsi"/>
           <w:lang w:eastAsia="en-IN"/>
         </w:rPr>
-        <w:pict>
+        <w:pict w14:anchorId="5EFC5A9F">
           <v:rect id="_x0000_i1046" style="width:0;height:1.5pt" o:hralign="center" o:hrstd="t" o:hr="t" fillcolor="#a0a0a0" stroked="f"/>
         </w:pict>
       </w:r>
@@ -5572,7 +5519,7 @@
           <w:rFonts w:eastAsia="Times New Roman" w:cstheme="minorHAnsi"/>
           <w:lang w:eastAsia="en-IN"/>
         </w:rPr>
-        <w:pict>
+        <w:pict w14:anchorId="122D7FC0">
           <v:rect id="_x0000_i1047" style="width:0;height:1.5pt" o:hralign="center" o:hrstd="t" o:hr="t" fillcolor="#a0a0a0" stroked="f"/>
         </w:pict>
       </w:r>
@@ -5862,7 +5809,8 @@
           <w:rFonts w:eastAsia="Times New Roman" w:cstheme="minorHAnsi"/>
           <w:lang w:eastAsia="en-IN"/>
         </w:rPr>
-        <w:pict>
+        <w:lastRenderedPageBreak/>
+        <w:pict w14:anchorId="768A9122">
           <v:rect id="_x0000_i1048" style="width:0;height:1.5pt" o:hralign="center" o:hrstd="t" o:hr="t" fillcolor="#a0a0a0" stroked="f"/>
         </w:pict>
       </w:r>
@@ -5947,7 +5895,6 @@
           <w:rFonts w:eastAsia="Times New Roman" w:cstheme="minorHAnsi"/>
           <w:lang w:eastAsia="en-IN"/>
         </w:rPr>
-        <w:lastRenderedPageBreak/>
         <w:t>Compare A’s salary with IT average</w:t>
       </w:r>
     </w:p>
@@ -6004,7 +5951,7 @@
           <w:rFonts w:eastAsia="Times New Roman" w:cstheme="minorHAnsi"/>
           <w:lang w:eastAsia="en-IN"/>
         </w:rPr>
-        <w:pict>
+        <w:pict w14:anchorId="3CEEC1E2">
           <v:rect id="_x0000_i1049" style="width:0;height:1.5pt" o:hralign="center" o:hrstd="t" o:hr="t" fillcolor="#a0a0a0" stroked="f"/>
         </w:pict>
       </w:r>
@@ -6143,7 +6090,7 @@
           <w:noProof/>
           <w:lang w:eastAsia="en-IN"/>
         </w:rPr>
-        <w:pict>
+        <w:pict w14:anchorId="2E90D0BF">
           <v:rect id="_x0000_i1050" style="width:0;height:1.5pt" o:hralign="center" o:hrstd="t" o:hr="t" fillcolor="#a0a0a0" stroked="f"/>
         </w:pict>
       </w:r>
@@ -6245,7 +6192,7 @@
           <w:noProof/>
           <w:lang w:eastAsia="en-IN"/>
         </w:rPr>
-        <w:pict>
+        <w:pict w14:anchorId="04A4FA78">
           <v:rect id="_x0000_i1051" style="width:0;height:1.5pt" o:hralign="center" o:hrstd="t" o:hr="t" fillcolor="#a0a0a0" stroked="f"/>
         </w:pict>
       </w:r>
@@ -6536,7 +6483,7 @@
           <w:rFonts w:eastAsia="Times New Roman" w:cstheme="minorHAnsi"/>
           <w:lang w:eastAsia="en-IN"/>
         </w:rPr>
-        <w:pict>
+        <w:pict w14:anchorId="48298138">
           <v:rect id="_x0000_i1052" style="width:0;height:1.5pt" o:hralign="center" o:hrstd="t" o:hr="t" fillcolor="#a0a0a0" stroked="f"/>
         </w:pict>
       </w:r>
@@ -6634,7 +6581,7 @@
           <w:noProof/>
           <w:lang w:eastAsia="en-IN"/>
         </w:rPr>
-        <w:pict>
+        <w:pict w14:anchorId="7B4F20F3">
           <v:rect id="_x0000_i1053" style="width:0;height:1.5pt" o:hralign="center" o:hrstd="t" o:hr="t" fillcolor="#a0a0a0" stroked="f"/>
         </w:pict>
       </w:r>
@@ -6927,7 +6874,7 @@
           <w:rFonts w:eastAsia="Times New Roman" w:cstheme="minorHAnsi"/>
           <w:lang w:eastAsia="en-IN"/>
         </w:rPr>
-        <w:pict>
+        <w:pict w14:anchorId="25B001CA">
           <v:rect id="_x0000_i1054" style="width:0;height:1.5pt" o:hralign="center" o:hrstd="t" o:hr="t" fillcolor="#a0a0a0" stroked="f"/>
         </w:pict>
       </w:r>
@@ -7046,7 +6993,7 @@
           <w:rFonts w:eastAsia="Times New Roman" w:cstheme="minorHAnsi"/>
           <w:lang w:eastAsia="en-IN"/>
         </w:rPr>
-        <w:pict>
+        <w:pict w14:anchorId="6C41716E">
           <v:rect id="_x0000_i1055" style="width:0;height:1.5pt" o:hralign="center" o:hrstd="t" o:hr="t" fillcolor="#a0a0a0" stroked="f"/>
         </w:pict>
       </w:r>
@@ -7230,6 +7177,7 @@
           <w:noProof/>
           <w:lang w:eastAsia="en-IN"/>
         </w:rPr>
+        <w:lastRenderedPageBreak/>
         <w:t>GROUP BY department</w:t>
       </w:r>
     </w:p>
@@ -7309,7 +7257,6 @@
           <w:rFonts w:eastAsia="Times New Roman" w:cstheme="minorHAnsi"/>
           <w:lang w:eastAsia="en-IN"/>
         </w:rPr>
-        <w:lastRenderedPageBreak/>
         <w:t>Correlated subquery works</w:t>
       </w:r>
       <w:r>
@@ -7343,7 +7290,7 @@
           <w:rFonts w:eastAsia="Times New Roman" w:cstheme="minorHAnsi"/>
           <w:lang w:eastAsia="en-IN"/>
         </w:rPr>
-        <w:pict>
+        <w:pict w14:anchorId="25A97B01">
           <v:rect id="_x0000_i1056" style="width:0;height:1.5pt" o:hralign="center" o:hrstd="t" o:hr="t" fillcolor="#a0a0a0" stroked="f"/>
         </w:pict>
       </w:r>
@@ -7548,7 +7495,7 @@
           <w:rFonts w:eastAsia="Times New Roman" w:cstheme="minorHAnsi"/>
           <w:lang w:eastAsia="en-IN"/>
         </w:rPr>
-        <w:pict>
+        <w:pict w14:anchorId="71E09A85">
           <v:rect id="_x0000_i1057" style="width:0;height:1.5pt" o:hralign="center" o:hrstd="t" o:hr="t" fillcolor="#a0a0a0" stroked="f"/>
         </w:pict>
       </w:r>
@@ -7603,7 +7550,7 @@
           <w:rFonts w:eastAsia="Times New Roman" w:cstheme="minorHAnsi"/>
           <w:lang w:eastAsia="en-IN"/>
         </w:rPr>
-        <w:pict>
+        <w:pict w14:anchorId="5094D341">
           <v:rect id="_x0000_i1058" style="width:0;height:1.5pt" o:hralign="center" o:hrstd="t" o:hr="t" fillcolor="#a0a0a0" stroked="f"/>
         </w:pict>
       </w:r>
@@ -7720,7 +7667,7 @@
           <w:rFonts w:eastAsia="Times New Roman" w:cstheme="minorHAnsi"/>
           <w:lang w:eastAsia="en-IN"/>
         </w:rPr>
-        <w:pict>
+        <w:pict w14:anchorId="78795707">
           <v:rect id="_x0000_i1059" style="width:0;height:1.5pt" o:hralign="center" o:hrstd="t" o:hr="t" fillcolor="#a0a0a0" stroked="f"/>
         </w:pict>
       </w:r>
@@ -7914,7 +7861,7 @@
           <w:noProof/>
           <w:lang w:eastAsia="en-IN"/>
         </w:rPr>
-        <w:pict>
+        <w:pict w14:anchorId="620C8F64">
           <v:rect id="_x0000_i1060" style="width:0;height:1.5pt" o:hralign="center" o:hrstd="t" o:hr="t" fillcolor="#a0a0a0" stroked="f"/>
         </w:pict>
       </w:r>
@@ -8013,7 +7960,7 @@
           <w:noProof/>
           <w:lang w:eastAsia="en-IN"/>
         </w:rPr>
-        <w:pict>
+        <w:pict w14:anchorId="16E5E63E">
           <v:rect id="_x0000_i1061" style="width:0;height:1.5pt" o:hralign="center" o:hrstd="t" o:hr="t" fillcolor="#a0a0a0" stroked="f"/>
         </w:pict>
       </w:r>
@@ -8132,7 +8079,7 @@
           <w:noProof/>
           <w:lang w:eastAsia="en-IN"/>
         </w:rPr>
-        <w:pict>
+        <w:pict w14:anchorId="0CBE961E">
           <v:rect id="_x0000_i1062" style="width:0;height:1.5pt" o:hralign="center" o:hrstd="t" o:hr="t" fillcolor="#a0a0a0" stroked="f"/>
         </w:pict>
       </w:r>
@@ -8419,7 +8366,7 @@
           <w:noProof/>
           <w:lang w:eastAsia="en-IN"/>
         </w:rPr>
-        <w:pict>
+        <w:pict w14:anchorId="0691BC37">
           <v:rect id="_x0000_i1063" style="width:0;height:1.5pt" o:hralign="center" o:hrstd="t" o:hr="t" fillcolor="#a0a0a0" stroked="f"/>
         </w:pict>
       </w:r>
@@ -8462,6 +8409,7 @@
           <w:noProof/>
           <w:lang w:eastAsia="en-IN"/>
         </w:rPr>
+        <w:lastRenderedPageBreak/>
         <w:t xml:space="preserve">Find customers who </w:t>
       </w:r>
       <w:r>
@@ -8498,7 +8446,7 @@
           <w:noProof/>
           <w:lang w:eastAsia="en-IN"/>
         </w:rPr>
-        <w:pict>
+        <w:pict w14:anchorId="1FEE501E">
           <v:rect id="_x0000_i1064" style="width:0;height:1.5pt" o:hralign="center" o:hrstd="t" o:hr="t" fillcolor="#a0a0a0" stroked="f"/>
         </w:pict>
       </w:r>
@@ -8559,7 +8507,6 @@
           <w:noProof/>
           <w:lang w:eastAsia="en-IN"/>
         </w:rPr>
-        <w:lastRenderedPageBreak/>
         <w:t>SELECT *</w:t>
       </w:r>
     </w:p>
@@ -8752,7 +8699,7 @@
           <w:rFonts w:eastAsia="Times New Roman" w:cstheme="minorHAnsi"/>
           <w:lang w:eastAsia="en-IN"/>
         </w:rPr>
-        <w:pict>
+        <w:pict w14:anchorId="148442FA">
           <v:rect id="_x0000_i1065" style="width:0;height:1.5pt" o:hralign="center" o:hrstd="t" o:hr="t" fillcolor="#a0a0a0" stroked="f"/>
         </w:pict>
       </w:r>
@@ -8844,23 +8791,7 @@
           <w:rFonts w:eastAsia="Times New Roman" w:cstheme="minorHAnsi"/>
           <w:lang w:eastAsia="en-IN"/>
         </w:rPr>
-        <w:t xml:space="preserve">Outer query checks if </w:t>
-      </w:r>
-      <w:proofErr w:type="spellStart"/>
-      <w:r>
-        <w:rPr>
-          <w:rFonts w:eastAsia="Times New Roman" w:cstheme="minorHAnsi"/>
-          <w:lang w:eastAsia="en-IN"/>
-        </w:rPr>
-        <w:t>customer_id</w:t>
-      </w:r>
-      <w:proofErr w:type="spellEnd"/>
-      <w:r>
-        <w:rPr>
-          <w:rFonts w:eastAsia="Times New Roman" w:cstheme="minorHAnsi"/>
-          <w:lang w:eastAsia="en-IN"/>
-        </w:rPr>
-        <w:t xml:space="preserve"> is in that list</w:t>
+        <w:t>Outer query checks if customer_id is in that list</w:t>
       </w:r>
     </w:p>
     <w:p>
@@ -8980,7 +8911,7 @@
           <w:noProof/>
           <w:lang w:eastAsia="en-IN"/>
         </w:rPr>
-        <w:pict>
+        <w:pict w14:anchorId="310A2D83">
           <v:rect id="_x0000_i1066" style="width:0;height:1.5pt" o:hralign="center" o:hrstd="t" o:hr="t" fillcolor="#a0a0a0" stroked="f"/>
         </w:pict>
       </w:r>
@@ -9271,7 +9202,7 @@
           <w:rFonts w:eastAsia="Times New Roman" w:cstheme="minorHAnsi"/>
           <w:lang w:eastAsia="en-IN"/>
         </w:rPr>
-        <w:pict>
+        <w:pict w14:anchorId="6E80D95F">
           <v:rect id="_x0000_i1067" style="width:0;height:1.5pt" o:hralign="center" o:hrstd="t" o:hr="t" fillcolor="#a0a0a0" stroked="f"/>
         </w:pict>
       </w:r>
@@ -9502,7 +9433,7 @@
           <w:rFonts w:eastAsia="Times New Roman" w:cstheme="minorHAnsi"/>
           <w:lang w:eastAsia="en-IN"/>
         </w:rPr>
-        <w:pict>
+        <w:pict w14:anchorId="60200918">
           <v:rect id="_x0000_i1068" style="width:0;height:1.5pt" o:hralign="center" o:hrstd="t" o:hr="t" fillcolor="#a0a0a0" stroked="f"/>
         </w:pict>
       </w:r>
@@ -9835,7 +9766,7 @@
           <w:rFonts w:eastAsia="Times New Roman" w:cstheme="minorHAnsi"/>
           <w:lang w:eastAsia="en-IN"/>
         </w:rPr>
-        <w:pict>
+        <w:pict w14:anchorId="4809DA06">
           <v:rect id="_x0000_i1069" style="width:0;height:1.5pt" o:hralign="center" o:hrstd="t" o:hr="t" fillcolor="#a0a0a0" stroked="f"/>
         </w:pict>
       </w:r>
@@ -9858,6 +9789,7 @@
           <w:bCs/>
           <w:lang w:eastAsia="en-IN"/>
         </w:rPr>
+        <w:lastRenderedPageBreak/>
         <w:t>NULL Trap (Interview Favorite)</w:t>
       </w:r>
     </w:p>
@@ -9931,7 +9863,6 @@
           <w:noProof/>
           <w:lang w:eastAsia="en-IN"/>
         </w:rPr>
-        <w:lastRenderedPageBreak/>
         <w:t>SELECT customer_id FROM orders;</w:t>
       </w:r>
     </w:p>
@@ -10184,7 +10115,7 @@
           <w:rFonts w:eastAsia="Times New Roman" w:cstheme="minorHAnsi"/>
           <w:lang w:eastAsia="en-IN"/>
         </w:rPr>
-        <w:pict>
+        <w:pict w14:anchorId="3CFDFF22">
           <v:rect id="_x0000_i1070" style="width:0;height:1.5pt" o:hralign="center" o:hrstd="t" o:hr="t" fillcolor="#a0a0a0" stroked="f"/>
         </w:pict>
       </w:r>
@@ -10280,7 +10211,7 @@
           <w:rFonts w:eastAsia="Times New Roman" w:cstheme="minorHAnsi"/>
           <w:lang w:eastAsia="en-IN"/>
         </w:rPr>
-        <w:pict>
+        <w:pict w14:anchorId="773184DA">
           <v:rect id="_x0000_i1071" style="width:0;height:1.5pt" o:hralign="center" o:hrstd="t" o:hr="t" fillcolor="#a0a0a0" stroked="f"/>
         </w:pict>
       </w:r>
@@ -10335,7 +10266,7 @@
           <w:rFonts w:eastAsia="Times New Roman" w:cstheme="minorHAnsi"/>
           <w:lang w:eastAsia="en-IN"/>
         </w:rPr>
-        <w:pict>
+        <w:pict w14:anchorId="41C2A6AA">
           <v:rect id="_x0000_i1072" style="width:0;height:1.5pt" o:hralign="center" o:hrstd="t" o:hr="t" fillcolor="#a0a0a0" stroked="f"/>
         </w:pict>
       </w:r>
@@ -10452,7 +10383,7 @@
           <w:rFonts w:eastAsia="Times New Roman" w:cstheme="minorHAnsi"/>
           <w:lang w:eastAsia="en-IN"/>
         </w:rPr>
-        <w:pict>
+        <w:pict w14:anchorId="6380B12E">
           <v:rect id="_x0000_i1073" style="width:0;height:1.5pt" o:hralign="center" o:hrstd="t" o:hr="t" fillcolor="#a0a0a0" stroked="f"/>
         </w:pict>
       </w:r>
@@ -10571,7 +10502,7 @@
           <w:rFonts w:eastAsia="Times New Roman" w:cstheme="minorHAnsi"/>
           <w:lang w:eastAsia="en-IN"/>
         </w:rPr>
-        <w:pict>
+        <w:pict w14:anchorId="5B1A215A">
           <v:rect id="_x0000_i1074" style="width:0;height:1.5pt" o:hralign="center" o:hrstd="t" o:hr="t" fillcolor="#a0a0a0" stroked="f"/>
         </w:pict>
       </w:r>
@@ -10656,7 +10587,7 @@
           <w:rFonts w:eastAsia="Times New Roman" w:cstheme="minorHAnsi"/>
           <w:lang w:eastAsia="en-IN"/>
         </w:rPr>
-        <w:pict>
+        <w:pict w14:anchorId="147E6C43">
           <v:rect id="_x0000_i1075" style="width:0;height:1.5pt" o:hralign="center" o:hrstd="t" o:hr="t" fillcolor="#a0a0a0" stroked="f"/>
         </w:pict>
       </w:r>
@@ -10866,7 +10797,7 @@
           <w:rFonts w:eastAsia="Times New Roman" w:cstheme="minorHAnsi"/>
           <w:lang w:eastAsia="en-IN"/>
         </w:rPr>
-        <w:pict>
+        <w:pict w14:anchorId="510C15C3">
           <v:rect id="_x0000_i1076" style="width:0;height:1.5pt" o:hralign="center" o:hrstd="t" o:hr="t" fillcolor="#a0a0a0" stroked="f"/>
         </w:pict>
       </w:r>
@@ -11161,7 +11092,8 @@
           <w:rFonts w:eastAsia="Times New Roman" w:cstheme="minorHAnsi"/>
           <w:lang w:eastAsia="en-IN"/>
         </w:rPr>
-        <w:pict>
+        <w:lastRenderedPageBreak/>
+        <w:pict w14:anchorId="57ABC85C">
           <v:rect id="_x0000_i1077" style="width:0;height:1.5pt" o:hralign="center" o:hrstd="t" o:hr="t" fillcolor="#a0a0a0" stroked="f"/>
         </w:pict>
       </w:r>
@@ -11224,7 +11156,6 @@
           <w:rFonts w:eastAsia="Times New Roman" w:cstheme="minorHAnsi"/>
           <w:lang w:eastAsia="en-IN"/>
         </w:rPr>
-        <w:lastRenderedPageBreak/>
         <w:t>Value list → IN</w:t>
       </w:r>
     </w:p>
@@ -11261,7 +11192,7 @@
           <w:rFonts w:eastAsia="Times New Roman" w:cstheme="minorHAnsi"/>
           <w:lang w:eastAsia="en-IN"/>
         </w:rPr>
-        <w:pict>
+        <w:pict w14:anchorId="74324830">
           <v:rect id="_x0000_i1078" style="width:0;height:1.5pt" o:hralign="center" o:hrstd="t" o:hr="t" fillcolor="#a0a0a0" stroked="f"/>
         </w:pict>
       </w:r>
@@ -11421,7 +11352,7 @@
           <w:rFonts w:eastAsia="Times New Roman" w:cstheme="minorHAnsi"/>
           <w:lang w:eastAsia="en-IN"/>
         </w:rPr>
-        <w:pict>
+        <w:pict w14:anchorId="48084050">
           <v:rect id="_x0000_i1079" style="width:0;height:1.5pt" o:hralign="center" o:hrstd="t" o:hr="t" fillcolor="#a0a0a0" stroked="f"/>
         </w:pict>
       </w:r>
@@ -11797,7 +11728,7 @@
           <w:noProof/>
           <w:lang w:eastAsia="en-IN"/>
         </w:rPr>
-        <w:pict>
+        <w:pict w14:anchorId="7F982609">
           <v:rect id="_x0000_i1080" style="width:0;height:1.5pt" o:hralign="center" o:hrstd="t" o:hr="t" fillcolor="#a0a0a0" stroked="f"/>
         </w:pict>
       </w:r>
@@ -12069,6 +12000,7 @@
           <w:noProof/>
           <w:lang w:eastAsia="en-IN"/>
         </w:rPr>
+        <w:lastRenderedPageBreak/>
         <w:t xml:space="preserve">    FROM orders o</w:t>
       </w:r>
     </w:p>
@@ -12159,7 +12091,6 @@
           <w:noProof/>
           <w:lang w:eastAsia="en-IN"/>
         </w:rPr>
-        <w:lastRenderedPageBreak/>
         <w:t>Very common in real systems.</w:t>
       </w:r>
     </w:p>
@@ -12486,7 +12417,7 @@
           <w:noProof/>
           <w:lang w:eastAsia="en-IN"/>
         </w:rPr>
-        <w:pict>
+        <w:pict w14:anchorId="0AF81378">
           <v:rect id="_x0000_i1081" style="width:0;height:1.5pt" o:hralign="center" o:hrstd="t" o:hr="t" fillcolor="#a0a0a0" stroked="f"/>
         </w:pict>
       </w:r>
@@ -12868,7 +12799,7 @@
           <w:rFonts w:eastAsia="Times New Roman" w:cstheme="minorHAnsi"/>
           <w:lang w:eastAsia="en-IN"/>
         </w:rPr>
-        <w:pict>
+        <w:pict w14:anchorId="6A0FA128">
           <v:rect id="_x0000_i1082" style="width:0;height:1.5pt" o:hralign="center" o:hrstd="t" o:hr="t" fillcolor="#a0a0a0" stroked="f"/>
         </w:pict>
       </w:r>
@@ -12978,6 +12909,7 @@
           <w:rFonts w:eastAsia="Times New Roman" w:cstheme="minorHAnsi"/>
           <w:lang w:eastAsia="en-IN"/>
         </w:rPr>
+        <w:lastRenderedPageBreak/>
         <w:t>SELECT *</w:t>
       </w:r>
     </w:p>
@@ -13080,7 +13012,6 @@
           <w:rFonts w:eastAsia="Times New Roman" w:cstheme="minorHAnsi"/>
           <w:lang w:eastAsia="en-IN"/>
         </w:rPr>
-        <w:lastRenderedPageBreak/>
         <w:t xml:space="preserve">    SELECT salary</w:t>
       </w:r>
     </w:p>
@@ -13244,7 +13175,7 @@
           <w:rFonts w:eastAsia="Times New Roman" w:cstheme="minorHAnsi"/>
           <w:lang w:eastAsia="en-IN"/>
         </w:rPr>
-        <w:pict>
+        <w:pict w14:anchorId="74A66F11">
           <v:rect id="_x0000_i1083" style="width:0;height:1.5pt" o:hralign="center" o:hrstd="t" o:hr="t" fillcolor="#a0a0a0" stroked="f"/>
         </w:pict>
       </w:r>
@@ -13649,7 +13580,7 @@
           <w:noProof/>
           <w:lang w:eastAsia="en-IN"/>
         </w:rPr>
-        <w:pict>
+        <w:pict w14:anchorId="2FFFE2D3">
           <v:rect id="_x0000_i1084" style="width:0;height:1.5pt" o:hralign="center" o:hrstd="t" o:hr="t" fillcolor="#a0a0a0" stroked="f"/>
         </w:pict>
       </w:r>
@@ -13821,8 +13752,6 @@
         </w:rPr>
         <w:t>GROUP BY department</w:t>
       </w:r>
-      <w:bookmarkStart w:id="0" w:name="_GoBack"/>
-      <w:bookmarkEnd w:id="0"/>
     </w:p>
     <w:p>
       <w:pPr>
@@ -13983,7 +13912,7 @@
           <w:noProof/>
           <w:lang w:eastAsia="en-IN"/>
         </w:rPr>
-        <w:pict>
+        <w:pict w14:anchorId="06AD980A">
           <v:rect id="_x0000_i1085" style="width:0;height:1.5pt" o:hralign="center" o:hrstd="t" o:hr="t" fillcolor="#a0a0a0" stroked="f"/>
         </w:pict>
       </w:r>
@@ -14085,6 +14014,7 @@
           <w:noProof/>
           <w:lang w:eastAsia="en-IN"/>
         </w:rPr>
+        <w:lastRenderedPageBreak/>
         <w:t>UPDATE employees e</w:t>
       </w:r>
     </w:p>
@@ -14157,7 +14087,6 @@
           <w:noProof/>
           <w:lang w:eastAsia="en-IN"/>
         </w:rPr>
-        <w:lastRenderedPageBreak/>
         <w:t xml:space="preserve">    SELECT AVG(salary)</w:t>
       </w:r>
     </w:p>
@@ -14280,7 +14209,7 @@
           <w:rFonts w:eastAsia="Times New Roman" w:cstheme="minorHAnsi"/>
           <w:lang w:eastAsia="en-IN"/>
         </w:rPr>
-        <w:pict>
+        <w:pict w14:anchorId="4CAE73E0">
           <v:rect id="_x0000_i1086" style="width:0;height:1.5pt" o:hralign="center" o:hrstd="t" o:hr="t" fillcolor="#a0a0a0" stroked="f"/>
         </w:pict>
       </w:r>
@@ -14755,7 +14684,7 @@
           <w:rFonts w:eastAsia="Times New Roman" w:cstheme="minorHAnsi"/>
           <w:lang w:eastAsia="en-IN"/>
         </w:rPr>
-        <w:pict>
+        <w:pict w14:anchorId="5BA033B6">
           <v:rect id="_x0000_i1087" style="width:0;height:1.5pt" o:hralign="center" o:hrstd="t" o:hr="t" fillcolor="#a0a0a0" stroked="f"/>
         </w:pict>
       </w:r>
@@ -14794,55 +14723,23 @@
           <w:rFonts w:eastAsia="Times New Roman" w:cstheme="minorHAnsi"/>
           <w:lang w:eastAsia="en-IN"/>
         </w:rPr>
-        <w:t xml:space="preserve">Apart from EXISTS and IN, correlated </w:t>
-      </w:r>
-      <w:proofErr w:type="spellStart"/>
-      <w:r>
-        <w:rPr>
-          <w:rFonts w:eastAsia="Times New Roman" w:cstheme="minorHAnsi"/>
-          <w:lang w:eastAsia="en-IN"/>
-        </w:rPr>
-        <w:t>subqueries</w:t>
-      </w:r>
-      <w:proofErr w:type="spellEnd"/>
-      <w:r>
-        <w:rPr>
-          <w:rFonts w:eastAsia="Times New Roman" w:cstheme="minorHAnsi"/>
-          <w:lang w:eastAsia="en-IN"/>
-        </w:rPr>
-        <w:t xml:space="preserve"> can use comparison operators, ANY, ALL, NOT EXISTS, scalar </w:t>
-      </w:r>
-      <w:proofErr w:type="spellStart"/>
-      <w:r>
-        <w:rPr>
-          <w:rFonts w:eastAsia="Times New Roman" w:cstheme="minorHAnsi"/>
-          <w:lang w:eastAsia="en-IN"/>
-        </w:rPr>
-        <w:t>subqueries</w:t>
-      </w:r>
-      <w:proofErr w:type="spellEnd"/>
-      <w:r>
-        <w:rPr>
-          <w:rFonts w:eastAsia="Times New Roman" w:cstheme="minorHAnsi"/>
-          <w:lang w:eastAsia="en-IN"/>
-        </w:rPr>
-        <w:t>, HAVING clauses, and even UPDATE or DELETE statements.</w:t>
-      </w:r>
-    </w:p>
-    <w:p>
-      <w:pPr>
-        <w:spacing w:after="0" w:line="240" w:lineRule="auto"/>
-        <w:rPr>
-          <w:rFonts w:eastAsia="Times New Roman" w:cstheme="minorHAnsi"/>
-          <w:lang w:eastAsia="en-IN"/>
-        </w:rPr>
-      </w:pPr>
-      <w:r>
-        <w:rPr>
-          <w:rFonts w:eastAsia="Times New Roman" w:cstheme="minorHAnsi"/>
-          <w:lang w:eastAsia="en-IN"/>
-        </w:rPr>
-        <w:pict>
+        <w:t>Apart from EXISTS and IN, correlated subqueries can use comparison operators, ANY, ALL, NOT EXISTS, scalar subqueries, HAVING clauses, and even UPDATE or DELETE statements.</w:t>
+      </w:r>
+    </w:p>
+    <w:p>
+      <w:pPr>
+        <w:spacing w:after="0" w:line="240" w:lineRule="auto"/>
+        <w:rPr>
+          <w:rFonts w:eastAsia="Times New Roman" w:cstheme="minorHAnsi"/>
+          <w:lang w:eastAsia="en-IN"/>
+        </w:rPr>
+      </w:pPr>
+      <w:r>
+        <w:rPr>
+          <w:rFonts w:eastAsia="Times New Roman" w:cstheme="minorHAnsi"/>
+          <w:lang w:eastAsia="en-IN"/>
+        </w:rPr>
+        <w:pict w14:anchorId="2BECB711">
           <v:rect id="_x0000_i1088" style="width:0;height:1.5pt" o:hralign="center" o:hrstd="t" o:hr="t" fillcolor="#a0a0a0" stroked="f"/>
         </w:pict>
       </w:r>
@@ -14881,23 +14778,7 @@
           <w:rFonts w:eastAsia="Times New Roman" w:cstheme="minorHAnsi"/>
           <w:lang w:eastAsia="en-IN"/>
         </w:rPr>
-        <w:t xml:space="preserve">Many correlated </w:t>
-      </w:r>
-      <w:proofErr w:type="spellStart"/>
-      <w:r>
-        <w:rPr>
-          <w:rFonts w:eastAsia="Times New Roman" w:cstheme="minorHAnsi"/>
-          <w:lang w:eastAsia="en-IN"/>
-        </w:rPr>
-        <w:t>subqueries</w:t>
-      </w:r>
-      <w:proofErr w:type="spellEnd"/>
-      <w:r>
-        <w:rPr>
-          <w:rFonts w:eastAsia="Times New Roman" w:cstheme="minorHAnsi"/>
-          <w:lang w:eastAsia="en-IN"/>
-        </w:rPr>
-        <w:t xml:space="preserve"> can be rewritten using JOINs or window functions for better performance.</w:t>
+        <w:t>Many correlated subqueries can be rewritten using JOINs or window functions for better performance.</w:t>
       </w:r>
     </w:p>
     <w:p>
@@ -14951,8 +14832,8 @@
 </file>
 
 <file path=word/numbering.xml><?xml version="1.0" encoding="utf-8"?>
-<w:numbering xmlns:wpc="http://schemas.microsoft.com/office/word/2010/wordprocessingCanvas" xmlns:mc="http://schemas.openxmlformats.org/markup-compatibility/2006" xmlns:o="urn:schemas-microsoft-com:office:office" xmlns:r="http://schemas.openxmlformats.org/officeDocument/2006/relationships" xmlns:m="http://schemas.openxmlformats.org/officeDocument/2006/math" xmlns:v="urn:schemas-microsoft-com:vml" xmlns:wp14="http://schemas.microsoft.com/office/word/2010/wordprocessingDrawing" xmlns:wp="http://schemas.openxmlformats.org/drawingml/2006/wordprocessingDrawing" xmlns:w10="urn:schemas-microsoft-com:office:word" xmlns:w="http://schemas.openxmlformats.org/wordprocessingml/2006/main" xmlns:w14="http://schemas.microsoft.com/office/word/2010/wordml" xmlns:wpg="http://schemas.microsoft.com/office/word/2010/wordprocessingGroup" xmlns:wpi="http://schemas.microsoft.com/office/word/2010/wordprocessingInk" xmlns:wne="http://schemas.microsoft.com/office/word/2006/wordml" xmlns:wps="http://schemas.microsoft.com/office/word/2010/wordprocessingShape" mc:Ignorable="w14 wp14">
-  <w:abstractNum w:abstractNumId="0">
+<w:numbering xmlns:wpc="http://schemas.microsoft.com/office/word/2010/wordprocessingCanvas" xmlns:cx="http://schemas.microsoft.com/office/drawing/2014/chartex" xmlns:cx1="http://schemas.microsoft.com/office/drawing/2015/9/8/chartex" xmlns:cx2="http://schemas.microsoft.com/office/drawing/2015/10/21/chartex" xmlns:cx3="http://schemas.microsoft.com/office/drawing/2016/5/9/chartex" xmlns:cx4="http://schemas.microsoft.com/office/drawing/2016/5/10/chartex" xmlns:cx5="http://schemas.microsoft.com/office/drawing/2016/5/11/chartex" xmlns:cx6="http://schemas.microsoft.com/office/drawing/2016/5/12/chartex" xmlns:cx7="http://schemas.microsoft.com/office/drawing/2016/5/13/chartex" xmlns:cx8="http://schemas.microsoft.com/office/drawing/2016/5/14/chartex" xmlns:mc="http://schemas.openxmlformats.org/markup-compatibility/2006" xmlns:aink="http://schemas.microsoft.com/office/drawing/2016/ink" xmlns:am3d="http://schemas.microsoft.com/office/drawing/2017/model3d" xmlns:o="urn:schemas-microsoft-com:office:office" xmlns:oel="http://schemas.microsoft.com/office/2019/extlst" xmlns:r="http://schemas.openxmlformats.org/officeDocument/2006/relationships" xmlns:m="http://schemas.openxmlformats.org/officeDocument/2006/math" xmlns:v="urn:schemas-microsoft-com:vml" xmlns:wp14="http://schemas.microsoft.com/office/word/2010/wordprocessingDrawing" xmlns:wp="http://schemas.openxmlformats.org/drawingml/2006/wordprocessingDrawing" xmlns:w10="urn:schemas-microsoft-com:office:word" xmlns:w="http://schemas.openxmlformats.org/wordprocessingml/2006/main" xmlns:w14="http://schemas.microsoft.com/office/word/2010/wordml" xmlns:w15="http://schemas.microsoft.com/office/word/2012/wordml" xmlns:w16cex="http://schemas.microsoft.com/office/word/2018/wordml/cex" xmlns:w16cid="http://schemas.microsoft.com/office/word/2016/wordml/cid" xmlns:w16="http://schemas.microsoft.com/office/word/2018/wordml" xmlns:w16sdtdh="http://schemas.microsoft.com/office/word/2020/wordml/sdtdatahash" xmlns:w16se="http://schemas.microsoft.com/office/word/2015/wordml/symex" xmlns:wpg="http://schemas.microsoft.com/office/word/2010/wordprocessingGroup" xmlns:wpi="http://schemas.microsoft.com/office/word/2010/wordprocessingInk" xmlns:wne="http://schemas.microsoft.com/office/word/2006/wordml" xmlns:wps="http://schemas.microsoft.com/office/word/2010/wordprocessingShape" mc:Ignorable="w14 w15 w16se w16cid w16 w16cex w16sdtdh wp14">
+  <w:abstractNum w:abstractNumId="0" w15:restartNumberingAfterBreak="0">
     <w:nsid w:val="00933574"/>
     <w:multiLevelType w:val="multilevel"/>
     <w:tmpl w:val="C2B2DC7A"/>
@@ -15101,7 +14982,7 @@
       </w:rPr>
     </w:lvl>
   </w:abstractNum>
-  <w:abstractNum w:abstractNumId="1">
+  <w:abstractNum w:abstractNumId="1" w15:restartNumberingAfterBreak="0">
     <w:nsid w:val="050A7917"/>
     <w:multiLevelType w:val="multilevel"/>
     <w:tmpl w:val="7324B9A2"/>
@@ -15250,7 +15131,7 @@
       </w:rPr>
     </w:lvl>
   </w:abstractNum>
-  <w:abstractNum w:abstractNumId="2">
+  <w:abstractNum w:abstractNumId="2" w15:restartNumberingAfterBreak="0">
     <w:nsid w:val="1CD53B9A"/>
     <w:multiLevelType w:val="multilevel"/>
     <w:tmpl w:val="8A6E0AA2"/>
@@ -15367,7 +15248,7 @@
       </w:pPr>
     </w:lvl>
   </w:abstractNum>
-  <w:abstractNum w:abstractNumId="3">
+  <w:abstractNum w:abstractNumId="3" w15:restartNumberingAfterBreak="0">
     <w:nsid w:val="1D8C30D5"/>
     <w:multiLevelType w:val="multilevel"/>
     <w:tmpl w:val="1F08C836"/>
@@ -15480,7 +15361,7 @@
       </w:pPr>
     </w:lvl>
   </w:abstractNum>
-  <w:abstractNum w:abstractNumId="4">
+  <w:abstractNum w:abstractNumId="4" w15:restartNumberingAfterBreak="0">
     <w:nsid w:val="1EEA3FBF"/>
     <w:multiLevelType w:val="multilevel"/>
     <w:tmpl w:val="79182190"/>
@@ -15629,7 +15510,7 @@
       </w:rPr>
     </w:lvl>
   </w:abstractNum>
-  <w:abstractNum w:abstractNumId="5">
+  <w:abstractNum w:abstractNumId="5" w15:restartNumberingAfterBreak="0">
     <w:nsid w:val="1F041977"/>
     <w:multiLevelType w:val="multilevel"/>
     <w:tmpl w:val="40AA0A22"/>
@@ -15742,7 +15623,7 @@
       </w:pPr>
     </w:lvl>
   </w:abstractNum>
-  <w:abstractNum w:abstractNumId="6">
+  <w:abstractNum w:abstractNumId="6" w15:restartNumberingAfterBreak="0">
     <w:nsid w:val="21A85930"/>
     <w:multiLevelType w:val="multilevel"/>
     <w:tmpl w:val="A2B20A60"/>
@@ -15855,7 +15736,7 @@
       </w:pPr>
     </w:lvl>
   </w:abstractNum>
-  <w:abstractNum w:abstractNumId="7">
+  <w:abstractNum w:abstractNumId="7" w15:restartNumberingAfterBreak="0">
     <w:nsid w:val="21A87537"/>
     <w:multiLevelType w:val="multilevel"/>
     <w:tmpl w:val="04488924"/>
@@ -15968,7 +15849,7 @@
       </w:pPr>
     </w:lvl>
   </w:abstractNum>
-  <w:abstractNum w:abstractNumId="8">
+  <w:abstractNum w:abstractNumId="8" w15:restartNumberingAfterBreak="0">
     <w:nsid w:val="235117BA"/>
     <w:multiLevelType w:val="multilevel"/>
     <w:tmpl w:val="DA8CB156"/>
@@ -16117,7 +15998,7 @@
       </w:rPr>
     </w:lvl>
   </w:abstractNum>
-  <w:abstractNum w:abstractNumId="9">
+  <w:abstractNum w:abstractNumId="9" w15:restartNumberingAfterBreak="0">
     <w:nsid w:val="26C208E6"/>
     <w:multiLevelType w:val="multilevel"/>
     <w:tmpl w:val="1A7A258C"/>
@@ -16266,7 +16147,7 @@
       </w:rPr>
     </w:lvl>
   </w:abstractNum>
-  <w:abstractNum w:abstractNumId="10">
+  <w:abstractNum w:abstractNumId="10" w15:restartNumberingAfterBreak="0">
     <w:nsid w:val="2EE42020"/>
     <w:multiLevelType w:val="multilevel"/>
     <w:tmpl w:val="3B34AEF6"/>
@@ -16379,7 +16260,7 @@
       </w:pPr>
     </w:lvl>
   </w:abstractNum>
-  <w:abstractNum w:abstractNumId="11">
+  <w:abstractNum w:abstractNumId="11" w15:restartNumberingAfterBreak="0">
     <w:nsid w:val="370C1257"/>
     <w:multiLevelType w:val="multilevel"/>
     <w:tmpl w:val="902EAE64"/>
@@ -16492,7 +16373,7 @@
       </w:pPr>
     </w:lvl>
   </w:abstractNum>
-  <w:abstractNum w:abstractNumId="12">
+  <w:abstractNum w:abstractNumId="12" w15:restartNumberingAfterBreak="0">
     <w:nsid w:val="374802D4"/>
     <w:multiLevelType w:val="multilevel"/>
     <w:tmpl w:val="473C29FC"/>
@@ -16641,7 +16522,7 @@
       </w:rPr>
     </w:lvl>
   </w:abstractNum>
-  <w:abstractNum w:abstractNumId="13">
+  <w:abstractNum w:abstractNumId="13" w15:restartNumberingAfterBreak="0">
     <w:nsid w:val="38780652"/>
     <w:multiLevelType w:val="multilevel"/>
     <w:tmpl w:val="436E3418"/>
@@ -16790,7 +16671,7 @@
       </w:rPr>
     </w:lvl>
   </w:abstractNum>
-  <w:abstractNum w:abstractNumId="14">
+  <w:abstractNum w:abstractNumId="14" w15:restartNumberingAfterBreak="0">
     <w:nsid w:val="3DA522AC"/>
     <w:multiLevelType w:val="multilevel"/>
     <w:tmpl w:val="C64036E8"/>
@@ -16939,7 +16820,7 @@
       </w:rPr>
     </w:lvl>
   </w:abstractNum>
-  <w:abstractNum w:abstractNumId="15">
+  <w:abstractNum w:abstractNumId="15" w15:restartNumberingAfterBreak="0">
     <w:nsid w:val="3FC411F9"/>
     <w:multiLevelType w:val="multilevel"/>
     <w:tmpl w:val="55B6AA48"/>
@@ -17088,7 +16969,7 @@
       </w:rPr>
     </w:lvl>
   </w:abstractNum>
-  <w:abstractNum w:abstractNumId="16">
+  <w:abstractNum w:abstractNumId="16" w15:restartNumberingAfterBreak="0">
     <w:nsid w:val="425625F2"/>
     <w:multiLevelType w:val="multilevel"/>
     <w:tmpl w:val="D144C0CA"/>
@@ -17237,7 +17118,7 @@
       </w:rPr>
     </w:lvl>
   </w:abstractNum>
-  <w:abstractNum w:abstractNumId="17">
+  <w:abstractNum w:abstractNumId="17" w15:restartNumberingAfterBreak="0">
     <w:nsid w:val="44C21977"/>
     <w:multiLevelType w:val="multilevel"/>
     <w:tmpl w:val="2CD8B424"/>
@@ -17386,7 +17267,7 @@
       </w:rPr>
     </w:lvl>
   </w:abstractNum>
-  <w:abstractNum w:abstractNumId="18">
+  <w:abstractNum w:abstractNumId="18" w15:restartNumberingAfterBreak="0">
     <w:nsid w:val="44F10956"/>
     <w:multiLevelType w:val="multilevel"/>
     <w:tmpl w:val="D416EB92"/>
@@ -17535,7 +17416,7 @@
       </w:rPr>
     </w:lvl>
   </w:abstractNum>
-  <w:abstractNum w:abstractNumId="19">
+  <w:abstractNum w:abstractNumId="19" w15:restartNumberingAfterBreak="0">
     <w:nsid w:val="59781ECE"/>
     <w:multiLevelType w:val="multilevel"/>
     <w:tmpl w:val="ED488116"/>
@@ -17684,7 +17565,7 @@
       </w:rPr>
     </w:lvl>
   </w:abstractNum>
-  <w:abstractNum w:abstractNumId="20">
+  <w:abstractNum w:abstractNumId="20" w15:restartNumberingAfterBreak="0">
     <w:nsid w:val="5D141AEA"/>
     <w:multiLevelType w:val="multilevel"/>
     <w:tmpl w:val="8C5E858C"/>
@@ -17833,7 +17714,7 @@
       </w:rPr>
     </w:lvl>
   </w:abstractNum>
-  <w:abstractNum w:abstractNumId="21">
+  <w:abstractNum w:abstractNumId="21" w15:restartNumberingAfterBreak="0">
     <w:nsid w:val="5E177356"/>
     <w:multiLevelType w:val="multilevel"/>
     <w:tmpl w:val="F7D09A94"/>
@@ -17946,7 +17827,7 @@
       </w:pPr>
     </w:lvl>
   </w:abstractNum>
-  <w:abstractNum w:abstractNumId="22">
+  <w:abstractNum w:abstractNumId="22" w15:restartNumberingAfterBreak="0">
     <w:nsid w:val="64817CED"/>
     <w:multiLevelType w:val="multilevel"/>
     <w:tmpl w:val="C8EC92B8"/>
@@ -18059,7 +17940,7 @@
       </w:pPr>
     </w:lvl>
   </w:abstractNum>
-  <w:abstractNum w:abstractNumId="23">
+  <w:abstractNum w:abstractNumId="23" w15:restartNumberingAfterBreak="0">
     <w:nsid w:val="6DE005B8"/>
     <w:multiLevelType w:val="multilevel"/>
     <w:tmpl w:val="0DE0B7AE"/>
@@ -18208,7 +18089,7 @@
       </w:rPr>
     </w:lvl>
   </w:abstractNum>
-  <w:abstractNum w:abstractNumId="24">
+  <w:abstractNum w:abstractNumId="24" w15:restartNumberingAfterBreak="0">
     <w:nsid w:val="75410E8B"/>
     <w:multiLevelType w:val="multilevel"/>
     <w:tmpl w:val="1B026B3C"/>
@@ -18357,7 +18238,7 @@
       </w:rPr>
     </w:lvl>
   </w:abstractNum>
-  <w:abstractNum w:abstractNumId="25">
+  <w:abstractNum w:abstractNumId="25" w15:restartNumberingAfterBreak="0">
     <w:nsid w:val="784E1739"/>
     <w:multiLevelType w:val="multilevel"/>
     <w:tmpl w:val="27F07838"/>
@@ -18470,7 +18351,7 @@
       </w:pPr>
     </w:lvl>
   </w:abstractNum>
-  <w:abstractNum w:abstractNumId="26">
+  <w:abstractNum w:abstractNumId="26" w15:restartNumberingAfterBreak="0">
     <w:nsid w:val="7B483EF8"/>
     <w:multiLevelType w:val="multilevel"/>
     <w:tmpl w:val="DC22B2FC"/>
@@ -18619,7 +18500,7 @@
       </w:rPr>
     </w:lvl>
   </w:abstractNum>
-  <w:abstractNum w:abstractNumId="27">
+  <w:abstractNum w:abstractNumId="27" w15:restartNumberingAfterBreak="0">
     <w:nsid w:val="7B4A27E9"/>
     <w:multiLevelType w:val="multilevel"/>
     <w:tmpl w:val="A050BBB4"/>
@@ -18768,7 +18649,7 @@
       </w:rPr>
     </w:lvl>
   </w:abstractNum>
-  <w:abstractNum w:abstractNumId="28">
+  <w:abstractNum w:abstractNumId="28" w15:restartNumberingAfterBreak="0">
     <w:nsid w:val="7E073544"/>
     <w:multiLevelType w:val="multilevel"/>
     <w:tmpl w:val="4872C978"/>
@@ -18881,7 +18762,7 @@
       </w:pPr>
     </w:lvl>
   </w:abstractNum>
-  <w:abstractNum w:abstractNumId="29">
+  <w:abstractNum w:abstractNumId="29" w15:restartNumberingAfterBreak="0">
     <w:nsid w:val="7EFD7D33"/>
     <w:multiLevelType w:val="multilevel"/>
     <w:tmpl w:val="E00828C0"/>
@@ -19030,101 +18911,101 @@
       </w:rPr>
     </w:lvl>
   </w:abstractNum>
-  <w:num w:numId="1">
+  <w:num w:numId="1" w16cid:durableId="719400721">
     <w:abstractNumId w:val="1"/>
   </w:num>
-  <w:num w:numId="2">
+  <w:num w:numId="2" w16cid:durableId="1080450060">
     <w:abstractNumId w:val="12"/>
   </w:num>
-  <w:num w:numId="3">
+  <w:num w:numId="3" w16cid:durableId="1089501335">
     <w:abstractNumId w:val="9"/>
   </w:num>
-  <w:num w:numId="4">
+  <w:num w:numId="4" w16cid:durableId="1245262591">
     <w:abstractNumId w:val="19"/>
   </w:num>
-  <w:num w:numId="5">
+  <w:num w:numId="5" w16cid:durableId="2066831938">
     <w:abstractNumId w:val="5"/>
   </w:num>
-  <w:num w:numId="6">
+  <w:num w:numId="6" w16cid:durableId="1479616329">
     <w:abstractNumId w:val="10"/>
   </w:num>
-  <w:num w:numId="7">
+  <w:num w:numId="7" w16cid:durableId="1307511941">
     <w:abstractNumId w:val="15"/>
   </w:num>
-  <w:num w:numId="8">
+  <w:num w:numId="8" w16cid:durableId="866481374">
     <w:abstractNumId w:val="16"/>
   </w:num>
-  <w:num w:numId="9">
+  <w:num w:numId="9" w16cid:durableId="1278565012">
     <w:abstractNumId w:val="17"/>
   </w:num>
-  <w:num w:numId="10">
+  <w:num w:numId="10" w16cid:durableId="112986149">
     <w:abstractNumId w:val="23"/>
   </w:num>
-  <w:num w:numId="11">
+  <w:num w:numId="11" w16cid:durableId="1745910098">
     <w:abstractNumId w:val="22"/>
   </w:num>
-  <w:num w:numId="12">
+  <w:num w:numId="12" w16cid:durableId="1247687305">
     <w:abstractNumId w:val="7"/>
   </w:num>
-  <w:num w:numId="13">
+  <w:num w:numId="13" w16cid:durableId="1284267972">
     <w:abstractNumId w:val="18"/>
   </w:num>
-  <w:num w:numId="14">
+  <w:num w:numId="14" w16cid:durableId="1407263951">
     <w:abstractNumId w:val="28"/>
   </w:num>
-  <w:num w:numId="15">
+  <w:num w:numId="15" w16cid:durableId="1828206703">
     <w:abstractNumId w:val="0"/>
   </w:num>
-  <w:num w:numId="16">
+  <w:num w:numId="16" w16cid:durableId="448666988">
     <w:abstractNumId w:val="26"/>
   </w:num>
-  <w:num w:numId="17">
+  <w:num w:numId="17" w16cid:durableId="654382242">
     <w:abstractNumId w:val="25"/>
   </w:num>
-  <w:num w:numId="18">
+  <w:num w:numId="18" w16cid:durableId="1015034089">
     <w:abstractNumId w:val="14"/>
   </w:num>
-  <w:num w:numId="19">
+  <w:num w:numId="19" w16cid:durableId="564491810">
     <w:abstractNumId w:val="20"/>
   </w:num>
-  <w:num w:numId="20">
+  <w:num w:numId="20" w16cid:durableId="2001154000">
     <w:abstractNumId w:val="21"/>
   </w:num>
-  <w:num w:numId="21">
+  <w:num w:numId="21" w16cid:durableId="2112893207">
     <w:abstractNumId w:val="2"/>
   </w:num>
-  <w:num w:numId="22">
+  <w:num w:numId="22" w16cid:durableId="966817921">
     <w:abstractNumId w:val="8"/>
   </w:num>
-  <w:num w:numId="23">
+  <w:num w:numId="23" w16cid:durableId="1632326775">
     <w:abstractNumId w:val="29"/>
   </w:num>
-  <w:num w:numId="24">
+  <w:num w:numId="24" w16cid:durableId="1366372544">
     <w:abstractNumId w:val="24"/>
   </w:num>
-  <w:num w:numId="25">
+  <w:num w:numId="25" w16cid:durableId="1335298082">
     <w:abstractNumId w:val="11"/>
   </w:num>
-  <w:num w:numId="26">
+  <w:num w:numId="26" w16cid:durableId="1756050874">
     <w:abstractNumId w:val="3"/>
   </w:num>
-  <w:num w:numId="27">
+  <w:num w:numId="27" w16cid:durableId="54208267">
     <w:abstractNumId w:val="6"/>
   </w:num>
-  <w:num w:numId="28">
+  <w:num w:numId="28" w16cid:durableId="1412778963">
     <w:abstractNumId w:val="4"/>
   </w:num>
-  <w:num w:numId="29">
+  <w:num w:numId="29" w16cid:durableId="717626500">
     <w:abstractNumId w:val="27"/>
   </w:num>
-  <w:num w:numId="30">
+  <w:num w:numId="30" w16cid:durableId="1151169750">
     <w:abstractNumId w:val="13"/>
   </w:num>
 </w:numbering>
 </file>
 
 <file path=word/styles.xml><?xml version="1.0" encoding="utf-8"?>
-<w:styles xmlns:mc="http://schemas.openxmlformats.org/markup-compatibility/2006" xmlns:r="http://schemas.openxmlformats.org/officeDocument/2006/relationships" xmlns:w="http://schemas.openxmlformats.org/wordprocessingml/2006/main" xmlns:w14="http://schemas.microsoft.com/office/word/2010/wordml" mc:Ignorable="w14">
+<w:styles xmlns:mc="http://schemas.openxmlformats.org/markup-compatibility/2006" xmlns:r="http://schemas.openxmlformats.org/officeDocument/2006/relationships" xmlns:w="http://schemas.openxmlformats.org/wordprocessingml/2006/main" xmlns:w14="http://schemas.microsoft.com/office/word/2010/wordml" xmlns:w15="http://schemas.microsoft.com/office/word/2012/wordml" xmlns:w16cex="http://schemas.microsoft.com/office/word/2018/wordml/cex" xmlns:w16cid="http://schemas.microsoft.com/office/word/2016/wordml/cid" xmlns:w16="http://schemas.microsoft.com/office/word/2018/wordml" xmlns:w16sdtdh="http://schemas.microsoft.com/office/word/2020/wordml/sdtdatahash" xmlns:w16se="http://schemas.microsoft.com/office/word/2015/wordml/symex" mc:Ignorable="w14 w15 w16se w16cid w16 w16cex w16sdtdh">
   <w:docDefaults>
     <w:rPrDefault>
       <w:rPr>
@@ -19140,144 +19021,383 @@
       </w:pPr>
     </w:pPrDefault>
   </w:docDefaults>
-  <w:latentStyles w:defLockedState="0" w:defUIPriority="99" w:defSemiHidden="1" w:defUnhideWhenUsed="1" w:defQFormat="0" w:count="267">
-    <w:lsdException w:name="Normal" w:semiHidden="0" w:uiPriority="0" w:unhideWhenUsed="0" w:qFormat="1"/>
-    <w:lsdException w:name="heading 1" w:semiHidden="0" w:uiPriority="9" w:unhideWhenUsed="0" w:qFormat="1"/>
-    <w:lsdException w:name="heading 2" w:uiPriority="9" w:qFormat="1"/>
-    <w:lsdException w:name="heading 3" w:uiPriority="9" w:qFormat="1"/>
-    <w:lsdException w:name="heading 4" w:uiPriority="9" w:qFormat="1"/>
-    <w:lsdException w:name="heading 5" w:uiPriority="9" w:qFormat="1"/>
-    <w:lsdException w:name="heading 6" w:uiPriority="9" w:qFormat="1"/>
-    <w:lsdException w:name="heading 7" w:uiPriority="9" w:qFormat="1"/>
-    <w:lsdException w:name="heading 8" w:uiPriority="9" w:qFormat="1"/>
-    <w:lsdException w:name="heading 9" w:uiPriority="9" w:qFormat="1"/>
-    <w:lsdException w:name="toc 1" w:uiPriority="39"/>
-    <w:lsdException w:name="toc 2" w:uiPriority="39"/>
-    <w:lsdException w:name="toc 3" w:uiPriority="39"/>
-    <w:lsdException w:name="toc 4" w:uiPriority="39"/>
-    <w:lsdException w:name="toc 5" w:uiPriority="39"/>
-    <w:lsdException w:name="toc 6" w:uiPriority="39"/>
-    <w:lsdException w:name="toc 7" w:uiPriority="39"/>
-    <w:lsdException w:name="toc 8" w:uiPriority="39"/>
-    <w:lsdException w:name="toc 9" w:uiPriority="39"/>
-    <w:lsdException w:name="caption" w:uiPriority="35" w:qFormat="1"/>
-    <w:lsdException w:name="Title" w:semiHidden="0" w:uiPriority="10" w:unhideWhenUsed="0" w:qFormat="1"/>
-    <w:lsdException w:name="Default Paragraph Font" w:uiPriority="1"/>
-    <w:lsdException w:name="Subtitle" w:semiHidden="0" w:uiPriority="11" w:unhideWhenUsed="0" w:qFormat="1"/>
-    <w:lsdException w:name="Strong" w:semiHidden="0" w:uiPriority="22" w:unhideWhenUsed="0" w:qFormat="1"/>
-    <w:lsdException w:name="Emphasis" w:semiHidden="0" w:uiPriority="20" w:unhideWhenUsed="0" w:qFormat="1"/>
-    <w:lsdException w:name="Table Grid" w:semiHidden="0" w:uiPriority="59" w:unhideWhenUsed="0"/>
-    <w:lsdException w:name="Placeholder Text" w:unhideWhenUsed="0"/>
-    <w:lsdException w:name="No Spacing" w:semiHidden="0" w:uiPriority="1" w:unhideWhenUsed="0" w:qFormat="1"/>
-    <w:lsdException w:name="Light Shading" w:semiHidden="0" w:uiPriority="60" w:unhideWhenUsed="0"/>
-    <w:lsdException w:name="Light List" w:semiHidden="0" w:uiPriority="61" w:unhideWhenUsed="0"/>
-    <w:lsdException w:name="Light Grid" w:semiHidden="0" w:uiPriority="62" w:unhideWhenUsed="0"/>
-    <w:lsdException w:name="Medium Shading 1" w:semiHidden="0" w:uiPriority="63" w:unhideWhenUsed="0"/>
-    <w:lsdException w:name="Medium Shading 2" w:semiHidden="0" w:uiPriority="64" w:unhideWhenUsed="0"/>
-    <w:lsdException w:name="Medium List 1" w:semiHidden="0" w:uiPriority="65" w:unhideWhenUsed="0"/>
-    <w:lsdException w:name="Medium List 2" w:semiHidden="0" w:uiPriority="66" w:unhideWhenUsed="0"/>
-    <w:lsdException w:name="Medium Grid 1" w:semiHidden="0" w:uiPriority="67" w:unhideWhenUsed="0"/>
-    <w:lsdException w:name="Medium Grid 2" w:semiHidden="0" w:uiPriority="68" w:unhideWhenUsed="0"/>
-    <w:lsdException w:name="Medium Grid 3" w:semiHidden="0" w:uiPriority="69" w:unhideWhenUsed="0"/>
-    <w:lsdException w:name="Dark List" w:semiHidden="0" w:uiPriority="70" w:unhideWhenUsed="0"/>
-    <w:lsdException w:name="Colorful Shading" w:semiHidden="0" w:uiPriority="71" w:unhideWhenUsed="0"/>
-    <w:lsdException w:name="Colorful List" w:semiHidden="0" w:uiPriority="72" w:unhideWhenUsed="0"/>
-    <w:lsdException w:name="Colorful Grid" w:semiHidden="0" w:uiPriority="73" w:unhideWhenUsed="0"/>
-    <w:lsdException w:name="Light Shading Accent 1" w:semiHidden="0" w:uiPriority="60" w:unhideWhenUsed="0"/>
-    <w:lsdException w:name="Light List Accent 1" w:semiHidden="0" w:uiPriority="61" w:unhideWhenUsed="0"/>
-    <w:lsdException w:name="Light Grid Accent 1" w:semiHidden="0" w:uiPriority="62" w:unhideWhenUsed="0"/>
-    <w:lsdException w:name="Medium Shading 1 Accent 1" w:semiHidden="0" w:uiPriority="63" w:unhideWhenUsed="0"/>
-    <w:lsdException w:name="Medium Shading 2 Accent 1" w:semiHidden="0" w:uiPriority="64" w:unhideWhenUsed="0"/>
-    <w:lsdException w:name="Medium List 1 Accent 1" w:semiHidden="0" w:uiPriority="65" w:unhideWhenUsed="0"/>
-    <w:lsdException w:name="Revision" w:unhideWhenUsed="0"/>
-    <w:lsdException w:name="List Paragraph" w:semiHidden="0" w:uiPriority="34" w:unhideWhenUsed="0" w:qFormat="1"/>
-    <w:lsdException w:name="Quote" w:semiHidden="0" w:uiPriority="29" w:unhideWhenUsed="0" w:qFormat="1"/>
-    <w:lsdException w:name="Intense Quote" w:semiHidden="0" w:uiPriority="30" w:unhideWhenUsed="0" w:qFormat="1"/>
-    <w:lsdException w:name="Medium List 2 Accent 1" w:semiHidden="0" w:uiPriority="66" w:unhideWhenUsed="0"/>
-    <w:lsdException w:name="Medium Grid 1 Accent 1" w:semiHidden="0" w:uiPriority="67" w:unhideWhenUsed="0"/>
-    <w:lsdException w:name="Medium Grid 2 Accent 1" w:semiHidden="0" w:uiPriority="68" w:unhideWhenUsed="0"/>
-    <w:lsdException w:name="Medium Grid 3 Accent 1" w:semiHidden="0" w:uiPriority="69" w:unhideWhenUsed="0"/>
-    <w:lsdException w:name="Dark List Accent 1" w:semiHidden="0" w:uiPriority="70" w:unhideWhenUsed="0"/>
-    <w:lsdException w:name="Colorful Shading Accent 1" w:semiHidden="0" w:uiPriority="71" w:unhideWhenUsed="0"/>
-    <w:lsdException w:name="Colorful List Accent 1" w:semiHidden="0" w:uiPriority="72" w:unhideWhenUsed="0"/>
-    <w:lsdException w:name="Colorful Grid Accent 1" w:semiHidden="0" w:uiPriority="73" w:unhideWhenUsed="0"/>
-    <w:lsdException w:name="Light Shading Accent 2" w:semiHidden="0" w:uiPriority="60" w:unhideWhenUsed="0"/>
-    <w:lsdException w:name="Light List Accent 2" w:semiHidden="0" w:uiPriority="61" w:unhideWhenUsed="0"/>
-    <w:lsdException w:name="Light Grid Accent 2" w:semiHidden="0" w:uiPriority="62" w:unhideWhenUsed="0"/>
-    <w:lsdException w:name="Medium Shading 1 Accent 2" w:semiHidden="0" w:uiPriority="63" w:unhideWhenUsed="0"/>
-    <w:lsdException w:name="Medium Shading 2 Accent 2" w:semiHidden="0" w:uiPriority="64" w:unhideWhenUsed="0"/>
-    <w:lsdException w:name="Medium List 1 Accent 2" w:semiHidden="0" w:uiPriority="65" w:unhideWhenUsed="0"/>
-    <w:lsdException w:name="Medium List 2 Accent 2" w:semiHidden="0" w:uiPriority="66" w:unhideWhenUsed="0"/>
-    <w:lsdException w:name="Medium Grid 1 Accent 2" w:semiHidden="0" w:uiPriority="67" w:unhideWhenUsed="0"/>
-    <w:lsdException w:name="Medium Grid 2 Accent 2" w:semiHidden="0" w:uiPriority="68" w:unhideWhenUsed="0"/>
-    <w:lsdException w:name="Medium Grid 3 Accent 2" w:semiHidden="0" w:uiPriority="69" w:unhideWhenUsed="0"/>
-    <w:lsdException w:name="Dark List Accent 2" w:semiHidden="0" w:uiPriority="70" w:unhideWhenUsed="0"/>
-    <w:lsdException w:name="Colorful Shading Accent 2" w:semiHidden="0" w:uiPriority="71" w:unhideWhenUsed="0"/>
-    <w:lsdException w:name="Colorful List Accent 2" w:semiHidden="0" w:uiPriority="72" w:unhideWhenUsed="0"/>
-    <w:lsdException w:name="Colorful Grid Accent 2" w:semiHidden="0" w:uiPriority="73" w:unhideWhenUsed="0"/>
-    <w:lsdException w:name="Light Shading Accent 3" w:semiHidden="0" w:uiPriority="60" w:unhideWhenUsed="0"/>
-    <w:lsdException w:name="Light List Accent 3" w:semiHidden="0" w:uiPriority="61" w:unhideWhenUsed="0"/>
-    <w:lsdException w:name="Light Grid Accent 3" w:semiHidden="0" w:uiPriority="62" w:unhideWhenUsed="0"/>
-    <w:lsdException w:name="Medium Shading 1 Accent 3" w:semiHidden="0" w:uiPriority="63" w:unhideWhenUsed="0"/>
-    <w:lsdException w:name="Medium Shading 2 Accent 3" w:semiHidden="0" w:uiPriority="64" w:unhideWhenUsed="0"/>
-    <w:lsdException w:name="Medium List 1 Accent 3" w:semiHidden="0" w:uiPriority="65" w:unhideWhenUsed="0"/>
-    <w:lsdException w:name="Medium List 2 Accent 3" w:semiHidden="0" w:uiPriority="66" w:unhideWhenUsed="0"/>
-    <w:lsdException w:name="Medium Grid 1 Accent 3" w:semiHidden="0" w:uiPriority="67" w:unhideWhenUsed="0"/>
-    <w:lsdException w:name="Medium Grid 2 Accent 3" w:semiHidden="0" w:uiPriority="68" w:unhideWhenUsed="0"/>
-    <w:lsdException w:name="Medium Grid 3 Accent 3" w:semiHidden="0" w:uiPriority="69" w:unhideWhenUsed="0"/>
-    <w:lsdException w:name="Dark List Accent 3" w:semiHidden="0" w:uiPriority="70" w:unhideWhenUsed="0"/>
-    <w:lsdException w:name="Colorful Shading Accent 3" w:semiHidden="0" w:uiPriority="71" w:unhideWhenUsed="0"/>
-    <w:lsdException w:name="Colorful List Accent 3" w:semiHidden="0" w:uiPriority="72" w:unhideWhenUsed="0"/>
-    <w:lsdException w:name="Colorful Grid Accent 3" w:semiHidden="0" w:uiPriority="73" w:unhideWhenUsed="0"/>
-    <w:lsdException w:name="Light Shading Accent 4" w:semiHidden="0" w:uiPriority="60" w:unhideWhenUsed="0"/>
-    <w:lsdException w:name="Light List Accent 4" w:semiHidden="0" w:uiPriority="61" w:unhideWhenUsed="0"/>
-    <w:lsdException w:name="Light Grid Accent 4" w:semiHidden="0" w:uiPriority="62" w:unhideWhenUsed="0"/>
-    <w:lsdException w:name="Medium Shading 1 Accent 4" w:semiHidden="0" w:uiPriority="63" w:unhideWhenUsed="0"/>
-    <w:lsdException w:name="Medium Shading 2 Accent 4" w:semiHidden="0" w:uiPriority="64" w:unhideWhenUsed="0"/>
-    <w:lsdException w:name="Medium List 1 Accent 4" w:semiHidden="0" w:uiPriority="65" w:unhideWhenUsed="0"/>
-    <w:lsdException w:name="Medium List 2 Accent 4" w:semiHidden="0" w:uiPriority="66" w:unhideWhenUsed="0"/>
-    <w:lsdException w:name="Medium Grid 1 Accent 4" w:semiHidden="0" w:uiPriority="67" w:unhideWhenUsed="0"/>
-    <w:lsdException w:name="Medium Grid 2 Accent 4" w:semiHidden="0" w:uiPriority="68" w:unhideWhenUsed="0"/>
-    <w:lsdException w:name="Medium Grid 3 Accent 4" w:semiHidden="0" w:uiPriority="69" w:unhideWhenUsed="0"/>
-    <w:lsdException w:name="Dark List Accent 4" w:semiHidden="0" w:uiPriority="70" w:unhideWhenUsed="0"/>
-    <w:lsdException w:name="Colorful Shading Accent 4" w:semiHidden="0" w:uiPriority="71" w:unhideWhenUsed="0"/>
-    <w:lsdException w:name="Colorful List Accent 4" w:semiHidden="0" w:uiPriority="72" w:unhideWhenUsed="0"/>
-    <w:lsdException w:name="Colorful Grid Accent 4" w:semiHidden="0" w:uiPriority="73" w:unhideWhenUsed="0"/>
-    <w:lsdException w:name="Light Shading Accent 5" w:semiHidden="0" w:uiPriority="60" w:unhideWhenUsed="0"/>
-    <w:lsdException w:name="Light List Accent 5" w:semiHidden="0" w:uiPriority="61" w:unhideWhenUsed="0"/>
-    <w:lsdException w:name="Light Grid Accent 5" w:semiHidden="0" w:uiPriority="62" w:unhideWhenUsed="0"/>
-    <w:lsdException w:name="Medium Shading 1 Accent 5" w:semiHidden="0" w:uiPriority="63" w:unhideWhenUsed="0"/>
-    <w:lsdException w:name="Medium Shading 2 Accent 5" w:semiHidden="0" w:uiPriority="64" w:unhideWhenUsed="0"/>
-    <w:lsdException w:name="Medium List 1 Accent 5" w:semiHidden="0" w:uiPriority="65" w:unhideWhenUsed="0"/>
-    <w:lsdException w:name="Medium List 2 Accent 5" w:semiHidden="0" w:uiPriority="66" w:unhideWhenUsed="0"/>
-    <w:lsdException w:name="Medium Grid 1 Accent 5" w:semiHidden="0" w:uiPriority="67" w:unhideWhenUsed="0"/>
-    <w:lsdException w:name="Medium Grid 2 Accent 5" w:semiHidden="0" w:uiPriority="68" w:unhideWhenUsed="0"/>
-    <w:lsdException w:name="Medium Grid 3 Accent 5" w:semiHidden="0" w:uiPriority="69" w:unhideWhenUsed="0"/>
-    <w:lsdException w:name="Dark List Accent 5" w:semiHidden="0" w:uiPriority="70" w:unhideWhenUsed="0"/>
-    <w:lsdException w:name="Colorful Shading Accent 5" w:semiHidden="0" w:uiPriority="71" w:unhideWhenUsed="0"/>
-    <w:lsdException w:name="Colorful List Accent 5" w:semiHidden="0" w:uiPriority="72" w:unhideWhenUsed="0"/>
-    <w:lsdException w:name="Colorful Grid Accent 5" w:semiHidden="0" w:uiPriority="73" w:unhideWhenUsed="0"/>
-    <w:lsdException w:name="Light Shading Accent 6" w:semiHidden="0" w:uiPriority="60" w:unhideWhenUsed="0"/>
-    <w:lsdException w:name="Light List Accent 6" w:semiHidden="0" w:uiPriority="61" w:unhideWhenUsed="0"/>
-    <w:lsdException w:name="Light Grid Accent 6" w:semiHidden="0" w:uiPriority="62" w:unhideWhenUsed="0"/>
-    <w:lsdException w:name="Medium Shading 1 Accent 6" w:semiHidden="0" w:uiPriority="63" w:unhideWhenUsed="0"/>
-    <w:lsdException w:name="Medium Shading 2 Accent 6" w:semiHidden="0" w:uiPriority="64" w:unhideWhenUsed="0"/>
-    <w:lsdException w:name="Medium List 1 Accent 6" w:semiHidden="0" w:uiPriority="65" w:unhideWhenUsed="0"/>
-    <w:lsdException w:name="Medium List 2 Accent 6" w:semiHidden="0" w:uiPriority="66" w:unhideWhenUsed="0"/>
-    <w:lsdException w:name="Medium Grid 1 Accent 6" w:semiHidden="0" w:uiPriority="67" w:unhideWhenUsed="0"/>
-    <w:lsdException w:name="Medium Grid 2 Accent 6" w:semiHidden="0" w:uiPriority="68" w:unhideWhenUsed="0"/>
-    <w:lsdException w:name="Medium Grid 3 Accent 6" w:semiHidden="0" w:uiPriority="69" w:unhideWhenUsed="0"/>
-    <w:lsdException w:name="Dark List Accent 6" w:semiHidden="0" w:uiPriority="70" w:unhideWhenUsed="0"/>
-    <w:lsdException w:name="Colorful Shading Accent 6" w:semiHidden="0" w:uiPriority="71" w:unhideWhenUsed="0"/>
-    <w:lsdException w:name="Colorful List Accent 6" w:semiHidden="0" w:uiPriority="72" w:unhideWhenUsed="0"/>
-    <w:lsdException w:name="Colorful Grid Accent 6" w:semiHidden="0" w:uiPriority="73" w:unhideWhenUsed="0"/>
-    <w:lsdException w:name="Subtle Emphasis" w:semiHidden="0" w:uiPriority="19" w:unhideWhenUsed="0" w:qFormat="1"/>
-    <w:lsdException w:name="Intense Emphasis" w:semiHidden="0" w:uiPriority="21" w:unhideWhenUsed="0" w:qFormat="1"/>
-    <w:lsdException w:name="Subtle Reference" w:semiHidden="0" w:uiPriority="31" w:unhideWhenUsed="0" w:qFormat="1"/>
-    <w:lsdException w:name="Intense Reference" w:semiHidden="0" w:uiPriority="32" w:unhideWhenUsed="0" w:qFormat="1"/>
-    <w:lsdException w:name="Book Title" w:semiHidden="0" w:uiPriority="33" w:unhideWhenUsed="0" w:qFormat="1"/>
-    <w:lsdException w:name="Bibliography" w:uiPriority="37"/>
-    <w:lsdException w:name="TOC Heading" w:uiPriority="39" w:qFormat="1"/>
+  <w:latentStyles w:defLockedState="0" w:defUIPriority="99" w:defSemiHidden="0" w:defUnhideWhenUsed="0" w:defQFormat="0" w:count="376">
+    <w:lsdException w:name="Normal" w:uiPriority="0" w:qFormat="1"/>
+    <w:lsdException w:name="heading 1" w:uiPriority="9" w:qFormat="1"/>
+    <w:lsdException w:name="heading 2" w:semiHidden="1" w:uiPriority="9" w:unhideWhenUsed="1" w:qFormat="1"/>
+    <w:lsdException w:name="heading 3" w:semiHidden="1" w:uiPriority="9" w:unhideWhenUsed="1" w:qFormat="1"/>
+    <w:lsdException w:name="heading 4" w:semiHidden="1" w:uiPriority="9" w:unhideWhenUsed="1" w:qFormat="1"/>
+    <w:lsdException w:name="heading 5" w:semiHidden="1" w:uiPriority="9" w:unhideWhenUsed="1" w:qFormat="1"/>
+    <w:lsdException w:name="heading 6" w:semiHidden="1" w:uiPriority="9" w:unhideWhenUsed="1" w:qFormat="1"/>
+    <w:lsdException w:name="heading 7" w:semiHidden="1" w:uiPriority="9" w:unhideWhenUsed="1" w:qFormat="1"/>
+    <w:lsdException w:name="heading 8" w:semiHidden="1" w:uiPriority="9" w:unhideWhenUsed="1" w:qFormat="1"/>
+    <w:lsdException w:name="heading 9" w:semiHidden="1" w:uiPriority="9" w:unhideWhenUsed="1" w:qFormat="1"/>
+    <w:lsdException w:name="index 1" w:semiHidden="1" w:unhideWhenUsed="1"/>
+    <w:lsdException w:name="index 2" w:semiHidden="1" w:unhideWhenUsed="1"/>
+    <w:lsdException w:name="index 3" w:semiHidden="1" w:unhideWhenUsed="1"/>
+    <w:lsdException w:name="index 4" w:semiHidden="1" w:unhideWhenUsed="1"/>
+    <w:lsdException w:name="index 5" w:semiHidden="1" w:unhideWhenUsed="1"/>
+    <w:lsdException w:name="index 6" w:semiHidden="1" w:unhideWhenUsed="1"/>
+    <w:lsdException w:name="index 7" w:semiHidden="1" w:unhideWhenUsed="1"/>
+    <w:lsdException w:name="index 8" w:semiHidden="1" w:unhideWhenUsed="1"/>
+    <w:lsdException w:name="index 9" w:semiHidden="1" w:unhideWhenUsed="1"/>
+    <w:lsdException w:name="toc 1" w:semiHidden="1" w:uiPriority="39" w:unhideWhenUsed="1"/>
+    <w:lsdException w:name="toc 2" w:semiHidden="1" w:uiPriority="39" w:unhideWhenUsed="1"/>
+    <w:lsdException w:name="toc 3" w:semiHidden="1" w:uiPriority="39" w:unhideWhenUsed="1"/>
+    <w:lsdException w:name="toc 4" w:semiHidden="1" w:uiPriority="39" w:unhideWhenUsed="1"/>
+    <w:lsdException w:name="toc 5" w:semiHidden="1" w:uiPriority="39" w:unhideWhenUsed="1"/>
+    <w:lsdException w:name="toc 6" w:semiHidden="1" w:uiPriority="39" w:unhideWhenUsed="1"/>
+    <w:lsdException w:name="toc 7" w:semiHidden="1" w:uiPriority="39" w:unhideWhenUsed="1"/>
+    <w:lsdException w:name="toc 8" w:semiHidden="1" w:uiPriority="39" w:unhideWhenUsed="1"/>
+    <w:lsdException w:name="toc 9" w:semiHidden="1" w:uiPriority="39" w:unhideWhenUsed="1"/>
+    <w:lsdException w:name="Normal Indent" w:semiHidden="1" w:unhideWhenUsed="1"/>
+    <w:lsdException w:name="footnote text" w:semiHidden="1" w:unhideWhenUsed="1"/>
+    <w:lsdException w:name="annotation text" w:semiHidden="1" w:unhideWhenUsed="1"/>
+    <w:lsdException w:name="header" w:semiHidden="1" w:unhideWhenUsed="1"/>
+    <w:lsdException w:name="footer" w:semiHidden="1" w:unhideWhenUsed="1"/>
+    <w:lsdException w:name="index heading" w:semiHidden="1" w:unhideWhenUsed="1"/>
+    <w:lsdException w:name="caption" w:semiHidden="1" w:uiPriority="35" w:unhideWhenUsed="1" w:qFormat="1"/>
+    <w:lsdException w:name="table of figures" w:semiHidden="1" w:unhideWhenUsed="1"/>
+    <w:lsdException w:name="envelope address" w:semiHidden="1" w:unhideWhenUsed="1"/>
+    <w:lsdException w:name="envelope return" w:semiHidden="1" w:unhideWhenUsed="1"/>
+    <w:lsdException w:name="footnote reference" w:semiHidden="1" w:unhideWhenUsed="1"/>
+    <w:lsdException w:name="annotation reference" w:semiHidden="1" w:unhideWhenUsed="1"/>
+    <w:lsdException w:name="line number" w:semiHidden="1" w:unhideWhenUsed="1"/>
+    <w:lsdException w:name="page number" w:semiHidden="1" w:unhideWhenUsed="1"/>
+    <w:lsdException w:name="endnote reference" w:semiHidden="1" w:unhideWhenUsed="1"/>
+    <w:lsdException w:name="endnote text" w:semiHidden="1" w:unhideWhenUsed="1"/>
+    <w:lsdException w:name="table of authorities" w:semiHidden="1" w:unhideWhenUsed="1"/>
+    <w:lsdException w:name="macro" w:semiHidden="1" w:unhideWhenUsed="1"/>
+    <w:lsdException w:name="toa heading" w:semiHidden="1" w:unhideWhenUsed="1"/>
+    <w:lsdException w:name="List" w:semiHidden="1" w:unhideWhenUsed="1"/>
+    <w:lsdException w:name="List Bullet" w:semiHidden="1" w:unhideWhenUsed="1"/>
+    <w:lsdException w:name="List Number" w:semiHidden="1" w:unhideWhenUsed="1"/>
+    <w:lsdException w:name="List 2" w:semiHidden="1" w:unhideWhenUsed="1"/>
+    <w:lsdException w:name="List 3" w:semiHidden="1" w:unhideWhenUsed="1"/>
+    <w:lsdException w:name="List 4" w:semiHidden="1" w:unhideWhenUsed="1"/>
+    <w:lsdException w:name="List 5" w:semiHidden="1" w:unhideWhenUsed="1"/>
+    <w:lsdException w:name="List Bullet 2" w:semiHidden="1" w:unhideWhenUsed="1"/>
+    <w:lsdException w:name="List Bullet 3" w:semiHidden="1" w:unhideWhenUsed="1"/>
+    <w:lsdException w:name="List Bullet 4" w:semiHidden="1" w:unhideWhenUsed="1"/>
+    <w:lsdException w:name="List Bullet 5" w:semiHidden="1" w:unhideWhenUsed="1"/>
+    <w:lsdException w:name="List Number 2" w:semiHidden="1" w:unhideWhenUsed="1"/>
+    <w:lsdException w:name="List Number 3" w:semiHidden="1" w:unhideWhenUsed="1"/>
+    <w:lsdException w:name="List Number 4" w:semiHidden="1" w:unhideWhenUsed="1"/>
+    <w:lsdException w:name="List Number 5" w:semiHidden="1" w:unhideWhenUsed="1"/>
+    <w:lsdException w:name="Title" w:uiPriority="10" w:qFormat="1"/>
+    <w:lsdException w:name="Closing" w:semiHidden="1" w:unhideWhenUsed="1"/>
+    <w:lsdException w:name="Signature" w:semiHidden="1" w:unhideWhenUsed="1"/>
+    <w:lsdException w:name="Default Paragraph Font" w:semiHidden="1" w:uiPriority="1" w:unhideWhenUsed="1"/>
+    <w:lsdException w:name="Body Text" w:semiHidden="1" w:unhideWhenUsed="1"/>
+    <w:lsdException w:name="Body Text Indent" w:semiHidden="1" w:unhideWhenUsed="1"/>
+    <w:lsdException w:name="List Continue" w:semiHidden="1" w:unhideWhenUsed="1"/>
+    <w:lsdException w:name="List Continue 2" w:semiHidden="1" w:unhideWhenUsed="1"/>
+    <w:lsdException w:name="List Continue 3" w:semiHidden="1" w:unhideWhenUsed="1"/>
+    <w:lsdException w:name="List Continue 4" w:semiHidden="1" w:unhideWhenUsed="1"/>
+    <w:lsdException w:name="List Continue 5" w:semiHidden="1" w:unhideWhenUsed="1"/>
+    <w:lsdException w:name="Message Header" w:semiHidden="1" w:unhideWhenUsed="1"/>
+    <w:lsdException w:name="Subtitle" w:uiPriority="11" w:qFormat="1"/>
+    <w:lsdException w:name="Salutation" w:semiHidden="1" w:unhideWhenUsed="1"/>
+    <w:lsdException w:name="Date" w:semiHidden="1" w:unhideWhenUsed="1"/>
+    <w:lsdException w:name="Body Text First Indent" w:semiHidden="1" w:unhideWhenUsed="1"/>
+    <w:lsdException w:name="Body Text First Indent 2" w:semiHidden="1" w:unhideWhenUsed="1"/>
+    <w:lsdException w:name="Note Heading" w:semiHidden="1" w:unhideWhenUsed="1"/>
+    <w:lsdException w:name="Body Text 2" w:semiHidden="1" w:unhideWhenUsed="1"/>
+    <w:lsdException w:name="Body Text 3" w:semiHidden="1" w:unhideWhenUsed="1"/>
+    <w:lsdException w:name="Body Text Indent 2" w:semiHidden="1" w:unhideWhenUsed="1"/>
+    <w:lsdException w:name="Body Text Indent 3" w:semiHidden="1" w:unhideWhenUsed="1"/>
+    <w:lsdException w:name="Block Text" w:semiHidden="1" w:unhideWhenUsed="1"/>
+    <w:lsdException w:name="Hyperlink" w:semiHidden="1" w:unhideWhenUsed="1"/>
+    <w:lsdException w:name="FollowedHyperlink" w:semiHidden="1" w:unhideWhenUsed="1"/>
+    <w:lsdException w:name="Strong" w:uiPriority="22" w:qFormat="1"/>
+    <w:lsdException w:name="Emphasis" w:uiPriority="20" w:qFormat="1"/>
+    <w:lsdException w:name="Document Map" w:semiHidden="1" w:unhideWhenUsed="1"/>
+    <w:lsdException w:name="Plain Text" w:semiHidden="1" w:unhideWhenUsed="1"/>
+    <w:lsdException w:name="E-mail Signature" w:semiHidden="1" w:unhideWhenUsed="1"/>
+    <w:lsdException w:name="HTML Top of Form" w:semiHidden="1" w:unhideWhenUsed="1"/>
+    <w:lsdException w:name="HTML Bottom of Form" w:semiHidden="1" w:unhideWhenUsed="1"/>
+    <w:lsdException w:name="Normal (Web)" w:semiHidden="1" w:unhideWhenUsed="1"/>
+    <w:lsdException w:name="HTML Acronym" w:semiHidden="1" w:unhideWhenUsed="1"/>
+    <w:lsdException w:name="HTML Address" w:semiHidden="1" w:unhideWhenUsed="1"/>
+    <w:lsdException w:name="HTML Cite" w:semiHidden="1" w:unhideWhenUsed="1"/>
+    <w:lsdException w:name="HTML Code" w:semiHidden="1" w:unhideWhenUsed="1"/>
+    <w:lsdException w:name="HTML Definition" w:semiHidden="1" w:unhideWhenUsed="1"/>
+    <w:lsdException w:name="HTML Keyboard" w:semiHidden="1" w:unhideWhenUsed="1"/>
+    <w:lsdException w:name="HTML Preformatted" w:semiHidden="1" w:unhideWhenUsed="1"/>
+    <w:lsdException w:name="HTML Sample" w:semiHidden="1" w:unhideWhenUsed="1"/>
+    <w:lsdException w:name="HTML Typewriter" w:semiHidden="1" w:unhideWhenUsed="1"/>
+    <w:lsdException w:name="HTML Variable" w:semiHidden="1" w:unhideWhenUsed="1"/>
+    <w:lsdException w:name="Normal Table" w:semiHidden="1" w:unhideWhenUsed="1"/>
+    <w:lsdException w:name="annotation subject" w:semiHidden="1" w:unhideWhenUsed="1"/>
+    <w:lsdException w:name="No List" w:semiHidden="1" w:unhideWhenUsed="1"/>
+    <w:lsdException w:name="Outline List 1" w:semiHidden="1" w:unhideWhenUsed="1"/>
+    <w:lsdException w:name="Outline List 2" w:semiHidden="1" w:unhideWhenUsed="1"/>
+    <w:lsdException w:name="Outline List 3" w:semiHidden="1" w:unhideWhenUsed="1"/>
+    <w:lsdException w:name="Table Simple 1" w:semiHidden="1" w:unhideWhenUsed="1"/>
+    <w:lsdException w:name="Table Simple 2" w:semiHidden="1" w:unhideWhenUsed="1"/>
+    <w:lsdException w:name="Table Simple 3" w:semiHidden="1" w:unhideWhenUsed="1"/>
+    <w:lsdException w:name="Table Classic 1" w:semiHidden="1" w:unhideWhenUsed="1"/>
+    <w:lsdException w:name="Table Classic 2" w:semiHidden="1" w:unhideWhenUsed="1"/>
+    <w:lsdException w:name="Table Classic 3" w:semiHidden="1" w:unhideWhenUsed="1"/>
+    <w:lsdException w:name="Table Classic 4" w:semiHidden="1" w:unhideWhenUsed="1"/>
+    <w:lsdException w:name="Table Colorful 1" w:semiHidden="1" w:unhideWhenUsed="1"/>
+    <w:lsdException w:name="Table Colorful 2" w:semiHidden="1" w:unhideWhenUsed="1"/>
+    <w:lsdException w:name="Table Colorful 3" w:semiHidden="1" w:unhideWhenUsed="1"/>
+    <w:lsdException w:name="Table Columns 1" w:semiHidden="1" w:unhideWhenUsed="1"/>
+    <w:lsdException w:name="Table Columns 2" w:semiHidden="1" w:unhideWhenUsed="1"/>
+    <w:lsdException w:name="Table Columns 3" w:semiHidden="1" w:unhideWhenUsed="1"/>
+    <w:lsdException w:name="Table Columns 4" w:semiHidden="1" w:unhideWhenUsed="1"/>
+    <w:lsdException w:name="Table Columns 5" w:semiHidden="1" w:unhideWhenUsed="1"/>
+    <w:lsdException w:name="Table Grid 1" w:semiHidden="1" w:unhideWhenUsed="1"/>
+    <w:lsdException w:name="Table Grid 2" w:semiHidden="1" w:unhideWhenUsed="1"/>
+    <w:lsdException w:name="Table Grid 3" w:semiHidden="1" w:unhideWhenUsed="1"/>
+    <w:lsdException w:name="Table Grid 4" w:semiHidden="1" w:unhideWhenUsed="1"/>
+    <w:lsdException w:name="Table Grid 5" w:semiHidden="1" w:unhideWhenUsed="1"/>
+    <w:lsdException w:name="Table Grid 6" w:semiHidden="1" w:unhideWhenUsed="1"/>
+    <w:lsdException w:name="Table Grid 7" w:semiHidden="1" w:unhideWhenUsed="1"/>
+    <w:lsdException w:name="Table Grid 8" w:semiHidden="1" w:unhideWhenUsed="1"/>
+    <w:lsdException w:name="Table List 1" w:semiHidden="1" w:unhideWhenUsed="1"/>
+    <w:lsdException w:name="Table List 2" w:semiHidden="1" w:unhideWhenUsed="1"/>
+    <w:lsdException w:name="Table List 3" w:semiHidden="1" w:unhideWhenUsed="1"/>
+    <w:lsdException w:name="Table List 4" w:semiHidden="1" w:unhideWhenUsed="1"/>
+    <w:lsdException w:name="Table List 5" w:semiHidden="1" w:unhideWhenUsed="1"/>
+    <w:lsdException w:name="Table List 6" w:semiHidden="1" w:unhideWhenUsed="1"/>
+    <w:lsdException w:name="Table List 7" w:semiHidden="1" w:unhideWhenUsed="1"/>
+    <w:lsdException w:name="Table List 8" w:semiHidden="1" w:unhideWhenUsed="1"/>
+    <w:lsdException w:name="Table 3D effects 1" w:semiHidden="1" w:unhideWhenUsed="1"/>
+    <w:lsdException w:name="Table 3D effects 2" w:semiHidden="1" w:unhideWhenUsed="1"/>
+    <w:lsdException w:name="Table 3D effects 3" w:semiHidden="1" w:unhideWhenUsed="1"/>
+    <w:lsdException w:name="Table Contemporary" w:semiHidden="1" w:unhideWhenUsed="1"/>
+    <w:lsdException w:name="Table Elegant" w:semiHidden="1" w:unhideWhenUsed="1"/>
+    <w:lsdException w:name="Table Professional" w:semiHidden="1" w:unhideWhenUsed="1"/>
+    <w:lsdException w:name="Table Subtle 1" w:semiHidden="1" w:unhideWhenUsed="1"/>
+    <w:lsdException w:name="Table Subtle 2" w:semiHidden="1" w:unhideWhenUsed="1"/>
+    <w:lsdException w:name="Table Web 1" w:semiHidden="1" w:unhideWhenUsed="1"/>
+    <w:lsdException w:name="Table Web 2" w:semiHidden="1" w:unhideWhenUsed="1"/>
+    <w:lsdException w:name="Table Web 3" w:semiHidden="1" w:unhideWhenUsed="1"/>
+    <w:lsdException w:name="Balloon Text" w:semiHidden="1" w:unhideWhenUsed="1"/>
+    <w:lsdException w:name="Table Grid" w:uiPriority="59"/>
+    <w:lsdException w:name="Table Theme" w:semiHidden="1" w:unhideWhenUsed="1"/>
+    <w:lsdException w:name="Placeholder Text" w:semiHidden="1"/>
+    <w:lsdException w:name="No Spacing" w:uiPriority="1" w:qFormat="1"/>
+    <w:lsdException w:name="Light Shading" w:uiPriority="60"/>
+    <w:lsdException w:name="Light List" w:uiPriority="61"/>
+    <w:lsdException w:name="Light Grid" w:uiPriority="62"/>
+    <w:lsdException w:name="Medium Shading 1" w:uiPriority="63"/>
+    <w:lsdException w:name="Medium Shading 2" w:uiPriority="64"/>
+    <w:lsdException w:name="Medium List 1" w:uiPriority="65"/>
+    <w:lsdException w:name="Medium List 2" w:uiPriority="66"/>
+    <w:lsdException w:name="Medium Grid 1" w:uiPriority="67"/>
+    <w:lsdException w:name="Medium Grid 2" w:uiPriority="68"/>
+    <w:lsdException w:name="Medium Grid 3" w:uiPriority="69"/>
+    <w:lsdException w:name="Dark List" w:uiPriority="70"/>
+    <w:lsdException w:name="Colorful Shading" w:uiPriority="71"/>
+    <w:lsdException w:name="Colorful List" w:uiPriority="72"/>
+    <w:lsdException w:name="Colorful Grid" w:uiPriority="73"/>
+    <w:lsdException w:name="Light Shading Accent 1" w:uiPriority="60"/>
+    <w:lsdException w:name="Light List Accent 1" w:uiPriority="61"/>
+    <w:lsdException w:name="Light Grid Accent 1" w:uiPriority="62"/>
+    <w:lsdException w:name="Medium Shading 1 Accent 1" w:uiPriority="63"/>
+    <w:lsdException w:name="Medium Shading 2 Accent 1" w:uiPriority="64"/>
+    <w:lsdException w:name="Medium List 1 Accent 1" w:uiPriority="65"/>
+    <w:lsdException w:name="Revision" w:semiHidden="1"/>
+    <w:lsdException w:name="List Paragraph" w:uiPriority="34" w:qFormat="1"/>
+    <w:lsdException w:name="Quote" w:uiPriority="29" w:qFormat="1"/>
+    <w:lsdException w:name="Intense Quote" w:uiPriority="30" w:qFormat="1"/>
+    <w:lsdException w:name="Medium List 2 Accent 1" w:uiPriority="66"/>
+    <w:lsdException w:name="Medium Grid 1 Accent 1" w:uiPriority="67"/>
+    <w:lsdException w:name="Medium Grid 2 Accent 1" w:uiPriority="68"/>
+    <w:lsdException w:name="Medium Grid 3 Accent 1" w:uiPriority="69"/>
+    <w:lsdException w:name="Dark List Accent 1" w:uiPriority="70"/>
+    <w:lsdException w:name="Colorful Shading Accent 1" w:uiPriority="71"/>
+    <w:lsdException w:name="Colorful List Accent 1" w:uiPriority="72"/>
+    <w:lsdException w:name="Colorful Grid Accent 1" w:uiPriority="73"/>
+    <w:lsdException w:name="Light Shading Accent 2" w:uiPriority="60"/>
+    <w:lsdException w:name="Light List Accent 2" w:uiPriority="61"/>
+    <w:lsdException w:name="Light Grid Accent 2" w:uiPriority="62"/>
+    <w:lsdException w:name="Medium Shading 1 Accent 2" w:uiPriority="63"/>
+    <w:lsdException w:name="Medium Shading 2 Accent 2" w:uiPriority="64"/>
+    <w:lsdException w:name="Medium List 1 Accent 2" w:uiPriority="65"/>
+    <w:lsdException w:name="Medium List 2 Accent 2" w:uiPriority="66"/>
+    <w:lsdException w:name="Medium Grid 1 Accent 2" w:uiPriority="67"/>
+    <w:lsdException w:name="Medium Grid 2 Accent 2" w:uiPriority="68"/>
+    <w:lsdException w:name="Medium Grid 3 Accent 2" w:uiPriority="69"/>
+    <w:lsdException w:name="Dark List Accent 2" w:uiPriority="70"/>
+    <w:lsdException w:name="Colorful Shading Accent 2" w:uiPriority="71"/>
+    <w:lsdException w:name="Colorful List Accent 2" w:uiPriority="72"/>
+    <w:lsdException w:name="Colorful Grid Accent 2" w:uiPriority="73"/>
+    <w:lsdException w:name="Light Shading Accent 3" w:uiPriority="60"/>
+    <w:lsdException w:name="Light List Accent 3" w:uiPriority="61"/>
+    <w:lsdException w:name="Light Grid Accent 3" w:uiPriority="62"/>
+    <w:lsdException w:name="Medium Shading 1 Accent 3" w:uiPriority="63"/>
+    <w:lsdException w:name="Medium Shading 2 Accent 3" w:uiPriority="64"/>
+    <w:lsdException w:name="Medium List 1 Accent 3" w:uiPriority="65"/>
+    <w:lsdException w:name="Medium List 2 Accent 3" w:uiPriority="66"/>
+    <w:lsdException w:name="Medium Grid 1 Accent 3" w:uiPriority="67"/>
+    <w:lsdException w:name="Medium Grid 2 Accent 3" w:uiPriority="68"/>
+    <w:lsdException w:name="Medium Grid 3 Accent 3" w:uiPriority="69"/>
+    <w:lsdException w:name="Dark List Accent 3" w:uiPriority="70"/>
+    <w:lsdException w:name="Colorful Shading Accent 3" w:uiPriority="71"/>
+    <w:lsdException w:name="Colorful List Accent 3" w:uiPriority="72"/>
+    <w:lsdException w:name="Colorful Grid Accent 3" w:uiPriority="73"/>
+    <w:lsdException w:name="Light Shading Accent 4" w:uiPriority="60"/>
+    <w:lsdException w:name="Light List Accent 4" w:uiPriority="61"/>
+    <w:lsdException w:name="Light Grid Accent 4" w:uiPriority="62"/>
+    <w:lsdException w:name="Medium Shading 1 Accent 4" w:uiPriority="63"/>
+    <w:lsdException w:name="Medium Shading 2 Accent 4" w:uiPriority="64"/>
+    <w:lsdException w:name="Medium List 1 Accent 4" w:uiPriority="65"/>
+    <w:lsdException w:name="Medium List 2 Accent 4" w:uiPriority="66"/>
+    <w:lsdException w:name="Medium Grid 1 Accent 4" w:uiPriority="67"/>
+    <w:lsdException w:name="Medium Grid 2 Accent 4" w:uiPriority="68"/>
+    <w:lsdException w:name="Medium Grid 3 Accent 4" w:uiPriority="69"/>
+    <w:lsdException w:name="Dark List Accent 4" w:uiPriority="70"/>
+    <w:lsdException w:name="Colorful Shading Accent 4" w:uiPriority="71"/>
+    <w:lsdException w:name="Colorful List Accent 4" w:uiPriority="72"/>
+    <w:lsdException w:name="Colorful Grid Accent 4" w:uiPriority="73"/>
+    <w:lsdException w:name="Light Shading Accent 5" w:uiPriority="60"/>
+    <w:lsdException w:name="Light List Accent 5" w:uiPriority="61"/>
+    <w:lsdException w:name="Light Grid Accent 5" w:uiPriority="62"/>
+    <w:lsdException w:name="Medium Shading 1 Accent 5" w:uiPriority="63"/>
+    <w:lsdException w:name="Medium Shading 2 Accent 5" w:uiPriority="64"/>
+    <w:lsdException w:name="Medium List 1 Accent 5" w:uiPriority="65"/>
+    <w:lsdException w:name="Medium List 2 Accent 5" w:uiPriority="66"/>
+    <w:lsdException w:name="Medium Grid 1 Accent 5" w:uiPriority="67"/>
+    <w:lsdException w:name="Medium Grid 2 Accent 5" w:uiPriority="68"/>
+    <w:lsdException w:name="Medium Grid 3 Accent 5" w:uiPriority="69"/>
+    <w:lsdException w:name="Dark List Accent 5" w:uiPriority="70"/>
+    <w:lsdException w:name="Colorful Shading Accent 5" w:uiPriority="71"/>
+    <w:lsdException w:name="Colorful List Accent 5" w:uiPriority="72"/>
+    <w:lsdException w:name="Colorful Grid Accent 5" w:uiPriority="73"/>
+    <w:lsdException w:name="Light Shading Accent 6" w:uiPriority="60"/>
+    <w:lsdException w:name="Light List Accent 6" w:uiPriority="61"/>
+    <w:lsdException w:name="Light Grid Accent 6" w:uiPriority="62"/>
+    <w:lsdException w:name="Medium Shading 1 Accent 6" w:uiPriority="63"/>
+    <w:lsdException w:name="Medium Shading 2 Accent 6" w:uiPriority="64"/>
+    <w:lsdException w:name="Medium List 1 Accent 6" w:uiPriority="65"/>
+    <w:lsdException w:name="Medium List 2 Accent 6" w:uiPriority="66"/>
+    <w:lsdException w:name="Medium Grid 1 Accent 6" w:uiPriority="67"/>
+    <w:lsdException w:name="Medium Grid 2 Accent 6" w:uiPriority="68"/>
+    <w:lsdException w:name="Medium Grid 3 Accent 6" w:uiPriority="69"/>
+    <w:lsdException w:name="Dark List Accent 6" w:uiPriority="70"/>
+    <w:lsdException w:name="Colorful Shading Accent 6" w:uiPriority="71"/>
+    <w:lsdException w:name="Colorful List Accent 6" w:uiPriority="72"/>
+    <w:lsdException w:name="Colorful Grid Accent 6" w:uiPriority="73"/>
+    <w:lsdException w:name="Subtle Emphasis" w:uiPriority="19" w:qFormat="1"/>
+    <w:lsdException w:name="Intense Emphasis" w:uiPriority="21" w:qFormat="1"/>
+    <w:lsdException w:name="Subtle Reference" w:uiPriority="31" w:qFormat="1"/>
+    <w:lsdException w:name="Intense Reference" w:uiPriority="32" w:qFormat="1"/>
+    <w:lsdException w:name="Book Title" w:uiPriority="33" w:qFormat="1"/>
+    <w:lsdException w:name="Bibliography" w:semiHidden="1" w:uiPriority="37" w:unhideWhenUsed="1"/>
+    <w:lsdException w:name="TOC Heading" w:semiHidden="1" w:uiPriority="39" w:unhideWhenUsed="1" w:qFormat="1"/>
+    <w:lsdException w:name="Plain Table 1" w:uiPriority="41"/>
+    <w:lsdException w:name="Plain Table 2" w:uiPriority="42"/>
+    <w:lsdException w:name="Plain Table 3" w:uiPriority="43"/>
+    <w:lsdException w:name="Plain Table 4" w:uiPriority="44"/>
+    <w:lsdException w:name="Plain Table 5" w:uiPriority="45"/>
+    <w:lsdException w:name="Grid Table Light" w:uiPriority="40"/>
+    <w:lsdException w:name="Grid Table 1 Light" w:uiPriority="46"/>
+    <w:lsdException w:name="Grid Table 2" w:uiPriority="47"/>
+    <w:lsdException w:name="Grid Table 3" w:uiPriority="48"/>
+    <w:lsdException w:name="Grid Table 4" w:uiPriority="49"/>
+    <w:lsdException w:name="Grid Table 5 Dark" w:uiPriority="50"/>
+    <w:lsdException w:name="Grid Table 6 Colorful" w:uiPriority="51"/>
+    <w:lsdException w:name="Grid Table 7 Colorful" w:uiPriority="52"/>
+    <w:lsdException w:name="Grid Table 1 Light Accent 1" w:uiPriority="46"/>
+    <w:lsdException w:name="Grid Table 2 Accent 1" w:uiPriority="47"/>
+    <w:lsdException w:name="Grid Table 3 Accent 1" w:uiPriority="48"/>
+    <w:lsdException w:name="Grid Table 4 Accent 1" w:uiPriority="49"/>
+    <w:lsdException w:name="Grid Table 5 Dark Accent 1" w:uiPriority="50"/>
+    <w:lsdException w:name="Grid Table 6 Colorful Accent 1" w:uiPriority="51"/>
+    <w:lsdException w:name="Grid Table 7 Colorful Accent 1" w:uiPriority="52"/>
+    <w:lsdException w:name="Grid Table 1 Light Accent 2" w:uiPriority="46"/>
+    <w:lsdException w:name="Grid Table 2 Accent 2" w:uiPriority="47"/>
+    <w:lsdException w:name="Grid Table 3 Accent 2" w:uiPriority="48"/>
+    <w:lsdException w:name="Grid Table 4 Accent 2" w:uiPriority="49"/>
+    <w:lsdException w:name="Grid Table 5 Dark Accent 2" w:uiPriority="50"/>
+    <w:lsdException w:name="Grid Table 6 Colorful Accent 2" w:uiPriority="51"/>
+    <w:lsdException w:name="Grid Table 7 Colorful Accent 2" w:uiPriority="52"/>
+    <w:lsdException w:name="Grid Table 1 Light Accent 3" w:uiPriority="46"/>
+    <w:lsdException w:name="Grid Table 2 Accent 3" w:uiPriority="47"/>
+    <w:lsdException w:name="Grid Table 3 Accent 3" w:uiPriority="48"/>
+    <w:lsdException w:name="Grid Table 4 Accent 3" w:uiPriority="49"/>
+    <w:lsdException w:name="Grid Table 5 Dark Accent 3" w:uiPriority="50"/>
+    <w:lsdException w:name="Grid Table 6 Colorful Accent 3" w:uiPriority="51"/>
+    <w:lsdException w:name="Grid Table 7 Colorful Accent 3" w:uiPriority="52"/>
+    <w:lsdException w:name="Grid Table 1 Light Accent 4" w:uiPriority="46"/>
+    <w:lsdException w:name="Grid Table 2 Accent 4" w:uiPriority="47"/>
+    <w:lsdException w:name="Grid Table 3 Accent 4" w:uiPriority="48"/>
+    <w:lsdException w:name="Grid Table 4 Accent 4" w:uiPriority="49"/>
+    <w:lsdException w:name="Grid Table 5 Dark Accent 4" w:uiPriority="50"/>
+    <w:lsdException w:name="Grid Table 6 Colorful Accent 4" w:uiPriority="51"/>
+    <w:lsdException w:name="Grid Table 7 Colorful Accent 4" w:uiPriority="52"/>
+    <w:lsdException w:name="Grid Table 1 Light Accent 5" w:uiPriority="46"/>
+    <w:lsdException w:name="Grid Table 2 Accent 5" w:uiPriority="47"/>
+    <w:lsdException w:name="Grid Table 3 Accent 5" w:uiPriority="48"/>
+    <w:lsdException w:name="Grid Table 4 Accent 5" w:uiPriority="49"/>
+    <w:lsdException w:name="Grid Table 5 Dark Accent 5" w:uiPriority="50"/>
+    <w:lsdException w:name="Grid Table 6 Colorful Accent 5" w:uiPriority="51"/>
+    <w:lsdException w:name="Grid Table 7 Colorful Accent 5" w:uiPriority="52"/>
+    <w:lsdException w:name="Grid Table 1 Light Accent 6" w:uiPriority="46"/>
+    <w:lsdException w:name="Grid Table 2 Accent 6" w:uiPriority="47"/>
+    <w:lsdException w:name="Grid Table 3 Accent 6" w:uiPriority="48"/>
+    <w:lsdException w:name="Grid Table 4 Accent 6" w:uiPriority="49"/>
+    <w:lsdException w:name="Grid Table 5 Dark Accent 6" w:uiPriority="50"/>
+    <w:lsdException w:name="Grid Table 6 Colorful Accent 6" w:uiPriority="51"/>
+    <w:lsdException w:name="Grid Table 7 Colorful Accent 6" w:uiPriority="52"/>
+    <w:lsdException w:name="List Table 1 Light" w:uiPriority="46"/>
+    <w:lsdException w:name="List Table 2" w:uiPriority="47"/>
+    <w:lsdException w:name="List Table 3" w:uiPriority="48"/>
+    <w:lsdException w:name="List Table 4" w:uiPriority="49"/>
+    <w:lsdException w:name="List Table 5 Dark" w:uiPriority="50"/>
+    <w:lsdException w:name="List Table 6 Colorful" w:uiPriority="51"/>
+    <w:lsdException w:name="List Table 7 Colorful" w:uiPriority="52"/>
+    <w:lsdException w:name="List Table 1 Light Accent 1" w:uiPriority="46"/>
+    <w:lsdException w:name="List Table 2 Accent 1" w:uiPriority="47"/>
+    <w:lsdException w:name="List Table 3 Accent 1" w:uiPriority="48"/>
+    <w:lsdException w:name="List Table 4 Accent 1" w:uiPriority="49"/>
+    <w:lsdException w:name="List Table 5 Dark Accent 1" w:uiPriority="50"/>
+    <w:lsdException w:name="List Table 6 Colorful Accent 1" w:uiPriority="51"/>
+    <w:lsdException w:name="List Table 7 Colorful Accent 1" w:uiPriority="52"/>
+    <w:lsdException w:name="List Table 1 Light Accent 2" w:uiPriority="46"/>
+    <w:lsdException w:name="List Table 2 Accent 2" w:uiPriority="47"/>
+    <w:lsdException w:name="List Table 3 Accent 2" w:uiPriority="48"/>
+    <w:lsdException w:name="List Table 4 Accent 2" w:uiPriority="49"/>
+    <w:lsdException w:name="List Table 5 Dark Accent 2" w:uiPriority="50"/>
+    <w:lsdException w:name="List Table 6 Colorful Accent 2" w:uiPriority="51"/>
+    <w:lsdException w:name="List Table 7 Colorful Accent 2" w:uiPriority="52"/>
+    <w:lsdException w:name="List Table 1 Light Accent 3" w:uiPriority="46"/>
+    <w:lsdException w:name="List Table 2 Accent 3" w:uiPriority="47"/>
+    <w:lsdException w:name="List Table 3 Accent 3" w:uiPriority="48"/>
+    <w:lsdException w:name="List Table 4 Accent 3" w:uiPriority="49"/>
+    <w:lsdException w:name="List Table 5 Dark Accent 3" w:uiPriority="50"/>
+    <w:lsdException w:name="List Table 6 Colorful Accent 3" w:uiPriority="51"/>
+    <w:lsdException w:name="List Table 7 Colorful Accent 3" w:uiPriority="52"/>
+    <w:lsdException w:name="List Table 1 Light Accent 4" w:uiPriority="46"/>
+    <w:lsdException w:name="List Table 2 Accent 4" w:uiPriority="47"/>
+    <w:lsdException w:name="List Table 3 Accent 4" w:uiPriority="48"/>
+    <w:lsdException w:name="List Table 4 Accent 4" w:uiPriority="49"/>
+    <w:lsdException w:name="List Table 5 Dark Accent 4" w:uiPriority="50"/>
+    <w:lsdException w:name="List Table 6 Colorful Accent 4" w:uiPriority="51"/>
+    <w:lsdException w:name="List Table 7 Colorful Accent 4" w:uiPriority="52"/>
+    <w:lsdException w:name="List Table 1 Light Accent 5" w:uiPriority="46"/>
+    <w:lsdException w:name="List Table 2 Accent 5" w:uiPriority="47"/>
+    <w:lsdException w:name="List Table 3 Accent 5" w:uiPriority="48"/>
+    <w:lsdException w:name="List Table 4 Accent 5" w:uiPriority="49"/>
+    <w:lsdException w:name="List Table 5 Dark Accent 5" w:uiPriority="50"/>
+    <w:lsdException w:name="List Table 6 Colorful Accent 5" w:uiPriority="51"/>
+    <w:lsdException w:name="List Table 7 Colorful Accent 5" w:uiPriority="52"/>
+    <w:lsdException w:name="List Table 1 Light Accent 6" w:uiPriority="46"/>
+    <w:lsdException w:name="List Table 2 Accent 6" w:uiPriority="47"/>
+    <w:lsdException w:name="List Table 3 Accent 6" w:uiPriority="48"/>
+    <w:lsdException w:name="List Table 4 Accent 6" w:uiPriority="49"/>
+    <w:lsdException w:name="List Table 5 Dark Accent 6" w:uiPriority="50"/>
+    <w:lsdException w:name="List Table 6 Colorful Accent 6" w:uiPriority="51"/>
+    <w:lsdException w:name="List Table 7 Colorful Accent 6" w:uiPriority="52"/>
+    <w:lsdException w:name="Mention" w:semiHidden="1" w:unhideWhenUsed="1"/>
+    <w:lsdException w:name="Smart Hyperlink" w:semiHidden="1" w:unhideWhenUsed="1"/>
+    <w:lsdException w:name="Hashtag" w:semiHidden="1" w:unhideWhenUsed="1"/>
+    <w:lsdException w:name="Unresolved Mention" w:semiHidden="1" w:unhideWhenUsed="1"/>
+    <w:lsdException w:name="Smart Link" w:semiHidden="1" w:unhideWhenUsed="1"/>
   </w:latentStyles>
   <w:style w:type="paragraph" w:default="1" w:styleId="Normal">
     <w:name w:val="Normal"/>
@@ -19380,7 +19500,6 @@
       <w:spacing w:after="0" w:line="240" w:lineRule="auto"/>
     </w:pPr>
     <w:tblPr>
-      <w:tblInd w:w="0" w:type="dxa"/>
       <w:tblBorders>
         <w:top w:val="single" w:sz="4" w:space="0" w:color="auto"/>
         <w:left w:val="single" w:sz="4" w:space="0" w:color="auto"/>
@@ -19389,471 +19508,6 @@
         <w:insideH w:val="single" w:sz="4" w:space="0" w:color="auto"/>
         <w:insideV w:val="single" w:sz="4" w:space="0" w:color="auto"/>
       </w:tblBorders>
-      <w:tblCellMar>
-        <w:top w:w="0" w:type="dxa"/>
-        <w:left w:w="108" w:type="dxa"/>
-        <w:bottom w:w="0" w:type="dxa"/>
-        <w:right w:w="108" w:type="dxa"/>
-      </w:tblCellMar>
-    </w:tblPr>
-  </w:style>
-  <w:style w:type="character" w:customStyle="1" w:styleId="Heading1Char">
-    <w:name w:val="Heading 1 Char"/>
-    <w:basedOn w:val="DefaultParagraphFont"/>
-    <w:link w:val="Heading1"/>
-    <w:uiPriority w:val="9"/>
-    <w:rsid w:val="002A6481"/>
-    <w:rPr>
-      <w:rFonts w:ascii="Times New Roman" w:eastAsia="Times New Roman" w:hAnsi="Times New Roman" w:cs="Times New Roman"/>
-      <w:b/>
-      <w:bCs/>
-      <w:kern w:val="36"/>
-      <w:sz w:val="48"/>
-      <w:szCs w:val="48"/>
-      <w:lang w:eastAsia="en-IN"/>
-    </w:rPr>
-  </w:style>
-  <w:style w:type="character" w:customStyle="1" w:styleId="Heading2Char">
-    <w:name w:val="Heading 2 Char"/>
-    <w:basedOn w:val="DefaultParagraphFont"/>
-    <w:link w:val="Heading2"/>
-    <w:uiPriority w:val="9"/>
-    <w:rsid w:val="002A6481"/>
-    <w:rPr>
-      <w:rFonts w:ascii="Times New Roman" w:eastAsia="Times New Roman" w:hAnsi="Times New Roman" w:cs="Times New Roman"/>
-      <w:b/>
-      <w:bCs/>
-      <w:sz w:val="36"/>
-      <w:szCs w:val="36"/>
-      <w:lang w:eastAsia="en-IN"/>
-    </w:rPr>
-  </w:style>
-  <w:style w:type="character" w:customStyle="1" w:styleId="Heading3Char">
-    <w:name w:val="Heading 3 Char"/>
-    <w:basedOn w:val="DefaultParagraphFont"/>
-    <w:link w:val="Heading3"/>
-    <w:uiPriority w:val="9"/>
-    <w:rsid w:val="002A6481"/>
-    <w:rPr>
-      <w:rFonts w:ascii="Times New Roman" w:eastAsia="Times New Roman" w:hAnsi="Times New Roman" w:cs="Times New Roman"/>
-      <w:b/>
-      <w:bCs/>
-      <w:sz w:val="27"/>
-      <w:szCs w:val="27"/>
-      <w:lang w:eastAsia="en-IN"/>
-    </w:rPr>
-  </w:style>
-  <w:style w:type="paragraph" w:styleId="NormalWeb">
-    <w:name w:val="Normal (Web)"/>
-    <w:basedOn w:val="Normal"/>
-    <w:uiPriority w:val="99"/>
-    <w:semiHidden/>
-    <w:unhideWhenUsed/>
-    <w:rsid w:val="002A6481"/>
-    <w:pPr>
-      <w:spacing w:before="100" w:beforeAutospacing="1" w:after="100" w:afterAutospacing="1" w:line="240" w:lineRule="auto"/>
-    </w:pPr>
-    <w:rPr>
-      <w:rFonts w:ascii="Times New Roman" w:eastAsia="Times New Roman" w:hAnsi="Times New Roman" w:cs="Times New Roman"/>
-      <w:sz w:val="24"/>
-      <w:szCs w:val="24"/>
-      <w:lang w:eastAsia="en-IN"/>
-    </w:rPr>
-  </w:style>
-  <w:style w:type="character" w:styleId="Strong">
-    <w:name w:val="Strong"/>
-    <w:basedOn w:val="DefaultParagraphFont"/>
-    <w:uiPriority w:val="22"/>
-    <w:qFormat/>
-    <w:rsid w:val="002A6481"/>
-    <w:rPr>
-      <w:b/>
-      <w:bCs/>
-    </w:rPr>
-  </w:style>
-  <w:style w:type="character" w:styleId="HTMLCode">
-    <w:name w:val="HTML Code"/>
-    <w:basedOn w:val="DefaultParagraphFont"/>
-    <w:uiPriority w:val="99"/>
-    <w:semiHidden/>
-    <w:unhideWhenUsed/>
-    <w:rsid w:val="002A6481"/>
-    <w:rPr>
-      <w:rFonts w:ascii="Courier New" w:eastAsia="Times New Roman" w:hAnsi="Courier New" w:cs="Courier New"/>
-      <w:sz w:val="20"/>
-      <w:szCs w:val="20"/>
-    </w:rPr>
-  </w:style>
-  <w:style w:type="paragraph" w:styleId="HTMLPreformatted">
-    <w:name w:val="HTML Preformatted"/>
-    <w:basedOn w:val="Normal"/>
-    <w:link w:val="HTMLPreformattedChar"/>
-    <w:uiPriority w:val="99"/>
-    <w:semiHidden/>
-    <w:unhideWhenUsed/>
-    <w:rsid w:val="002A6481"/>
-    <w:pPr>
-      <w:tabs>
-        <w:tab w:val="left" w:pos="916"/>
-        <w:tab w:val="left" w:pos="1832"/>
-        <w:tab w:val="left" w:pos="2748"/>
-        <w:tab w:val="left" w:pos="3664"/>
-        <w:tab w:val="left" w:pos="4580"/>
-        <w:tab w:val="left" w:pos="5496"/>
-        <w:tab w:val="left" w:pos="6412"/>
-        <w:tab w:val="left" w:pos="7328"/>
-        <w:tab w:val="left" w:pos="8244"/>
-        <w:tab w:val="left" w:pos="9160"/>
-        <w:tab w:val="left" w:pos="10076"/>
-        <w:tab w:val="left" w:pos="10992"/>
-        <w:tab w:val="left" w:pos="11908"/>
-        <w:tab w:val="left" w:pos="12824"/>
-        <w:tab w:val="left" w:pos="13740"/>
-        <w:tab w:val="left" w:pos="14656"/>
-      </w:tabs>
-      <w:spacing w:after="0" w:line="240" w:lineRule="auto"/>
-    </w:pPr>
-    <w:rPr>
-      <w:rFonts w:ascii="Courier New" w:eastAsia="Times New Roman" w:hAnsi="Courier New" w:cs="Courier New"/>
-      <w:sz w:val="20"/>
-      <w:szCs w:val="20"/>
-      <w:lang w:eastAsia="en-IN"/>
-    </w:rPr>
-  </w:style>
-  <w:style w:type="character" w:customStyle="1" w:styleId="HTMLPreformattedChar">
-    <w:name w:val="HTML Preformatted Char"/>
-    <w:basedOn w:val="DefaultParagraphFont"/>
-    <w:link w:val="HTMLPreformatted"/>
-    <w:uiPriority w:val="99"/>
-    <w:semiHidden/>
-    <w:rsid w:val="002A6481"/>
-    <w:rPr>
-      <w:rFonts w:ascii="Courier New" w:eastAsia="Times New Roman" w:hAnsi="Courier New" w:cs="Courier New"/>
-      <w:sz w:val="20"/>
-      <w:szCs w:val="20"/>
-      <w:lang w:eastAsia="en-IN"/>
-    </w:rPr>
-  </w:style>
-  <w:style w:type="character" w:customStyle="1" w:styleId="hljs-keyword">
-    <w:name w:val="hljs-keyword"/>
-    <w:basedOn w:val="DefaultParagraphFont"/>
-    <w:rsid w:val="002A6481"/>
-  </w:style>
-  <w:style w:type="character" w:customStyle="1" w:styleId="hljs-builtin">
-    <w:name w:val="hljs-built_in"/>
-    <w:basedOn w:val="DefaultParagraphFont"/>
-    <w:rsid w:val="002A6481"/>
-  </w:style>
-  <w:style w:type="character" w:customStyle="1" w:styleId="hljs-operator">
-    <w:name w:val="hljs-operator"/>
-    <w:basedOn w:val="DefaultParagraphFont"/>
-    <w:rsid w:val="002A6481"/>
-  </w:style>
-  <w:style w:type="character" w:customStyle="1" w:styleId="hljs-string">
-    <w:name w:val="hljs-string"/>
-    <w:basedOn w:val="DefaultParagraphFont"/>
-    <w:rsid w:val="002A6481"/>
-  </w:style>
-  <w:style w:type="character" w:customStyle="1" w:styleId="hljs-number">
-    <w:name w:val="hljs-number"/>
-    <w:basedOn w:val="DefaultParagraphFont"/>
-    <w:rsid w:val="002A6481"/>
-  </w:style>
-  <w:style w:type="character" w:customStyle="1" w:styleId="hljs-title">
-    <w:name w:val="hljs-title"/>
-    <w:basedOn w:val="DefaultParagraphFont"/>
-    <w:rsid w:val="002A6481"/>
-  </w:style>
-  <w:style w:type="character" w:customStyle="1" w:styleId="hljs-params">
-    <w:name w:val="hljs-params"/>
-    <w:basedOn w:val="DefaultParagraphFont"/>
-    <w:rsid w:val="002A6481"/>
-  </w:style>
-  <w:style w:type="character" w:customStyle="1" w:styleId="hljs-literal">
-    <w:name w:val="hljs-literal"/>
-    <w:basedOn w:val="DefaultParagraphFont"/>
-    <w:rsid w:val="002A6481"/>
-  </w:style>
-  <w:style w:type="character" w:customStyle="1" w:styleId="8">
-    <w:name w:val="ͼ8"/>
-    <w:basedOn w:val="DefaultParagraphFont"/>
-    <w:rsid w:val="00F76FB2"/>
-  </w:style>
-</w:styles>
-</file>
-
-<file path=word/stylesWithEffects.xml><?xml version="1.0" encoding="utf-8"?>
-<w:styles xmlns:wpc="http://schemas.microsoft.com/office/word/2010/wordprocessingCanvas" xmlns:mc="http://schemas.openxmlformats.org/markup-compatibility/2006" xmlns:o="urn:schemas-microsoft-com:office:office" xmlns:r="http://schemas.openxmlformats.org/officeDocument/2006/relationships" xmlns:m="http://schemas.openxmlformats.org/officeDocument/2006/math" xmlns:v="urn:schemas-microsoft-com:vml" xmlns:wp14="http://schemas.microsoft.com/office/word/2010/wordprocessingDrawing" xmlns:wp="http://schemas.openxmlformats.org/drawingml/2006/wordprocessingDrawing" xmlns:w10="urn:schemas-microsoft-com:office:word" xmlns:w="http://schemas.openxmlformats.org/wordprocessingml/2006/main" xmlns:w14="http://schemas.microsoft.com/office/word/2010/wordml" xmlns:wpg="http://schemas.microsoft.com/office/word/2010/wordprocessingGroup" xmlns:wpi="http://schemas.microsoft.com/office/word/2010/wordprocessingInk" xmlns:wne="http://schemas.microsoft.com/office/word/2006/wordml" xmlns:wps="http://schemas.microsoft.com/office/word/2010/wordprocessingShape" mc:Ignorable="w14 wp14">
-  <w:docDefaults>
-    <w:rPrDefault>
-      <w:rPr>
-        <w:rFonts w:asciiTheme="minorHAnsi" w:eastAsiaTheme="minorHAnsi" w:hAnsiTheme="minorHAnsi" w:cstheme="minorBidi"/>
-        <w:sz w:val="22"/>
-        <w:szCs w:val="22"/>
-        <w:lang w:val="en-IN" w:eastAsia="en-US" w:bidi="ar-SA"/>
-      </w:rPr>
-    </w:rPrDefault>
-    <w:pPrDefault>
-      <w:pPr>
-        <w:spacing w:after="200" w:line="276" w:lineRule="auto"/>
-      </w:pPr>
-    </w:pPrDefault>
-  </w:docDefaults>
-  <w:latentStyles w:defLockedState="0" w:defUIPriority="99" w:defSemiHidden="1" w:defUnhideWhenUsed="1" w:defQFormat="0" w:count="267">
-    <w:lsdException w:name="Normal" w:semiHidden="0" w:uiPriority="0" w:unhideWhenUsed="0" w:qFormat="1"/>
-    <w:lsdException w:name="heading 1" w:semiHidden="0" w:uiPriority="9" w:unhideWhenUsed="0" w:qFormat="1"/>
-    <w:lsdException w:name="heading 2" w:uiPriority="9" w:qFormat="1"/>
-    <w:lsdException w:name="heading 3" w:uiPriority="9" w:qFormat="1"/>
-    <w:lsdException w:name="heading 4" w:uiPriority="9" w:qFormat="1"/>
-    <w:lsdException w:name="heading 5" w:uiPriority="9" w:qFormat="1"/>
-    <w:lsdException w:name="heading 6" w:uiPriority="9" w:qFormat="1"/>
-    <w:lsdException w:name="heading 7" w:uiPriority="9" w:qFormat="1"/>
-    <w:lsdException w:name="heading 8" w:uiPriority="9" w:qFormat="1"/>
-    <w:lsdException w:name="heading 9" w:uiPriority="9" w:qFormat="1"/>
-    <w:lsdException w:name="toc 1" w:uiPriority="39"/>
-    <w:lsdException w:name="toc 2" w:uiPriority="39"/>
-    <w:lsdException w:name="toc 3" w:uiPriority="39"/>
-    <w:lsdException w:name="toc 4" w:uiPriority="39"/>
-    <w:lsdException w:name="toc 5" w:uiPriority="39"/>
-    <w:lsdException w:name="toc 6" w:uiPriority="39"/>
-    <w:lsdException w:name="toc 7" w:uiPriority="39"/>
-    <w:lsdException w:name="toc 8" w:uiPriority="39"/>
-    <w:lsdException w:name="toc 9" w:uiPriority="39"/>
-    <w:lsdException w:name="caption" w:uiPriority="35" w:qFormat="1"/>
-    <w:lsdException w:name="Title" w:semiHidden="0" w:uiPriority="10" w:unhideWhenUsed="0" w:qFormat="1"/>
-    <w:lsdException w:name="Default Paragraph Font" w:uiPriority="1"/>
-    <w:lsdException w:name="Subtitle" w:semiHidden="0" w:uiPriority="11" w:unhideWhenUsed="0" w:qFormat="1"/>
-    <w:lsdException w:name="Strong" w:semiHidden="0" w:uiPriority="22" w:unhideWhenUsed="0" w:qFormat="1"/>
-    <w:lsdException w:name="Emphasis" w:semiHidden="0" w:uiPriority="20" w:unhideWhenUsed="0" w:qFormat="1"/>
-    <w:lsdException w:name="Table Grid" w:semiHidden="0" w:uiPriority="59" w:unhideWhenUsed="0"/>
-    <w:lsdException w:name="Placeholder Text" w:unhideWhenUsed="0"/>
-    <w:lsdException w:name="No Spacing" w:semiHidden="0" w:uiPriority="1" w:unhideWhenUsed="0" w:qFormat="1"/>
-    <w:lsdException w:name="Light Shading" w:semiHidden="0" w:uiPriority="60" w:unhideWhenUsed="0"/>
-    <w:lsdException w:name="Light List" w:semiHidden="0" w:uiPriority="61" w:unhideWhenUsed="0"/>
-    <w:lsdException w:name="Light Grid" w:semiHidden="0" w:uiPriority="62" w:unhideWhenUsed="0"/>
-    <w:lsdException w:name="Medium Shading 1" w:semiHidden="0" w:uiPriority="63" w:unhideWhenUsed="0"/>
-    <w:lsdException w:name="Medium Shading 2" w:semiHidden="0" w:uiPriority="64" w:unhideWhenUsed="0"/>
-    <w:lsdException w:name="Medium List 1" w:semiHidden="0" w:uiPriority="65" w:unhideWhenUsed="0"/>
-    <w:lsdException w:name="Medium List 2" w:semiHidden="0" w:uiPriority="66" w:unhideWhenUsed="0"/>
-    <w:lsdException w:name="Medium Grid 1" w:semiHidden="0" w:uiPriority="67" w:unhideWhenUsed="0"/>
-    <w:lsdException w:name="Medium Grid 2" w:semiHidden="0" w:uiPriority="68" w:unhideWhenUsed="0"/>
-    <w:lsdException w:name="Medium Grid 3" w:semiHidden="0" w:uiPriority="69" w:unhideWhenUsed="0"/>
-    <w:lsdException w:name="Dark List" w:semiHidden="0" w:uiPriority="70" w:unhideWhenUsed="0"/>
-    <w:lsdException w:name="Colorful Shading" w:semiHidden="0" w:uiPriority="71" w:unhideWhenUsed="0"/>
-    <w:lsdException w:name="Colorful List" w:semiHidden="0" w:uiPriority="72" w:unhideWhenUsed="0"/>
-    <w:lsdException w:name="Colorful Grid" w:semiHidden="0" w:uiPriority="73" w:unhideWhenUsed="0"/>
-    <w:lsdException w:name="Light Shading Accent 1" w:semiHidden="0" w:uiPriority="60" w:unhideWhenUsed="0"/>
-    <w:lsdException w:name="Light List Accent 1" w:semiHidden="0" w:uiPriority="61" w:unhideWhenUsed="0"/>
-    <w:lsdException w:name="Light Grid Accent 1" w:semiHidden="0" w:uiPriority="62" w:unhideWhenUsed="0"/>
-    <w:lsdException w:name="Medium Shading 1 Accent 1" w:semiHidden="0" w:uiPriority="63" w:unhideWhenUsed="0"/>
-    <w:lsdException w:name="Medium Shading 2 Accent 1" w:semiHidden="0" w:uiPriority="64" w:unhideWhenUsed="0"/>
-    <w:lsdException w:name="Medium List 1 Accent 1" w:semiHidden="0" w:uiPriority="65" w:unhideWhenUsed="0"/>
-    <w:lsdException w:name="Revision" w:unhideWhenUsed="0"/>
-    <w:lsdException w:name="List Paragraph" w:semiHidden="0" w:uiPriority="34" w:unhideWhenUsed="0" w:qFormat="1"/>
-    <w:lsdException w:name="Quote" w:semiHidden="0" w:uiPriority="29" w:unhideWhenUsed="0" w:qFormat="1"/>
-    <w:lsdException w:name="Intense Quote" w:semiHidden="0" w:uiPriority="30" w:unhideWhenUsed="0" w:qFormat="1"/>
-    <w:lsdException w:name="Medium List 2 Accent 1" w:semiHidden="0" w:uiPriority="66" w:unhideWhenUsed="0"/>
-    <w:lsdException w:name="Medium Grid 1 Accent 1" w:semiHidden="0" w:uiPriority="67" w:unhideWhenUsed="0"/>
-    <w:lsdException w:name="Medium Grid 2 Accent 1" w:semiHidden="0" w:uiPriority="68" w:unhideWhenUsed="0"/>
-    <w:lsdException w:name="Medium Grid 3 Accent 1" w:semiHidden="0" w:uiPriority="69" w:unhideWhenUsed="0"/>
-    <w:lsdException w:name="Dark List Accent 1" w:semiHidden="0" w:uiPriority="70" w:unhideWhenUsed="0"/>
-    <w:lsdException w:name="Colorful Shading Accent 1" w:semiHidden="0" w:uiPriority="71" w:unhideWhenUsed="0"/>
-    <w:lsdException w:name="Colorful List Accent 1" w:semiHidden="0" w:uiPriority="72" w:unhideWhenUsed="0"/>
-    <w:lsdException w:name="Colorful Grid Accent 1" w:semiHidden="0" w:uiPriority="73" w:unhideWhenUsed="0"/>
-    <w:lsdException w:name="Light Shading Accent 2" w:semiHidden="0" w:uiPriority="60" w:unhideWhenUsed="0"/>
-    <w:lsdException w:name="Light List Accent 2" w:semiHidden="0" w:uiPriority="61" w:unhideWhenUsed="0"/>
-    <w:lsdException w:name="Light Grid Accent 2" w:semiHidden="0" w:uiPriority="62" w:unhideWhenUsed="0"/>
-    <w:lsdException w:name="Medium Shading 1 Accent 2" w:semiHidden="0" w:uiPriority="63" w:unhideWhenUsed="0"/>
-    <w:lsdException w:name="Medium Shading 2 Accent 2" w:semiHidden="0" w:uiPriority="64" w:unhideWhenUsed="0"/>
-    <w:lsdException w:name="Medium List 1 Accent 2" w:semiHidden="0" w:uiPriority="65" w:unhideWhenUsed="0"/>
-    <w:lsdException w:name="Medium List 2 Accent 2" w:semiHidden="0" w:uiPriority="66" w:unhideWhenUsed="0"/>
-    <w:lsdException w:name="Medium Grid 1 Accent 2" w:semiHidden="0" w:uiPriority="67" w:unhideWhenUsed="0"/>
-    <w:lsdException w:name="Medium Grid 2 Accent 2" w:semiHidden="0" w:uiPriority="68" w:unhideWhenUsed="0"/>
-    <w:lsdException w:name="Medium Grid 3 Accent 2" w:semiHidden="0" w:uiPriority="69" w:unhideWhenUsed="0"/>
-    <w:lsdException w:name="Dark List Accent 2" w:semiHidden="0" w:uiPriority="70" w:unhideWhenUsed="0"/>
-    <w:lsdException w:name="Colorful Shading Accent 2" w:semiHidden="0" w:uiPriority="71" w:unhideWhenUsed="0"/>
-    <w:lsdException w:name="Colorful List Accent 2" w:semiHidden="0" w:uiPriority="72" w:unhideWhenUsed="0"/>
-    <w:lsdException w:name="Colorful Grid Accent 2" w:semiHidden="0" w:uiPriority="73" w:unhideWhenUsed="0"/>
-    <w:lsdException w:name="Light Shading Accent 3" w:semiHidden="0" w:uiPriority="60" w:unhideWhenUsed="0"/>
-    <w:lsdException w:name="Light List Accent 3" w:semiHidden="0" w:uiPriority="61" w:unhideWhenUsed="0"/>
-    <w:lsdException w:name="Light Grid Accent 3" w:semiHidden="0" w:uiPriority="62" w:unhideWhenUsed="0"/>
-    <w:lsdException w:name="Medium Shading 1 Accent 3" w:semiHidden="0" w:uiPriority="63" w:unhideWhenUsed="0"/>
-    <w:lsdException w:name="Medium Shading 2 Accent 3" w:semiHidden="0" w:uiPriority="64" w:unhideWhenUsed="0"/>
-    <w:lsdException w:name="Medium List 1 Accent 3" w:semiHidden="0" w:uiPriority="65" w:unhideWhenUsed="0"/>
-    <w:lsdException w:name="Medium List 2 Accent 3" w:semiHidden="0" w:uiPriority="66" w:unhideWhenUsed="0"/>
-    <w:lsdException w:name="Medium Grid 1 Accent 3" w:semiHidden="0" w:uiPriority="67" w:unhideWhenUsed="0"/>
-    <w:lsdException w:name="Medium Grid 2 Accent 3" w:semiHidden="0" w:uiPriority="68" w:unhideWhenUsed="0"/>
-    <w:lsdException w:name="Medium Grid 3 Accent 3" w:semiHidden="0" w:uiPriority="69" w:unhideWhenUsed="0"/>
-    <w:lsdException w:name="Dark List Accent 3" w:semiHidden="0" w:uiPriority="70" w:unhideWhenUsed="0"/>
-    <w:lsdException w:name="Colorful Shading Accent 3" w:semiHidden="0" w:uiPriority="71" w:unhideWhenUsed="0"/>
-    <w:lsdException w:name="Colorful List Accent 3" w:semiHidden="0" w:uiPriority="72" w:unhideWhenUsed="0"/>
-    <w:lsdException w:name="Colorful Grid Accent 3" w:semiHidden="0" w:uiPriority="73" w:unhideWhenUsed="0"/>
-    <w:lsdException w:name="Light Shading Accent 4" w:semiHidden="0" w:uiPriority="60" w:unhideWhenUsed="0"/>
-    <w:lsdException w:name="Light List Accent 4" w:semiHidden="0" w:uiPriority="61" w:unhideWhenUsed="0"/>
-    <w:lsdException w:name="Light Grid Accent 4" w:semiHidden="0" w:uiPriority="62" w:unhideWhenUsed="0"/>
-    <w:lsdException w:name="Medium Shading 1 Accent 4" w:semiHidden="0" w:uiPriority="63" w:unhideWhenUsed="0"/>
-    <w:lsdException w:name="Medium Shading 2 Accent 4" w:semiHidden="0" w:uiPriority="64" w:unhideWhenUsed="0"/>
-    <w:lsdException w:name="Medium List 1 Accent 4" w:semiHidden="0" w:uiPriority="65" w:unhideWhenUsed="0"/>
-    <w:lsdException w:name="Medium List 2 Accent 4" w:semiHidden="0" w:uiPriority="66" w:unhideWhenUsed="0"/>
-    <w:lsdException w:name="Medium Grid 1 Accent 4" w:semiHidden="0" w:uiPriority="67" w:unhideWhenUsed="0"/>
-    <w:lsdException w:name="Medium Grid 2 Accent 4" w:semiHidden="0" w:uiPriority="68" w:unhideWhenUsed="0"/>
-    <w:lsdException w:name="Medium Grid 3 Accent 4" w:semiHidden="0" w:uiPriority="69" w:unhideWhenUsed="0"/>
-    <w:lsdException w:name="Dark List Accent 4" w:semiHidden="0" w:uiPriority="70" w:unhideWhenUsed="0"/>
-    <w:lsdException w:name="Colorful Shading Accent 4" w:semiHidden="0" w:uiPriority="71" w:unhideWhenUsed="0"/>
-    <w:lsdException w:name="Colorful List Accent 4" w:semiHidden="0" w:uiPriority="72" w:unhideWhenUsed="0"/>
-    <w:lsdException w:name="Colorful Grid Accent 4" w:semiHidden="0" w:uiPriority="73" w:unhideWhenUsed="0"/>
-    <w:lsdException w:name="Light Shading Accent 5" w:semiHidden="0" w:uiPriority="60" w:unhideWhenUsed="0"/>
-    <w:lsdException w:name="Light List Accent 5" w:semiHidden="0" w:uiPriority="61" w:unhideWhenUsed="0"/>
-    <w:lsdException w:name="Light Grid Accent 5" w:semiHidden="0" w:uiPriority="62" w:unhideWhenUsed="0"/>
-    <w:lsdException w:name="Medium Shading 1 Accent 5" w:semiHidden="0" w:uiPriority="63" w:unhideWhenUsed="0"/>
-    <w:lsdException w:name="Medium Shading 2 Accent 5" w:semiHidden="0" w:uiPriority="64" w:unhideWhenUsed="0"/>
-    <w:lsdException w:name="Medium List 1 Accent 5" w:semiHidden="0" w:uiPriority="65" w:unhideWhenUsed="0"/>
-    <w:lsdException w:name="Medium List 2 Accent 5" w:semiHidden="0" w:uiPriority="66" w:unhideWhenUsed="0"/>
-    <w:lsdException w:name="Medium Grid 1 Accent 5" w:semiHidden="0" w:uiPriority="67" w:unhideWhenUsed="0"/>
-    <w:lsdException w:name="Medium Grid 2 Accent 5" w:semiHidden="0" w:uiPriority="68" w:unhideWhenUsed="0"/>
-    <w:lsdException w:name="Medium Grid 3 Accent 5" w:semiHidden="0" w:uiPriority="69" w:unhideWhenUsed="0"/>
-    <w:lsdException w:name="Dark List Accent 5" w:semiHidden="0" w:uiPriority="70" w:unhideWhenUsed="0"/>
-    <w:lsdException w:name="Colorful Shading Accent 5" w:semiHidden="0" w:uiPriority="71" w:unhideWhenUsed="0"/>
-    <w:lsdException w:name="Colorful List Accent 5" w:semiHidden="0" w:uiPriority="72" w:unhideWhenUsed="0"/>
-    <w:lsdException w:name="Colorful Grid Accent 5" w:semiHidden="0" w:uiPriority="73" w:unhideWhenUsed="0"/>
-    <w:lsdException w:name="Light Shading Accent 6" w:semiHidden="0" w:uiPriority="60" w:unhideWhenUsed="0"/>
-    <w:lsdException w:name="Light List Accent 6" w:semiHidden="0" w:uiPriority="61" w:unhideWhenUsed="0"/>
-    <w:lsdException w:name="Light Grid Accent 6" w:semiHidden="0" w:uiPriority="62" w:unhideWhenUsed="0"/>
-    <w:lsdException w:name="Medium Shading 1 Accent 6" w:semiHidden="0" w:uiPriority="63" w:unhideWhenUsed="0"/>
-    <w:lsdException w:name="Medium Shading 2 Accent 6" w:semiHidden="0" w:uiPriority="64" w:unhideWhenUsed="0"/>
-    <w:lsdException w:name="Medium List 1 Accent 6" w:semiHidden="0" w:uiPriority="65" w:unhideWhenUsed="0"/>
-    <w:lsdException w:name="Medium List 2 Accent 6" w:semiHidden="0" w:uiPriority="66" w:unhideWhenUsed="0"/>
-    <w:lsdException w:name="Medium Grid 1 Accent 6" w:semiHidden="0" w:uiPriority="67" w:unhideWhenUsed="0"/>
-    <w:lsdException w:name="Medium Grid 2 Accent 6" w:semiHidden="0" w:uiPriority="68" w:unhideWhenUsed="0"/>
-    <w:lsdException w:name="Medium Grid 3 Accent 6" w:semiHidden="0" w:uiPriority="69" w:unhideWhenUsed="0"/>
-    <w:lsdException w:name="Dark List Accent 6" w:semiHidden="0" w:uiPriority="70" w:unhideWhenUsed="0"/>
-    <w:lsdException w:name="Colorful Shading Accent 6" w:semiHidden="0" w:uiPriority="71" w:unhideWhenUsed="0"/>
-    <w:lsdException w:name="Colorful List Accent 6" w:semiHidden="0" w:uiPriority="72" w:unhideWhenUsed="0"/>
-    <w:lsdException w:name="Colorful Grid Accent 6" w:semiHidden="0" w:uiPriority="73" w:unhideWhenUsed="0"/>
-    <w:lsdException w:name="Subtle Emphasis" w:semiHidden="0" w:uiPriority="19" w:unhideWhenUsed="0" w:qFormat="1"/>
-    <w:lsdException w:name="Intense Emphasis" w:semiHidden="0" w:uiPriority="21" w:unhideWhenUsed="0" w:qFormat="1"/>
-    <w:lsdException w:name="Subtle Reference" w:semiHidden="0" w:uiPriority="31" w:unhideWhenUsed="0" w:qFormat="1"/>
-    <w:lsdException w:name="Intense Reference" w:semiHidden="0" w:uiPriority="32" w:unhideWhenUsed="0" w:qFormat="1"/>
-    <w:lsdException w:name="Book Title" w:semiHidden="0" w:uiPriority="33" w:unhideWhenUsed="0" w:qFormat="1"/>
-    <w:lsdException w:name="Bibliography" w:uiPriority="37"/>
-    <w:lsdException w:name="TOC Heading" w:uiPriority="39" w:qFormat="1"/>
-  </w:latentStyles>
-  <w:style w:type="paragraph" w:default="1" w:styleId="Normal">
-    <w:name w:val="Normal"/>
-    <w:qFormat/>
-  </w:style>
-  <w:style w:type="paragraph" w:styleId="Heading1">
-    <w:name w:val="heading 1"/>
-    <w:basedOn w:val="Normal"/>
-    <w:link w:val="Heading1Char"/>
-    <w:uiPriority w:val="9"/>
-    <w:qFormat/>
-    <w:rsid w:val="002A6481"/>
-    <w:pPr>
-      <w:spacing w:before="100" w:beforeAutospacing="1" w:after="100" w:afterAutospacing="1" w:line="240" w:lineRule="auto"/>
-      <w:outlineLvl w:val="0"/>
-    </w:pPr>
-    <w:rPr>
-      <w:rFonts w:ascii="Times New Roman" w:eastAsia="Times New Roman" w:hAnsi="Times New Roman" w:cs="Times New Roman"/>
-      <w:b/>
-      <w:bCs/>
-      <w:kern w:val="36"/>
-      <w:sz w:val="48"/>
-      <w:szCs w:val="48"/>
-      <w:lang w:eastAsia="en-IN"/>
-    </w:rPr>
-  </w:style>
-  <w:style w:type="paragraph" w:styleId="Heading2">
-    <w:name w:val="heading 2"/>
-    <w:basedOn w:val="Normal"/>
-    <w:link w:val="Heading2Char"/>
-    <w:uiPriority w:val="9"/>
-    <w:qFormat/>
-    <w:rsid w:val="002A6481"/>
-    <w:pPr>
-      <w:spacing w:before="100" w:beforeAutospacing="1" w:after="100" w:afterAutospacing="1" w:line="240" w:lineRule="auto"/>
-      <w:outlineLvl w:val="1"/>
-    </w:pPr>
-    <w:rPr>
-      <w:rFonts w:ascii="Times New Roman" w:eastAsia="Times New Roman" w:hAnsi="Times New Roman" w:cs="Times New Roman"/>
-      <w:b/>
-      <w:bCs/>
-      <w:sz w:val="36"/>
-      <w:szCs w:val="36"/>
-      <w:lang w:eastAsia="en-IN"/>
-    </w:rPr>
-  </w:style>
-  <w:style w:type="paragraph" w:styleId="Heading3">
-    <w:name w:val="heading 3"/>
-    <w:basedOn w:val="Normal"/>
-    <w:link w:val="Heading3Char"/>
-    <w:uiPriority w:val="9"/>
-    <w:qFormat/>
-    <w:rsid w:val="002A6481"/>
-    <w:pPr>
-      <w:spacing w:before="100" w:beforeAutospacing="1" w:after="100" w:afterAutospacing="1" w:line="240" w:lineRule="auto"/>
-      <w:outlineLvl w:val="2"/>
-    </w:pPr>
-    <w:rPr>
-      <w:rFonts w:ascii="Times New Roman" w:eastAsia="Times New Roman" w:hAnsi="Times New Roman" w:cs="Times New Roman"/>
-      <w:b/>
-      <w:bCs/>
-      <w:sz w:val="27"/>
-      <w:szCs w:val="27"/>
-      <w:lang w:eastAsia="en-IN"/>
-    </w:rPr>
-  </w:style>
-  <w:style w:type="character" w:default="1" w:styleId="DefaultParagraphFont">
-    <w:name w:val="Default Paragraph Font"/>
-    <w:uiPriority w:val="1"/>
-    <w:semiHidden/>
-    <w:unhideWhenUsed/>
-  </w:style>
-  <w:style w:type="table" w:default="1" w:styleId="TableNormal">
-    <w:name w:val="Normal Table"/>
-    <w:uiPriority w:val="99"/>
-    <w:semiHidden/>
-    <w:unhideWhenUsed/>
-    <w:tblPr>
-      <w:tblInd w:w="0" w:type="dxa"/>
-      <w:tblCellMar>
-        <w:top w:w="0" w:type="dxa"/>
-        <w:left w:w="108" w:type="dxa"/>
-        <w:bottom w:w="0" w:type="dxa"/>
-        <w:right w:w="108" w:type="dxa"/>
-      </w:tblCellMar>
-    </w:tblPr>
-  </w:style>
-  <w:style w:type="numbering" w:default="1" w:styleId="NoList">
-    <w:name w:val="No List"/>
-    <w:uiPriority w:val="99"/>
-    <w:semiHidden/>
-    <w:unhideWhenUsed/>
-  </w:style>
-  <w:style w:type="table" w:styleId="TableGrid">
-    <w:name w:val="Table Grid"/>
-    <w:basedOn w:val="TableNormal"/>
-    <w:uiPriority w:val="59"/>
-    <w:rsid w:val="00324FEE"/>
-    <w:pPr>
-      <w:spacing w:after="0" w:line="240" w:lineRule="auto"/>
-    </w:pPr>
-    <w:tblPr>
-      <w:tblInd w:w="0" w:type="dxa"/>
-      <w:tblBorders>
-        <w:top w:val="single" w:sz="4" w:space="0" w:color="auto"/>
-        <w:left w:val="single" w:sz="4" w:space="0" w:color="auto"/>
-        <w:bottom w:val="single" w:sz="4" w:space="0" w:color="auto"/>
-        <w:right w:val="single" w:sz="4" w:space="0" w:color="auto"/>
-        <w:insideH w:val="single" w:sz="4" w:space="0" w:color="auto"/>
-        <w:insideV w:val="single" w:sz="4" w:space="0" w:color="auto"/>
-      </w:tblBorders>
-      <w:tblCellMar>
-        <w:top w:w="0" w:type="dxa"/>
-        <w:left w:w="108" w:type="dxa"/>
-        <w:bottom w:w="0" w:type="dxa"/>
-        <w:right w:w="108" w:type="dxa"/>
-      </w:tblCellMar>
     </w:tblPr>
   </w:style>
   <w:style w:type="character" w:customStyle="1" w:styleId="Heading1Char">
